--- a/documents/Отчет по СПО (проект 2).docx
+++ b/documents/Отчет по СПО (проект 2).docx
@@ -37,7 +37,15 @@
         <w:t xml:space="preserve">Участники: </w:t>
       </w:r>
       <w:r>
-        <w:t>Гузаирова О. Р., Ходжакулыев Р. Р., Жужлева К. А., Шульга М. А.</w:t>
+        <w:t xml:space="preserve">Гузаирова О. Р., </w:t>
+      </w:r>
+      <w:proofErr w:type="spellStart"/>
+      <w:r>
+        <w:t>Ходжакулыев</w:t>
+      </w:r>
+      <w:proofErr w:type="spellEnd"/>
+      <w:r>
+        <w:t xml:space="preserve"> Р. Р., Жужлева К. А., Шульга М. А.</w:t>
       </w:r>
       <w:r>
         <w:t>, Крестин К.</w:t>
@@ -61,12 +69,14 @@
       <w:r>
         <w:t>Трекер финансов «</w:t>
       </w:r>
+      <w:proofErr w:type="spellStart"/>
       <w:r>
         <w:rPr>
           <w:lang w:val="en-US"/>
         </w:rPr>
         <w:t>Goblincore</w:t>
       </w:r>
+      <w:proofErr w:type="spellEnd"/>
       <w:r>
         <w:t>»</w:t>
       </w:r>
@@ -85,8 +95,13 @@
       </w:r>
       <w:r>
         <w:tab/>
-        <w:t>База данных: PostgreSQL</w:t>
-      </w:r>
+        <w:t xml:space="preserve">База данных: </w:t>
+      </w:r>
+      <w:proofErr w:type="spellStart"/>
+      <w:r>
+        <w:t>PostgreSQL</w:t>
+      </w:r>
+      <w:proofErr w:type="spellEnd"/>
     </w:p>
     <w:p>
       <w:pPr>
@@ -107,13 +122,41 @@
         <w:tab/>
         <w:t xml:space="preserve">Backend: </w:t>
       </w:r>
+      <w:proofErr w:type="spellStart"/>
       <w:r>
         <w:rPr>
           <w:rFonts w:cs="Times New Roman"/>
           <w:szCs w:val="28"/>
           <w:lang w:val="en-US"/>
         </w:rPr>
-        <w:t>fastAPI, Python, PrismaORM, Vite</w:t>
+        <w:t>fastAPI</w:t>
+      </w:r>
+      <w:proofErr w:type="spellEnd"/>
+      <w:r>
+        <w:rPr>
+          <w:rFonts w:cs="Times New Roman"/>
+          <w:szCs w:val="28"/>
+          <w:lang w:val="en-US"/>
+        </w:rPr>
+        <w:t xml:space="preserve">, Python, </w:t>
+      </w:r>
+      <w:proofErr w:type="spellStart"/>
+      <w:r>
+        <w:rPr>
+          <w:rFonts w:cs="Times New Roman"/>
+          <w:szCs w:val="28"/>
+          <w:lang w:val="en-US"/>
+        </w:rPr>
+        <w:t>PrismaORM</w:t>
+      </w:r>
+      <w:proofErr w:type="spellEnd"/>
+      <w:r>
+        <w:rPr>
+          <w:rFonts w:cs="Times New Roman"/>
+          <w:szCs w:val="28"/>
+          <w:lang w:val="en-US"/>
+        </w:rPr>
+        <w:t>, Vite</w:t>
       </w:r>
     </w:p>
     <w:p>
@@ -145,51 +188,33 @@
       </w:r>
     </w:p>
     <w:p>
-      <w:pPr>
+      <w:r>
+        <w:t>•</w:t>
+      </w:r>
+      <w:r>
+        <w:tab/>
+      </w:r>
+      <w:r>
         <w:rPr>
           <w:lang w:val="en-US"/>
         </w:rPr>
-      </w:pPr>
-      <w:r>
-        <w:rPr>
-          <w:lang w:val="en-US"/>
-        </w:rPr>
-        <w:t>•</w:t>
-      </w:r>
-      <w:r>
-        <w:rPr>
-          <w:lang w:val="en-US"/>
-        </w:rPr>
-        <w:tab/>
         <w:t>UI</w:t>
       </w:r>
       <w:r>
-        <w:rPr>
-          <w:lang w:val="en-US"/>
-        </w:rPr>
         <w:t xml:space="preserve">: </w:t>
       </w:r>
       <w:r>
-        <w:rPr>
-          <w:lang w:val="en-US"/>
-        </w:rPr>
-        <w:t>Bootstrap?</w:t>
+        <w:t>собственная библиотека</w:t>
       </w:r>
     </w:p>
     <w:p>
       <w:pPr>
         <w:pStyle w:val="2"/>
-        <w:rPr>
-          <w:lang w:val="en-US"/>
-        </w:rPr>
       </w:pPr>
       <w:r>
         <w:t>Функциональные</w:t>
       </w:r>
       <w:r>
-        <w:rPr>
-          <w:lang w:val="en-US"/>
-        </w:rPr>
         <w:t xml:space="preserve"> </w:t>
       </w:r>
       <w:r>
@@ -280,10 +305,7 @@
         <w:t>Выводить список доступных категорий расходов с указанием названия</w:t>
       </w:r>
       <w:r>
-        <w:t xml:space="preserve">, </w:t>
-      </w:r>
-      <w:r>
-        <w:t>описания (опционально)</w:t>
+        <w:t>, описания (опционально)</w:t>
       </w:r>
       <w:r>
         <w:t xml:space="preserve">, суммы лимита и остатка в текущем </w:t>
@@ -314,13 +336,7 @@
         <w:t>описания</w:t>
       </w:r>
       <w:r>
-        <w:t xml:space="preserve"> (</w:t>
-      </w:r>
-      <w:r>
-        <w:t>опционально</w:t>
-      </w:r>
-      <w:r>
-        <w:t>)</w:t>
+        <w:t xml:space="preserve"> (опционально)</w:t>
       </w:r>
       <w:r>
         <w:t>;</w:t>
@@ -419,6 +435,155 @@
       <w:r>
         <w:tab/>
         <w:t>База данных должна выдерживать нагрузку при увеличении числа пользователей сайта.</w:t>
+      </w:r>
+    </w:p>
+    <w:p>
+      <w:pPr>
+        <w:pStyle w:val="2"/>
+      </w:pPr>
+      <w:proofErr w:type="spellStart"/>
+      <w:r>
+        <w:rPr>
+          <w:lang w:val="en-US"/>
+        </w:rPr>
+        <w:lastRenderedPageBreak/>
+        <w:t>UseCase</w:t>
+      </w:r>
+      <w:proofErr w:type="spellEnd"/>
+      <w:r>
+        <w:rPr>
+          <w:lang w:val="en-US"/>
+        </w:rPr>
+        <w:t xml:space="preserve"> </w:t>
+      </w:r>
+      <w:r>
+        <w:t>диаграмма</w:t>
+      </w:r>
+    </w:p>
+    <w:p>
+      <w:pPr>
+        <w:pStyle w:val="a6"/>
+      </w:pPr>
+      <w:r>
+        <w:rPr>
+          <w:noProof/>
+        </w:rPr>
+        <w:drawing>
+          <wp:inline distT="0" distB="0" distL="0" distR="0" wp14:anchorId="59E49C88" wp14:editId="5C59B394">
+            <wp:extent cx="6361044" cy="5182291"/>
+            <wp:effectExtent l="0" t="0" r="1905" b="0"/>
+            <wp:docPr id="266444492" name="Рисунок 1"/>
+            <wp:cNvGraphicFramePr>
+              <a:graphicFrameLocks xmlns:a="http://schemas.openxmlformats.org/drawingml/2006/main" noChangeAspect="1"/>
+            </wp:cNvGraphicFramePr>
+            <a:graphic xmlns:a="http://schemas.openxmlformats.org/drawingml/2006/main">
+              <a:graphicData uri="http://schemas.openxmlformats.org/drawingml/2006/picture">
+                <pic:pic xmlns:pic="http://schemas.openxmlformats.org/drawingml/2006/picture">
+                  <pic:nvPicPr>
+                    <pic:cNvPr id="266444492" name="Рисунок 266444492"/>
+                    <pic:cNvPicPr/>
+                  </pic:nvPicPr>
+                  <pic:blipFill>
+                    <a:blip r:embed="rId6">
+                      <a:extLst>
+                        <a:ext uri="{28A0092B-C50C-407E-A947-70E740481C1C}">
+                          <a14:useLocalDpi xmlns:a14="http://schemas.microsoft.com/office/drawing/2010/main" val="0"/>
+                        </a:ext>
+                      </a:extLst>
+                    </a:blip>
+                    <a:stretch>
+                      <a:fillRect/>
+                    </a:stretch>
+                  </pic:blipFill>
+                  <pic:spPr>
+                    <a:xfrm>
+                      <a:off x="0" y="0"/>
+                      <a:ext cx="6368577" cy="5188428"/>
+                    </a:xfrm>
+                    <a:prstGeom prst="rect">
+                      <a:avLst/>
+                    </a:prstGeom>
+                  </pic:spPr>
+                </pic:pic>
+              </a:graphicData>
+            </a:graphic>
+          </wp:inline>
+        </w:drawing>
+      </w:r>
+    </w:p>
+    <w:p>
+      <w:pPr>
+        <w:pStyle w:val="2"/>
+      </w:pPr>
+      <w:r>
+        <w:rPr>
+          <w:lang w:val="en-US"/>
+        </w:rPr>
+        <w:t>User</w:t>
+      </w:r>
+      <w:r>
+        <w:t xml:space="preserve"> </w:t>
+      </w:r>
+      <w:r>
+        <w:rPr>
+          <w:lang w:val="en-US"/>
+        </w:rPr>
+        <w:t xml:space="preserve">Story Map </w:t>
+      </w:r>
+      <w:r>
+        <w:t>диаграмма</w:t>
+      </w:r>
+    </w:p>
+    <w:p>
+      <w:pPr>
+        <w:pStyle w:val="a6"/>
+      </w:pPr>
+      <w:r>
+        <w:rPr>
+          <w:noProof/>
+        </w:rPr>
+        <w:lastRenderedPageBreak/>
+        <w:drawing>
+          <wp:inline distT="0" distB="0" distL="0" distR="0" wp14:anchorId="2487C885" wp14:editId="0823010F">
+            <wp:extent cx="6299420" cy="3420302"/>
+            <wp:effectExtent l="0" t="0" r="6350" b="8890"/>
+            <wp:docPr id="1849745662" name="Рисунок 2"/>
+            <wp:cNvGraphicFramePr>
+              <a:graphicFrameLocks xmlns:a="http://schemas.openxmlformats.org/drawingml/2006/main" noChangeAspect="1"/>
+            </wp:cNvGraphicFramePr>
+            <a:graphic xmlns:a="http://schemas.openxmlformats.org/drawingml/2006/main">
+              <a:graphicData uri="http://schemas.openxmlformats.org/drawingml/2006/picture">
+                <pic:pic xmlns:pic="http://schemas.openxmlformats.org/drawingml/2006/picture">
+                  <pic:nvPicPr>
+                    <pic:cNvPr id="1849745662" name="Рисунок 1849745662"/>
+                    <pic:cNvPicPr/>
+                  </pic:nvPicPr>
+                  <pic:blipFill>
+                    <a:blip r:embed="rId7" cstate="print">
+                      <a:extLst>
+                        <a:ext uri="{28A0092B-C50C-407E-A947-70E740481C1C}">
+                          <a14:useLocalDpi xmlns:a14="http://schemas.microsoft.com/office/drawing/2010/main" val="0"/>
+                        </a:ext>
+                      </a:extLst>
+                    </a:blip>
+                    <a:stretch>
+                      <a:fillRect/>
+                    </a:stretch>
+                  </pic:blipFill>
+                  <pic:spPr>
+                    <a:xfrm>
+                      <a:off x="0" y="0"/>
+                      <a:ext cx="6299420" cy="3420302"/>
+                    </a:xfrm>
+                    <a:prstGeom prst="rect">
+                      <a:avLst/>
+                    </a:prstGeom>
+                  </pic:spPr>
+                </pic:pic>
+              </a:graphicData>
+            </a:graphic>
+          </wp:inline>
+        </w:drawing>
       </w:r>
     </w:p>
     <w:p>
@@ -885,10 +1050,7 @@
               <w:t>Сортировка</w:t>
             </w:r>
             <w:r>
-              <w:t xml:space="preserve"> </w:t>
-            </w:r>
-            <w:r>
-              <w:t>доходов</w:t>
+              <w:t xml:space="preserve"> доходов</w:t>
             </w:r>
           </w:p>
         </w:tc>
@@ -954,10 +1116,7 @@
               <w:t>Поиск</w:t>
             </w:r>
             <w:r>
-              <w:t xml:space="preserve"> </w:t>
-            </w:r>
-            <w:r>
-              <w:t>доходов</w:t>
+              <w:t xml:space="preserve"> доходов</w:t>
             </w:r>
           </w:p>
         </w:tc>
@@ -991,7 +1150,6 @@
               <w:rPr>
                 <w:lang w:val="en-US"/>
               </w:rPr>
-              <w:lastRenderedPageBreak/>
               <w:t>TSK-0</w:t>
             </w:r>
             <w:r>
@@ -1118,6 +1276,7 @@
               <w:rPr>
                 <w:lang w:val="en-US"/>
               </w:rPr>
+              <w:lastRenderedPageBreak/>
               <w:t>TSK-</w:t>
             </w:r>
             <w:r>
@@ -1147,13 +1306,7 @@
               <w:pStyle w:val="aa"/>
             </w:pPr>
             <w:r>
-              <w:t xml:space="preserve">Удаление </w:t>
-            </w:r>
-            <w:r>
-              <w:t xml:space="preserve">добавленного </w:t>
-            </w:r>
-            <w:r>
-              <w:t>зачисления</w:t>
+              <w:t>Удаление добавленного зачисления</w:t>
             </w:r>
           </w:p>
         </w:tc>
@@ -1424,10 +1577,7 @@
               <w:pStyle w:val="aa"/>
             </w:pPr>
             <w:r>
-              <w:t xml:space="preserve">Отображение карточки с информацией о списании средств с указанием получателя, категории, суммы, даты и времени списания и описания </w:t>
-            </w:r>
-            <w:r>
-              <w:t>(опционально)</w:t>
+              <w:t>Отображение карточки с информацией о списании средств с указанием получателя, категории, суммы, даты и времени списания и описания (опционально)</w:t>
             </w:r>
           </w:p>
         </w:tc>
@@ -1540,13 +1690,7 @@
               <w:pStyle w:val="aa"/>
             </w:pPr>
             <w:r>
-              <w:t>Сортировка</w:t>
-            </w:r>
-            <w:r>
-              <w:t xml:space="preserve"> </w:t>
-            </w:r>
-            <w:r>
-              <w:t>расходов</w:t>
+              <w:t>Сортировка расходов</w:t>
             </w:r>
           </w:p>
         </w:tc>
@@ -1559,19 +1703,7 @@
               <w:pStyle w:val="aa"/>
             </w:pPr>
             <w:r>
-              <w:t xml:space="preserve">Сортировка </w:t>
-            </w:r>
-            <w:r>
-              <w:t>списаний</w:t>
-            </w:r>
-            <w:r>
-              <w:t xml:space="preserve"> по новизне/сумме/</w:t>
-            </w:r>
-            <w:r>
-              <w:t>получателю</w:t>
-            </w:r>
-            <w:r>
-              <w:t>/категории</w:t>
+              <w:t>Сортировка списаний по новизне/сумме/получателю/категории</w:t>
             </w:r>
           </w:p>
         </w:tc>
@@ -1621,13 +1753,7 @@
               <w:pStyle w:val="aa"/>
             </w:pPr>
             <w:r>
-              <w:t>Поиск</w:t>
-            </w:r>
-            <w:r>
-              <w:t xml:space="preserve"> </w:t>
-            </w:r>
-            <w:r>
-              <w:t>расходов</w:t>
+              <w:t>Поиск расходов</w:t>
             </w:r>
           </w:p>
         </w:tc>
@@ -1640,19 +1766,7 @@
               <w:pStyle w:val="aa"/>
             </w:pPr>
             <w:r>
-              <w:t xml:space="preserve">Поиск произошедшего </w:t>
-            </w:r>
-            <w:r>
-              <w:t>списания</w:t>
-            </w:r>
-            <w:r>
-              <w:t xml:space="preserve"> по </w:t>
-            </w:r>
-            <w:r>
-              <w:t>получателю</w:t>
-            </w:r>
-            <w:r>
-              <w:t>, категории, описанию или сумме</w:t>
+              <w:t>Поиск произошедшего списания по получателю, категории, описанию или сумме</w:t>
             </w:r>
           </w:p>
         </w:tc>
@@ -1702,10 +1816,7 @@
               <w:pStyle w:val="aa"/>
             </w:pPr>
             <w:r>
-              <w:t xml:space="preserve">Добавление </w:t>
-            </w:r>
-            <w:r>
-              <w:t>записи о расходе</w:t>
+              <w:t>Добавление записи о расходе</w:t>
             </w:r>
           </w:p>
         </w:tc>
@@ -1831,13 +1942,7 @@
               <w:pStyle w:val="aa"/>
             </w:pPr>
             <w:r>
-              <w:t>Удаление</w:t>
-            </w:r>
-            <w:r>
-              <w:t xml:space="preserve"> </w:t>
-            </w:r>
-            <w:r>
-              <w:t>записи о расходе</w:t>
+              <w:t>Удаление записи о расходе</w:t>
             </w:r>
           </w:p>
         </w:tc>
@@ -1887,10 +1992,7 @@
               <w:pStyle w:val="aa"/>
             </w:pPr>
             <w:r>
-              <w:t xml:space="preserve">Категории </w:t>
-            </w:r>
-            <w:r>
-              <w:t>расходов</w:t>
+              <w:t>Категории расходов</w:t>
             </w:r>
           </w:p>
         </w:tc>
@@ -1903,10 +2005,7 @@
               <w:pStyle w:val="aa"/>
             </w:pPr>
             <w:r>
-              <w:t xml:space="preserve">Вывод доступных категорий </w:t>
-            </w:r>
-            <w:r>
-              <w:t>расходов</w:t>
+              <w:t>Вывод доступных категорий расходов</w:t>
             </w:r>
           </w:p>
         </w:tc>
@@ -1982,22 +2081,7 @@
               <w:pStyle w:val="aa"/>
             </w:pPr>
             <w:r>
-              <w:t xml:space="preserve">Редактирование информации о доступной категории расходов </w:t>
-            </w:r>
-            <w:r>
-              <w:t xml:space="preserve">(рекурсивно меняет все карточки </w:t>
-            </w:r>
-            <w:r>
-              <w:t>списаний</w:t>
-            </w:r>
-            <w:r>
-              <w:t xml:space="preserve"> с указанной категорие</w:t>
-            </w:r>
-            <w:r>
-              <w:t>й</w:t>
-            </w:r>
-            <w:r>
-              <w:t>)</w:t>
+              <w:t>Редактирование информации о доступной категории расходов (рекурсивно меняет все карточки списаний с указанной категорией)</w:t>
             </w:r>
           </w:p>
         </w:tc>
@@ -2018,7 +2102,6 @@
               <w:rPr>
                 <w:lang w:val="en-US"/>
               </w:rPr>
-              <w:lastRenderedPageBreak/>
               <w:t>TSK-</w:t>
             </w:r>
             <w:r>
@@ -2061,19 +2144,7 @@
               <w:pStyle w:val="aa"/>
             </w:pPr>
             <w:r>
-              <w:t xml:space="preserve">Удаление доступной категории </w:t>
-            </w:r>
-            <w:r>
-              <w:t>расходов</w:t>
-            </w:r>
-            <w:r>
-              <w:t xml:space="preserve"> (если была добавлена хотя бы одна запись о соответствующем </w:t>
-            </w:r>
-            <w:r>
-              <w:t>списании</w:t>
-            </w:r>
-            <w:r>
-              <w:t>, перемещает категорию в архив неактуальных и сохраняет все соответствующие ей записи, иначе удаляет категорию полностью)</w:t>
+              <w:t>Удаление доступной категории расходов (если была добавлена хотя бы одна запись о соответствующем списании, перемещает категорию в архив неактуальных и сохраняет все соответствующие ей записи, иначе удаляет категорию полностью)</w:t>
             </w:r>
           </w:p>
         </w:tc>
@@ -2094,6 +2165,7 @@
               <w:rPr>
                 <w:lang w:val="en-US"/>
               </w:rPr>
+              <w:lastRenderedPageBreak/>
               <w:t>TSK-</w:t>
             </w:r>
             <w:r>
@@ -2249,13 +2321,7 @@
               <w:pStyle w:val="aa"/>
             </w:pPr>
             <w:r>
-              <w:t xml:space="preserve">Диаграмма </w:t>
-            </w:r>
-            <w:r>
-              <w:t>расходов</w:t>
-            </w:r>
-            <w:r>
-              <w:t xml:space="preserve"> по категориям</w:t>
+              <w:t>Диаграмма расходов по категориям</w:t>
             </w:r>
           </w:p>
         </w:tc>
@@ -2268,13 +2334,7 @@
               <w:pStyle w:val="aa"/>
             </w:pPr>
             <w:r>
-              <w:t xml:space="preserve">Отображение сумм и соотношения </w:t>
-            </w:r>
-            <w:r>
-              <w:t>потраченных</w:t>
-            </w:r>
-            <w:r>
-              <w:t xml:space="preserve"> средств по категориям за определенный период на круговой диаграмме</w:t>
+              <w:t>Отображение сумм и соотношения потраченных средств по категориям за определенный период на круговой диаграмме</w:t>
             </w:r>
           </w:p>
         </w:tc>
@@ -2779,11 +2839,242 @@
               <w:rPr>
                 <w:lang w:val="en-US"/>
               </w:rPr>
+              <w:t>REL-0</w:t>
+            </w:r>
+            <w:r>
+              <w:t>3</w:t>
+            </w:r>
+          </w:p>
+        </w:tc>
+        <w:tc>
+          <w:tcPr>
+            <w:tcW w:w="2323" w:type="dxa"/>
+          </w:tcPr>
+          <w:p>
+            <w:pPr>
+              <w:pStyle w:val="aa"/>
+              <w:rPr>
+                <w:lang w:val="en-US"/>
+              </w:rPr>
+            </w:pPr>
+            <w:r>
+              <w:t>Пользователь</w:t>
+            </w:r>
+          </w:p>
+        </w:tc>
+        <w:tc>
+          <w:tcPr>
+            <w:tcW w:w="2743" w:type="dxa"/>
+          </w:tcPr>
+          <w:p>
+            <w:pPr>
+              <w:pStyle w:val="aa"/>
+            </w:pPr>
+            <w:r>
+              <w:t>Возможность регистрации и входа</w:t>
+            </w:r>
+          </w:p>
+        </w:tc>
+        <w:tc>
+          <w:tcPr>
+            <w:tcW w:w="2299" w:type="dxa"/>
+          </w:tcPr>
+          <w:p>
+            <w:pPr>
+              <w:pStyle w:val="aa"/>
+              <w:rPr>
+                <w:lang w:val="en-US"/>
+              </w:rPr>
+            </w:pPr>
+            <w:r>
+              <w:rPr>
+                <w:lang w:val="en-US"/>
+              </w:rPr>
+              <w:t>REL-02</w:t>
+            </w:r>
+          </w:p>
+        </w:tc>
+      </w:tr>
+      <w:tr>
+        <w:tc>
+          <w:tcPr>
+            <w:tcW w:w="2263" w:type="dxa"/>
+          </w:tcPr>
+          <w:p>
+            <w:pPr>
+              <w:pStyle w:val="aa"/>
+            </w:pPr>
+            <w:r>
+              <w:rPr>
+                <w:lang w:val="en-US"/>
+              </w:rPr>
+              <w:t>REL-0</w:t>
+            </w:r>
+            <w:r>
+              <w:t>4</w:t>
+            </w:r>
+          </w:p>
+        </w:tc>
+        <w:tc>
+          <w:tcPr>
+            <w:tcW w:w="2323" w:type="dxa"/>
+          </w:tcPr>
+          <w:p>
+            <w:pPr>
+              <w:pStyle w:val="aa"/>
+            </w:pPr>
+            <w:r>
+              <w:t>Списки категорий доходов/расходов</w:t>
+            </w:r>
+          </w:p>
+        </w:tc>
+        <w:tc>
+          <w:tcPr>
+            <w:tcW w:w="2743" w:type="dxa"/>
+          </w:tcPr>
+          <w:p>
+            <w:pPr>
+              <w:pStyle w:val="aa"/>
+            </w:pPr>
+            <w:r>
+              <w:t xml:space="preserve">Вывести </w:t>
+            </w:r>
+            <w:r>
+              <w:t>списки категорий доходов/расходов</w:t>
+            </w:r>
+          </w:p>
+        </w:tc>
+        <w:tc>
+          <w:tcPr>
+            <w:tcW w:w="2299" w:type="dxa"/>
+          </w:tcPr>
+          <w:p>
+            <w:pPr>
+              <w:pStyle w:val="aa"/>
+            </w:pPr>
+            <w:r>
+              <w:rPr>
+                <w:lang w:val="en-US"/>
+              </w:rPr>
+              <w:t>REL-02</w:t>
+            </w:r>
+          </w:p>
+        </w:tc>
+      </w:tr>
+      <w:tr>
+        <w:tc>
+          <w:tcPr>
+            <w:tcW w:w="2263" w:type="dxa"/>
+          </w:tcPr>
+          <w:p>
+            <w:pPr>
+              <w:pStyle w:val="aa"/>
+            </w:pPr>
+            <w:r>
+              <w:rPr>
+                <w:lang w:val="en-US"/>
+              </w:rPr>
+              <w:t>REL-0</w:t>
+            </w:r>
+            <w:r>
+              <w:t>5</w:t>
+            </w:r>
+          </w:p>
+        </w:tc>
+        <w:tc>
+          <w:tcPr>
+            <w:tcW w:w="2323" w:type="dxa"/>
+          </w:tcPr>
+          <w:p>
+            <w:pPr>
+              <w:pStyle w:val="aa"/>
+            </w:pPr>
+            <w:r>
+              <w:t>Списки доходов/расходов</w:t>
+            </w:r>
+          </w:p>
+        </w:tc>
+        <w:tc>
+          <w:tcPr>
+            <w:tcW w:w="2743" w:type="dxa"/>
+          </w:tcPr>
+          <w:p>
+            <w:pPr>
+              <w:pStyle w:val="aa"/>
+            </w:pPr>
+            <w:r>
+              <w:t xml:space="preserve">Вывести </w:t>
+            </w:r>
+            <w:r>
+              <w:t>списки доходов/расходов</w:t>
+            </w:r>
+          </w:p>
+        </w:tc>
+        <w:tc>
+          <w:tcPr>
+            <w:tcW w:w="2299" w:type="dxa"/>
+          </w:tcPr>
+          <w:p>
+            <w:pPr>
+              <w:pStyle w:val="aa"/>
+              <w:rPr>
+                <w:lang w:val="en-US"/>
+              </w:rPr>
+            </w:pPr>
+            <w:r>
+              <w:rPr>
+                <w:lang w:val="en-US"/>
+              </w:rPr>
+              <w:t>REL-02</w:t>
+            </w:r>
+            <w:r>
+              <w:t xml:space="preserve">, </w:t>
+            </w:r>
+            <w:r>
+              <w:rPr>
+                <w:lang w:val="en-US"/>
+              </w:rPr>
+              <w:t>REL-0</w:t>
+            </w:r>
+            <w:r>
+              <w:rPr>
+                <w:lang w:val="en-US"/>
+              </w:rPr>
+              <w:t xml:space="preserve">3, </w:t>
+            </w:r>
+            <w:r>
+              <w:rPr>
+                <w:lang w:val="en-US"/>
+              </w:rPr>
+              <w:t>REL-0</w:t>
+            </w:r>
+            <w:r>
+              <w:rPr>
+                <w:lang w:val="en-US"/>
+              </w:rPr>
+              <w:t>4</w:t>
+            </w:r>
+          </w:p>
+        </w:tc>
+      </w:tr>
+      <w:tr>
+        <w:tc>
+          <w:tcPr>
+            <w:tcW w:w="2263" w:type="dxa"/>
+          </w:tcPr>
+          <w:p>
+            <w:pPr>
+              <w:pStyle w:val="aa"/>
+            </w:pPr>
+            <w:r>
+              <w:rPr>
+                <w:lang w:val="en-US"/>
+              </w:rPr>
               <w:lastRenderedPageBreak/>
               <w:t>REL-0</w:t>
             </w:r>
             <w:r>
-              <w:t>3</w:t>
+              <w:t>6</w:t>
             </w:r>
           </w:p>
         </w:tc>
@@ -2794,12 +3085,9 @@
           <w:p>
             <w:pPr>
               <w:pStyle w:val="aa"/>
-              <w:rPr>
-                <w:lang w:val="en-US"/>
-              </w:rPr>
-            </w:pPr>
-            <w:r>
-              <w:t>Пользователь</w:t>
+            </w:pPr>
+            <w:r>
+              <w:t>Поиск</w:t>
             </w:r>
           </w:p>
         </w:tc>
@@ -2812,7 +3100,16 @@
               <w:pStyle w:val="aa"/>
             </w:pPr>
             <w:r>
-              <w:t>Возможность регистрации и входа</w:t>
+              <w:t>Вывести найденные</w:t>
+            </w:r>
+            <w:r>
+              <w:t xml:space="preserve"> по источнику/получателю, категории, описанию или сумме</w:t>
+            </w:r>
+            <w:r>
+              <w:t xml:space="preserve"> </w:t>
+            </w:r>
+            <w:r>
+              <w:t>доходы/расходы</w:t>
             </w:r>
           </w:p>
         </w:tc>
@@ -2823,15 +3120,30 @@
           <w:p>
             <w:pPr>
               <w:pStyle w:val="aa"/>
-              <w:rPr>
-                <w:lang w:val="en-US"/>
-              </w:rPr>
-            </w:pPr>
-            <w:r>
-              <w:rPr>
-                <w:lang w:val="en-US"/>
-              </w:rPr>
-              <w:t>REL-02</w:t>
+            </w:pPr>
+            <w:r>
+              <w:rPr>
+                <w:lang w:val="en-US"/>
+              </w:rPr>
+              <w:t>REL-0</w:t>
+            </w:r>
+            <w:r>
+              <w:rPr>
+                <w:lang w:val="en-US"/>
+              </w:rPr>
+              <w:t xml:space="preserve">4, </w:t>
+            </w:r>
+            <w:r>
+              <w:rPr>
+                <w:lang w:val="en-US"/>
+              </w:rPr>
+              <w:t>REL-0</w:t>
+            </w:r>
+            <w:r>
+              <w:rPr>
+                <w:lang w:val="en-US"/>
+              </w:rPr>
+              <w:t>5</w:t>
             </w:r>
           </w:p>
         </w:tc>
@@ -2852,7 +3164,7 @@
               <w:t>REL-0</w:t>
             </w:r>
             <w:r>
-              <w:t>4</w:t>
+              <w:t>7</w:t>
             </w:r>
           </w:p>
         </w:tc>
@@ -2865,13 +3177,7 @@
               <w:pStyle w:val="aa"/>
             </w:pPr>
             <w:r>
-              <w:t xml:space="preserve">Списки </w:t>
-            </w:r>
-            <w:r>
-              <w:t xml:space="preserve">категорий </w:t>
-            </w:r>
-            <w:r>
-              <w:t>доходов/расходов</w:t>
+              <w:t>Сортировка</w:t>
             </w:r>
           </w:p>
         </w:tc>
@@ -2884,16 +3190,7 @@
               <w:pStyle w:val="aa"/>
             </w:pPr>
             <w:r>
-              <w:t xml:space="preserve">Вывести </w:t>
-            </w:r>
-            <w:r>
-              <w:t xml:space="preserve">списки </w:t>
-            </w:r>
-            <w:r>
-              <w:t>категорий</w:t>
-            </w:r>
-            <w:r>
-              <w:t xml:space="preserve"> доходов/расходов</w:t>
+              <w:t>Сортировка доходов (расходов) по новизне/ сумме/ источнику(получателю)/ категории</w:t>
             </w:r>
           </w:p>
         </w:tc>
@@ -2909,7 +3206,25 @@
               <w:rPr>
                 <w:lang w:val="en-US"/>
               </w:rPr>
-              <w:t>REL-02</w:t>
+              <w:t>REL-0</w:t>
+            </w:r>
+            <w:r>
+              <w:rPr>
+                <w:lang w:val="en-US"/>
+              </w:rPr>
+              <w:t xml:space="preserve">4, </w:t>
+            </w:r>
+            <w:r>
+              <w:rPr>
+                <w:lang w:val="en-US"/>
+              </w:rPr>
+              <w:t>REL-0</w:t>
+            </w:r>
+            <w:r>
+              <w:rPr>
+                <w:lang w:val="en-US"/>
+              </w:rPr>
+              <w:t>5</w:t>
             </w:r>
           </w:p>
         </w:tc>
@@ -2930,7 +3245,7 @@
               <w:t>REL-0</w:t>
             </w:r>
             <w:r>
-              <w:t>5</w:t>
+              <w:t>8</w:t>
             </w:r>
           </w:p>
         </w:tc>
@@ -2943,10 +3258,10 @@
               <w:pStyle w:val="aa"/>
             </w:pPr>
             <w:r>
-              <w:t xml:space="preserve">Списки </w:t>
-            </w:r>
-            <w:r>
-              <w:t>доходов/расходов</w:t>
+              <w:t>Взаимодействие с</w:t>
+            </w:r>
+            <w:r>
+              <w:t>о списками доходов/расходов и их категориями</w:t>
             </w:r>
           </w:p>
         </w:tc>
@@ -2959,324 +3274,15 @@
               <w:pStyle w:val="aa"/>
             </w:pPr>
             <w:r>
-              <w:t xml:space="preserve">Вывести </w:t>
-            </w:r>
-            <w:r>
-              <w:t>списки доходов/расходов</w:t>
-            </w:r>
-          </w:p>
-        </w:tc>
-        <w:tc>
-          <w:tcPr>
-            <w:tcW w:w="2299" w:type="dxa"/>
-          </w:tcPr>
-          <w:p>
-            <w:pPr>
-              <w:pStyle w:val="aa"/>
-              <w:rPr>
-                <w:lang w:val="en-US"/>
-              </w:rPr>
-            </w:pPr>
-            <w:r>
-              <w:rPr>
-                <w:lang w:val="en-US"/>
-              </w:rPr>
-              <w:t>REL-02</w:t>
+              <w:t xml:space="preserve">Добавление </w:t>
+            </w:r>
+            <w:r>
+              <w:t>записи о зачислении/списании средств</w:t>
             </w:r>
             <w:r>
               <w:t xml:space="preserve">, </w:t>
             </w:r>
             <w:r>
-              <w:rPr>
-                <w:lang w:val="en-US"/>
-              </w:rPr>
-              <w:t>REL-0</w:t>
-            </w:r>
-            <w:r>
-              <w:rPr>
-                <w:lang w:val="en-US"/>
-              </w:rPr>
-              <w:t xml:space="preserve">3, </w:t>
-            </w:r>
-            <w:r>
-              <w:rPr>
-                <w:lang w:val="en-US"/>
-              </w:rPr>
-              <w:t>REL-0</w:t>
-            </w:r>
-            <w:r>
-              <w:rPr>
-                <w:lang w:val="en-US"/>
-              </w:rPr>
-              <w:t>4</w:t>
-            </w:r>
-          </w:p>
-        </w:tc>
-      </w:tr>
-      <w:tr>
-        <w:tc>
-          <w:tcPr>
-            <w:tcW w:w="2263" w:type="dxa"/>
-          </w:tcPr>
-          <w:p>
-            <w:pPr>
-              <w:pStyle w:val="aa"/>
-            </w:pPr>
-            <w:r>
-              <w:rPr>
-                <w:lang w:val="en-US"/>
-              </w:rPr>
-              <w:t>REL-0</w:t>
-            </w:r>
-            <w:r>
-              <w:t>6</w:t>
-            </w:r>
-          </w:p>
-        </w:tc>
-        <w:tc>
-          <w:tcPr>
-            <w:tcW w:w="2323" w:type="dxa"/>
-          </w:tcPr>
-          <w:p>
-            <w:pPr>
-              <w:pStyle w:val="aa"/>
-            </w:pPr>
-            <w:r>
-              <w:t>Поиск</w:t>
-            </w:r>
-          </w:p>
-        </w:tc>
-        <w:tc>
-          <w:tcPr>
-            <w:tcW w:w="2743" w:type="dxa"/>
-          </w:tcPr>
-          <w:p>
-            <w:pPr>
-              <w:pStyle w:val="aa"/>
-            </w:pPr>
-            <w:r>
-              <w:t>Вывести найденные</w:t>
-            </w:r>
-            <w:r>
-              <w:t xml:space="preserve"> </w:t>
-            </w:r>
-            <w:r>
-              <w:t>по источнику</w:t>
-            </w:r>
-            <w:r>
-              <w:t>/получателю</w:t>
-            </w:r>
-            <w:r>
-              <w:t>, категории, описанию или сумме</w:t>
-            </w:r>
-            <w:r>
-              <w:t xml:space="preserve"> </w:t>
-            </w:r>
-            <w:r>
-              <w:t>доходы/расходы</w:t>
-            </w:r>
-          </w:p>
-        </w:tc>
-        <w:tc>
-          <w:tcPr>
-            <w:tcW w:w="2299" w:type="dxa"/>
-          </w:tcPr>
-          <w:p>
-            <w:pPr>
-              <w:pStyle w:val="aa"/>
-            </w:pPr>
-            <w:r>
-              <w:rPr>
-                <w:lang w:val="en-US"/>
-              </w:rPr>
-              <w:t>REL-0</w:t>
-            </w:r>
-            <w:r>
-              <w:rPr>
-                <w:lang w:val="en-US"/>
-              </w:rPr>
-              <w:t xml:space="preserve">4, </w:t>
-            </w:r>
-            <w:r>
-              <w:rPr>
-                <w:lang w:val="en-US"/>
-              </w:rPr>
-              <w:t>REL-0</w:t>
-            </w:r>
-            <w:r>
-              <w:rPr>
-                <w:lang w:val="en-US"/>
-              </w:rPr>
-              <w:t>5</w:t>
-            </w:r>
-          </w:p>
-        </w:tc>
-      </w:tr>
-      <w:tr>
-        <w:tc>
-          <w:tcPr>
-            <w:tcW w:w="2263" w:type="dxa"/>
-          </w:tcPr>
-          <w:p>
-            <w:pPr>
-              <w:pStyle w:val="aa"/>
-            </w:pPr>
-            <w:r>
-              <w:rPr>
-                <w:lang w:val="en-US"/>
-              </w:rPr>
-              <w:t>REL-0</w:t>
-            </w:r>
-            <w:r>
-              <w:t>7</w:t>
-            </w:r>
-          </w:p>
-        </w:tc>
-        <w:tc>
-          <w:tcPr>
-            <w:tcW w:w="2323" w:type="dxa"/>
-          </w:tcPr>
-          <w:p>
-            <w:pPr>
-              <w:pStyle w:val="aa"/>
-            </w:pPr>
-            <w:r>
-              <w:t>Сортировка</w:t>
-            </w:r>
-          </w:p>
-        </w:tc>
-        <w:tc>
-          <w:tcPr>
-            <w:tcW w:w="2743" w:type="dxa"/>
-          </w:tcPr>
-          <w:p>
-            <w:pPr>
-              <w:pStyle w:val="aa"/>
-            </w:pPr>
-            <w:r>
-              <w:t xml:space="preserve">Сортировка </w:t>
-            </w:r>
-            <w:r>
-              <w:t>доходов (расходов)</w:t>
-            </w:r>
-            <w:r>
-              <w:t xml:space="preserve"> по новизне/</w:t>
-            </w:r>
-            <w:r>
-              <w:t xml:space="preserve"> </w:t>
-            </w:r>
-            <w:r>
-              <w:t>сумме/</w:t>
-            </w:r>
-            <w:r>
-              <w:t xml:space="preserve"> </w:t>
-            </w:r>
-            <w:r>
-              <w:t>источнику</w:t>
-            </w:r>
-            <w:r>
-              <w:t>(получателю)</w:t>
-            </w:r>
-            <w:r>
-              <w:t>/</w:t>
-            </w:r>
-            <w:r>
-              <w:t xml:space="preserve"> </w:t>
-            </w:r>
-            <w:r>
-              <w:t>категории</w:t>
-            </w:r>
-          </w:p>
-        </w:tc>
-        <w:tc>
-          <w:tcPr>
-            <w:tcW w:w="2299" w:type="dxa"/>
-          </w:tcPr>
-          <w:p>
-            <w:pPr>
-              <w:pStyle w:val="aa"/>
-            </w:pPr>
-            <w:r>
-              <w:rPr>
-                <w:lang w:val="en-US"/>
-              </w:rPr>
-              <w:t>REL-0</w:t>
-            </w:r>
-            <w:r>
-              <w:rPr>
-                <w:lang w:val="en-US"/>
-              </w:rPr>
-              <w:t xml:space="preserve">4, </w:t>
-            </w:r>
-            <w:r>
-              <w:rPr>
-                <w:lang w:val="en-US"/>
-              </w:rPr>
-              <w:t>REL-0</w:t>
-            </w:r>
-            <w:r>
-              <w:rPr>
-                <w:lang w:val="en-US"/>
-              </w:rPr>
-              <w:t>5</w:t>
-            </w:r>
-          </w:p>
-        </w:tc>
-      </w:tr>
-      <w:tr>
-        <w:tc>
-          <w:tcPr>
-            <w:tcW w:w="2263" w:type="dxa"/>
-          </w:tcPr>
-          <w:p>
-            <w:pPr>
-              <w:pStyle w:val="aa"/>
-            </w:pPr>
-            <w:r>
-              <w:rPr>
-                <w:lang w:val="en-US"/>
-              </w:rPr>
-              <w:t>REL-0</w:t>
-            </w:r>
-            <w:r>
-              <w:t>8</w:t>
-            </w:r>
-          </w:p>
-        </w:tc>
-        <w:tc>
-          <w:tcPr>
-            <w:tcW w:w="2323" w:type="dxa"/>
-          </w:tcPr>
-          <w:p>
-            <w:pPr>
-              <w:pStyle w:val="aa"/>
-            </w:pPr>
-            <w:r>
-              <w:t>Взаимодействие с</w:t>
-            </w:r>
-            <w:r>
-              <w:t>о списками доходов/расходов и их категориями</w:t>
-            </w:r>
-          </w:p>
-        </w:tc>
-        <w:tc>
-          <w:tcPr>
-            <w:tcW w:w="2743" w:type="dxa"/>
-          </w:tcPr>
-          <w:p>
-            <w:pPr>
-              <w:pStyle w:val="aa"/>
-            </w:pPr>
-            <w:r>
-              <w:t xml:space="preserve">Добавление </w:t>
-            </w:r>
-            <w:r>
-              <w:t>записи о зачислении/списании средств</w:t>
-            </w:r>
-            <w:r>
-              <w:t xml:space="preserve">, </w:t>
-            </w:r>
-            <w:r>
               <w:t>у</w:t>
             </w:r>
             <w:r>
@@ -3289,10 +3295,7 @@
               <w:t xml:space="preserve">едактирование </w:t>
             </w:r>
             <w:r>
-              <w:t>записи</w:t>
-            </w:r>
-            <w:r>
-              <w:t>, добавление, редактирование и удаление (архивирование) категории доходов/расходов</w:t>
+              <w:t>записи, добавление, редактирование и удаление (архивирование) категории доходов/расходов</w:t>
             </w:r>
           </w:p>
         </w:tc>
@@ -3816,7 +3819,6 @@
         <w:pStyle w:val="2"/>
       </w:pPr>
       <w:r>
-        <w:lastRenderedPageBreak/>
         <w:t>Риски</w:t>
       </w:r>
     </w:p>
@@ -3907,6 +3909,7 @@
               <w:pStyle w:val="aa"/>
             </w:pPr>
             <w:r>
+              <w:lastRenderedPageBreak/>
               <w:t>Медленн</w:t>
             </w:r>
             <w:r>
@@ -4098,7 +4101,19 @@
         <w:t xml:space="preserve"> (</w:t>
       </w:r>
       <w:r>
-        <w:t>телефон, телеграм</w:t>
+        <w:t xml:space="preserve">телефон, </w:t>
+      </w:r>
+      <w:r>
+        <w:rPr>
+          <w:lang w:val="en-US"/>
+        </w:rPr>
+        <w:t>google</w:t>
+      </w:r>
+      <w:r>
+        <w:t>-</w:t>
+      </w:r>
+      <w:r>
+        <w:t>аккаунт</w:t>
       </w:r>
       <w:r>
         <w:t>)</w:t>
@@ -4155,31 +4170,134 @@
         <w:pStyle w:val="2"/>
       </w:pPr>
       <w:r>
-        <w:t>Диаграмма Use Case</w:t>
-      </w:r>
-    </w:p>
-    <w:p/>
-    <w:p>
-      <w:r>
-        <w:t> </w:t>
+        <w:rPr>
+          <w:lang w:val="en-US"/>
+        </w:rPr>
+        <w:lastRenderedPageBreak/>
+        <w:t>ER-</w:t>
+      </w:r>
+      <w:r>
+        <w:t>диаграмма</w:t>
       </w:r>
     </w:p>
     <w:p>
       <w:pPr>
+        <w:pStyle w:val="a6"/>
+      </w:pPr>
+      <w:r>
+        <w:rPr>
+          <w:noProof/>
+        </w:rPr>
+        <w:drawing>
+          <wp:inline distT="0" distB="0" distL="0" distR="0" wp14:anchorId="1E09CAD4" wp14:editId="312AEC84">
+            <wp:extent cx="6301556" cy="3732028"/>
+            <wp:effectExtent l="0" t="0" r="4445" b="1905"/>
+            <wp:docPr id="1979615368" name="Рисунок 1"/>
+            <wp:cNvGraphicFramePr>
+              <a:graphicFrameLocks xmlns:a="http://schemas.openxmlformats.org/drawingml/2006/main" noChangeAspect="1"/>
+            </wp:cNvGraphicFramePr>
+            <a:graphic xmlns:a="http://schemas.openxmlformats.org/drawingml/2006/main">
+              <a:graphicData uri="http://schemas.openxmlformats.org/drawingml/2006/picture">
+                <pic:pic xmlns:pic="http://schemas.openxmlformats.org/drawingml/2006/picture">
+                  <pic:nvPicPr>
+                    <pic:cNvPr id="1979615368" name="Рисунок 1979615368"/>
+                    <pic:cNvPicPr/>
+                  </pic:nvPicPr>
+                  <pic:blipFill>
+                    <a:blip r:embed="rId8">
+                      <a:extLst>
+                        <a:ext uri="{28A0092B-C50C-407E-A947-70E740481C1C}">
+                          <a14:useLocalDpi xmlns:a14="http://schemas.microsoft.com/office/drawing/2010/main" val="0"/>
+                        </a:ext>
+                      </a:extLst>
+                    </a:blip>
+                    <a:stretch>
+                      <a:fillRect/>
+                    </a:stretch>
+                  </pic:blipFill>
+                  <pic:spPr>
+                    <a:xfrm>
+                      <a:off x="0" y="0"/>
+                      <a:ext cx="6325778" cy="3746373"/>
+                    </a:xfrm>
+                    <a:prstGeom prst="rect">
+                      <a:avLst/>
+                    </a:prstGeom>
+                  </pic:spPr>
+                </pic:pic>
+              </a:graphicData>
+            </a:graphic>
+          </wp:inline>
+        </w:drawing>
+      </w:r>
+    </w:p>
+    <w:p>
+      <w:pPr>
         <w:pStyle w:val="2"/>
       </w:pPr>
       <w:r>
-        <w:lastRenderedPageBreak/>
-        <w:t>Диаграмма User Story Map</w:t>
+        <w:t>Работа с базой данных</w:t>
       </w:r>
     </w:p>
-    <w:p/>
     <w:p>
-      <w:pPr>
-        <w:pStyle w:val="2"/>
-      </w:pPr>
-      <w:r>
-        <w:t>Работа с базой данных</w:t>
+      <w:r>
+        <w:t>Перечисления:</w:t>
+      </w:r>
+    </w:p>
+    <w:p>
+      <w:r>
+        <w:rPr>
+          <w:lang w:val="en-US"/>
+        </w:rPr>
+        <w:t>category</w:t>
+      </w:r>
+      <w:r>
+        <w:t>_</w:t>
+      </w:r>
+      <w:r>
+        <w:rPr>
+          <w:lang w:val="en-US"/>
+        </w:rPr>
+        <w:t>type</w:t>
+      </w:r>
+      <w:r>
+        <w:t xml:space="preserve"> (</w:t>
+      </w:r>
+      <w:r>
+        <w:t>тип категории транзакции</w:t>
+      </w:r>
+      <w:r>
+        <w:t xml:space="preserve">): </w:t>
+      </w:r>
+    </w:p>
+    <w:p>
+      <w:pPr>
+        <w:pStyle w:val="a5"/>
+        <w:numPr>
+          <w:ilvl w:val="0"/>
+          <w:numId w:val="10"/>
+        </w:numPr>
+      </w:pPr>
+      <w:r>
+        <w:rPr>
+          <w:lang w:val="en-US"/>
+        </w:rPr>
+        <w:t>income</w:t>
+      </w:r>
+    </w:p>
+    <w:p>
+      <w:pPr>
+        <w:pStyle w:val="a5"/>
+        <w:numPr>
+          <w:ilvl w:val="0"/>
+          <w:numId w:val="10"/>
+        </w:numPr>
+      </w:pPr>
+      <w:r>
+        <w:rPr>
+          <w:lang w:val="en-US"/>
+        </w:rPr>
+        <w:t>expense</w:t>
       </w:r>
     </w:p>
     <w:p>
@@ -4257,9 +4375,11 @@
               </w:rPr>
               <w:t>u</w:t>
             </w:r>
+            <w:proofErr w:type="spellStart"/>
             <w:r>
               <w:t>sers</w:t>
             </w:r>
+            <w:proofErr w:type="spellEnd"/>
           </w:p>
         </w:tc>
         <w:tc>
@@ -4287,9 +4407,11 @@
                 <w:numId w:val="2"/>
               </w:numPr>
             </w:pPr>
+            <w:proofErr w:type="spellStart"/>
             <w:r>
               <w:t>user_id</w:t>
             </w:r>
+            <w:proofErr w:type="spellEnd"/>
           </w:p>
           <w:p>
             <w:pPr>
@@ -4299,9 +4421,11 @@
                 <w:numId w:val="2"/>
               </w:numPr>
             </w:pPr>
+            <w:proofErr w:type="spellStart"/>
             <w:r>
               <w:t>username</w:t>
             </w:r>
+            <w:proofErr w:type="spellEnd"/>
           </w:p>
           <w:p>
             <w:pPr>
@@ -4311,9 +4435,11 @@
                 <w:numId w:val="2"/>
               </w:numPr>
             </w:pPr>
+            <w:proofErr w:type="spellStart"/>
             <w:r>
               <w:t>password_hash</w:t>
             </w:r>
+            <w:proofErr w:type="spellEnd"/>
           </w:p>
           <w:p>
             <w:pPr>
@@ -4323,9 +4449,11 @@
                 <w:numId w:val="2"/>
               </w:numPr>
             </w:pPr>
+            <w:proofErr w:type="spellStart"/>
             <w:r>
               <w:t>email</w:t>
             </w:r>
+            <w:proofErr w:type="spellEnd"/>
           </w:p>
           <w:p>
             <w:pPr>
@@ -4335,9 +4463,11 @@
                 <w:numId w:val="2"/>
               </w:numPr>
             </w:pPr>
+            <w:proofErr w:type="spellStart"/>
             <w:r>
               <w:t>created_at</w:t>
             </w:r>
+            <w:proofErr w:type="spellEnd"/>
           </w:p>
         </w:tc>
       </w:tr>
@@ -4357,7 +4487,7 @@
               <w:rPr>
                 <w:lang w:val="en-US"/>
               </w:rPr>
-              <w:t>earning_categories</w:t>
+              <w:t>categories</w:t>
             </w:r>
           </w:p>
         </w:tc>
@@ -4371,6 +4501,12 @@
             </w:pPr>
             <w:r>
               <w:t>Хранит доступные категории доходов</w:t>
+            </w:r>
+            <w:r>
+              <w:t xml:space="preserve"> </w:t>
+            </w:r>
+            <w:r>
+              <w:t>и расходов</w:t>
             </w:r>
             <w:r>
               <w:t xml:space="preserve"> </w:t>
@@ -4392,8 +4528,13 @@
                 <w:numId w:val="2"/>
               </w:numPr>
             </w:pPr>
-            <w:r>
-              <w:t>earning_category_</w:t>
+            <w:proofErr w:type="spellStart"/>
+            <w:r>
+              <w:t>category</w:t>
+            </w:r>
+            <w:proofErr w:type="spellEnd"/>
+            <w:r>
+              <w:t>_</w:t>
             </w:r>
             <w:r>
               <w:rPr>
@@ -4425,12 +4566,14 @@
                 <w:numId w:val="2"/>
               </w:numPr>
             </w:pPr>
-            <w:r>
-              <w:rPr>
-                <w:lang w:val="en-US"/>
-              </w:rPr>
-              <w:t>description</w:t>
-            </w:r>
+            <w:proofErr w:type="spellStart"/>
+            <w:r>
+              <w:rPr>
+                <w:lang w:val="en-US"/>
+              </w:rPr>
+              <w:t>category_type</w:t>
+            </w:r>
+            <w:proofErr w:type="spellEnd"/>
           </w:p>
           <w:p>
             <w:pPr>
@@ -4440,9 +4583,11 @@
                 <w:numId w:val="2"/>
               </w:numPr>
             </w:pPr>
+            <w:proofErr w:type="spellStart"/>
             <w:r>
               <w:t>user_id</w:t>
             </w:r>
+            <w:proofErr w:type="spellEnd"/>
           </w:p>
         </w:tc>
       </w:tr>
@@ -4458,12 +4603,26 @@
                 <w:lang w:val="en-US"/>
               </w:rPr>
             </w:pPr>
-            <w:r>
-              <w:rPr>
-                <w:lang w:val="en-US"/>
-              </w:rPr>
-              <w:t>spending_categories</w:t>
-            </w:r>
+            <w:proofErr w:type="spellStart"/>
+            <w:r>
+              <w:rPr>
+                <w:lang w:val="en-US"/>
+              </w:rPr>
+              <w:t>c</w:t>
+            </w:r>
+            <w:r>
+              <w:rPr>
+                <w:lang w:val="en-US"/>
+              </w:rPr>
+              <w:t>ategor</w:t>
+            </w:r>
+            <w:r>
+              <w:rPr>
+                <w:lang w:val="en-US"/>
+              </w:rPr>
+              <w:t>y_limits</w:t>
+            </w:r>
+            <w:proofErr w:type="spellEnd"/>
           </w:p>
         </w:tc>
         <w:tc>
@@ -4475,16 +4634,16 @@
               <w:pStyle w:val="aa"/>
             </w:pPr>
             <w:r>
-              <w:t>Хранит доступные категории</w:t>
-            </w:r>
-            <w:r>
-              <w:t xml:space="preserve"> расходов</w:t>
-            </w:r>
-            <w:r>
-              <w:t xml:space="preserve"> </w:t>
-            </w:r>
-            <w:r>
-              <w:t>конкретных пользователей</w:t>
+              <w:t xml:space="preserve">Хранит </w:t>
+            </w:r>
+            <w:r>
+              <w:t>лимиты на категории расходов</w:t>
+            </w:r>
+            <w:r>
+              <w:t xml:space="preserve"> пользователей</w:t>
+            </w:r>
+            <w:r>
+              <w:t xml:space="preserve"> (руб./мес.)</w:t>
             </w:r>
           </w:p>
         </w:tc>
@@ -4504,10 +4663,10 @@
               <w:rPr>
                 <w:lang w:val="en-US"/>
               </w:rPr>
-              <w:t>spending</w:t>
-            </w:r>
-            <w:r>
-              <w:t>_category_</w:t>
+              <w:t>limit</w:t>
+            </w:r>
+            <w:r>
+              <w:t>_</w:t>
             </w:r>
             <w:r>
               <w:rPr>
@@ -4543,7 +4702,7 @@
               <w:rPr>
                 <w:lang w:val="en-US"/>
               </w:rPr>
-              <w:t>limit</w:t>
+              <w:t>amount</w:t>
             </w:r>
           </w:p>
           <w:p>
@@ -4554,12 +4713,11 @@
                 <w:numId w:val="2"/>
               </w:numPr>
             </w:pPr>
-            <w:r>
-              <w:rPr>
-                <w:lang w:val="en-US"/>
-              </w:rPr>
-              <w:t>description</w:t>
-            </w:r>
+            <w:proofErr w:type="spellStart"/>
+            <w:r>
+              <w:t>user_id</w:t>
+            </w:r>
+            <w:proofErr w:type="spellEnd"/>
           </w:p>
           <w:p>
             <w:pPr>
@@ -4569,9 +4727,15 @@
                 <w:numId w:val="2"/>
               </w:numPr>
             </w:pPr>
-            <w:r>
-              <w:t>user_id</w:t>
-            </w:r>
+            <w:proofErr w:type="spellStart"/>
+            <w:r>
+              <w:rPr>
+                <w:lang w:val="en-US"/>
+              </w:rPr>
+              <w:lastRenderedPageBreak/>
+              <w:t>category_id</w:t>
+            </w:r>
+            <w:proofErr w:type="spellEnd"/>
           </w:p>
         </w:tc>
       </w:tr>
@@ -4591,7 +4755,8 @@
               <w:rPr>
                 <w:lang w:val="en-US"/>
               </w:rPr>
-              <w:t>sources</w:t>
+              <w:lastRenderedPageBreak/>
+              <w:t>places</w:t>
             </w:r>
           </w:p>
         </w:tc>
@@ -4604,13 +4769,16 @@
               <w:pStyle w:val="aa"/>
             </w:pPr>
             <w:r>
-              <w:t>Хранит информацию об источниках доходов</w:t>
-            </w:r>
-            <w:r>
-              <w:t xml:space="preserve"> </w:t>
-            </w:r>
-            <w:r>
-              <w:t>конкретных пользователей</w:t>
+              <w:t>Хранит информацию об источниках</w:t>
+            </w:r>
+            <w:r>
+              <w:t>/получателях</w:t>
+            </w:r>
+            <w:r>
+              <w:t xml:space="preserve"> доходов</w:t>
+            </w:r>
+            <w:r>
+              <w:t xml:space="preserve"> конкретных пользователей</w:t>
             </w:r>
           </w:p>
         </w:tc>
@@ -4626,12 +4794,20 @@
                 <w:numId w:val="2"/>
               </w:numPr>
             </w:pPr>
-            <w:r>
-              <w:rPr>
-                <w:lang w:val="en-US"/>
-              </w:rPr>
-              <w:t>source_id</w:t>
-            </w:r>
+            <w:proofErr w:type="spellStart"/>
+            <w:r>
+              <w:rPr>
+                <w:lang w:val="en-US"/>
+              </w:rPr>
+              <w:t>place</w:t>
+            </w:r>
+            <w:r>
+              <w:rPr>
+                <w:lang w:val="en-US"/>
+              </w:rPr>
+              <w:t>_id</w:t>
+            </w:r>
+            <w:proofErr w:type="spellEnd"/>
           </w:p>
           <w:p>
             <w:pPr>
@@ -4656,9 +4832,11 @@
                 <w:numId w:val="2"/>
               </w:numPr>
             </w:pPr>
+            <w:proofErr w:type="spellStart"/>
             <w:r>
               <w:t>user_id</w:t>
             </w:r>
+            <w:proofErr w:type="spellEnd"/>
           </w:p>
         </w:tc>
       </w:tr>
@@ -4678,7 +4856,7 @@
               <w:rPr>
                 <w:lang w:val="en-US"/>
               </w:rPr>
-              <w:t>receivers</w:t>
+              <w:t>transactions</w:t>
             </w:r>
           </w:p>
         </w:tc>
@@ -4691,13 +4869,13 @@
               <w:pStyle w:val="aa"/>
             </w:pPr>
             <w:r>
-              <w:t>Хранит информацию о получателях расходов</w:t>
-            </w:r>
-            <w:r>
-              <w:t xml:space="preserve"> </w:t>
-            </w:r>
-            <w:r>
-              <w:t>конкретных пользователей</w:t>
+              <w:t>Хранит произошедшие зачисления</w:t>
+            </w:r>
+            <w:r>
+              <w:t xml:space="preserve"> и списания</w:t>
+            </w:r>
+            <w:r>
+              <w:t xml:space="preserve"> средств</w:t>
             </w:r>
           </w:p>
         </w:tc>
@@ -4713,12 +4891,20 @@
                 <w:numId w:val="2"/>
               </w:numPr>
             </w:pPr>
-            <w:r>
-              <w:rPr>
-                <w:lang w:val="en-US"/>
-              </w:rPr>
-              <w:t>receiver_id</w:t>
-            </w:r>
+            <w:proofErr w:type="spellStart"/>
+            <w:r>
+              <w:rPr>
+                <w:lang w:val="en-US"/>
+              </w:rPr>
+              <w:t>transaction</w:t>
+            </w:r>
+            <w:r>
+              <w:rPr>
+                <w:lang w:val="en-US"/>
+              </w:rPr>
+              <w:t>_id</w:t>
+            </w:r>
+            <w:proofErr w:type="spellEnd"/>
           </w:p>
           <w:p>
             <w:pPr>
@@ -4728,12 +4914,14 @@
                 <w:numId w:val="2"/>
               </w:numPr>
             </w:pPr>
-            <w:r>
-              <w:rPr>
-                <w:lang w:val="en-US"/>
-              </w:rPr>
-              <w:t>name</w:t>
-            </w:r>
+            <w:proofErr w:type="spellStart"/>
+            <w:r>
+              <w:rPr>
+                <w:lang w:val="en-US"/>
+              </w:rPr>
+              <w:t>user_id</w:t>
+            </w:r>
+            <w:proofErr w:type="spellEnd"/>
           </w:p>
           <w:p>
             <w:pPr>
@@ -4743,55 +4931,21 @@
                 <w:numId w:val="2"/>
               </w:numPr>
             </w:pPr>
-            <w:r>
-              <w:t>user_id</w:t>
-            </w:r>
-          </w:p>
-        </w:tc>
-      </w:tr>
-      <w:tr>
-        <w:tc>
-          <w:tcPr>
-            <w:tcW w:w="3115" w:type="dxa"/>
-          </w:tcPr>
-          <w:p>
-            <w:pPr>
-              <w:pStyle w:val="aa"/>
-              <w:rPr>
-                <w:lang w:val="en-US"/>
-              </w:rPr>
-            </w:pPr>
-            <w:r>
-              <w:rPr>
-                <w:lang w:val="en-US"/>
-              </w:rPr>
-              <w:t>e</w:t>
-            </w:r>
-            <w:r>
-              <w:rPr>
-                <w:lang w:val="en-US"/>
-              </w:rPr>
-              <w:t>arnings</w:t>
-            </w:r>
-          </w:p>
-        </w:tc>
-        <w:tc>
-          <w:tcPr>
-            <w:tcW w:w="3115" w:type="dxa"/>
-          </w:tcPr>
-          <w:p>
-            <w:pPr>
-              <w:pStyle w:val="aa"/>
-            </w:pPr>
-            <w:r>
-              <w:t>Хранит произошедшие зачисления средств</w:t>
-            </w:r>
-          </w:p>
-        </w:tc>
-        <w:tc>
-          <w:tcPr>
-            <w:tcW w:w="3115" w:type="dxa"/>
-          </w:tcPr>
+            <w:proofErr w:type="spellStart"/>
+            <w:r>
+              <w:rPr>
+                <w:lang w:val="en-US"/>
+              </w:rPr>
+              <w:t>place</w:t>
+            </w:r>
+            <w:r>
+              <w:rPr>
+                <w:lang w:val="en-US"/>
+              </w:rPr>
+              <w:t>_id</w:t>
+            </w:r>
+            <w:proofErr w:type="spellEnd"/>
+          </w:p>
           <w:p>
             <w:pPr>
               <w:pStyle w:val="aa"/>
@@ -4800,11 +4954,22 @@
                 <w:numId w:val="2"/>
               </w:numPr>
             </w:pPr>
-            <w:r>
-              <w:rPr>
-                <w:lang w:val="en-US"/>
-              </w:rPr>
-              <w:t>earning_id</w:t>
+            <w:proofErr w:type="spellStart"/>
+            <w:r>
+              <w:t>category</w:t>
+            </w:r>
+            <w:proofErr w:type="spellEnd"/>
+            <w:r>
+              <w:rPr>
+                <w:lang w:val="en-US"/>
+              </w:rPr>
+              <w:t>_</w:t>
+            </w:r>
+            <w:r>
+              <w:rPr>
+                <w:lang w:val="en-US"/>
+              </w:rPr>
+              <w:t>id</w:t>
             </w:r>
           </w:p>
           <w:p>
@@ -4815,12 +4980,20 @@
                 <w:numId w:val="2"/>
               </w:numPr>
             </w:pPr>
-            <w:r>
-              <w:rPr>
-                <w:lang w:val="en-US"/>
-              </w:rPr>
-              <w:t>user_id</w:t>
-            </w:r>
+            <w:proofErr w:type="spellStart"/>
+            <w:r>
+              <w:rPr>
+                <w:lang w:val="en-US"/>
+              </w:rPr>
+              <w:t>transaction_</w:t>
+            </w:r>
+            <w:r>
+              <w:rPr>
+                <w:lang w:val="en-US"/>
+              </w:rPr>
+              <w:t>datetime</w:t>
+            </w:r>
+            <w:proofErr w:type="spellEnd"/>
           </w:p>
           <w:p>
             <w:pPr>
@@ -4834,7 +5007,7 @@
               <w:rPr>
                 <w:lang w:val="en-US"/>
               </w:rPr>
-              <w:t>source_id</w:t>
+              <w:t>amount</w:t>
             </w:r>
           </w:p>
           <w:p>
@@ -4846,13 +5019,10 @@
               </w:numPr>
             </w:pPr>
             <w:r>
-              <w:t>earning_category_</w:t>
-            </w:r>
-            <w:r>
-              <w:rPr>
-                <w:lang w:val="en-US"/>
-              </w:rPr>
-              <w:t>id</w:t>
+              <w:rPr>
+                <w:lang w:val="en-US"/>
+              </w:rPr>
+              <w:t>comment</w:t>
             </w:r>
           </w:p>
           <w:p>
@@ -4863,19 +5033,57 @@
                 <w:numId w:val="2"/>
               </w:numPr>
             </w:pPr>
-            <w:r>
-              <w:rPr>
-                <w:lang w:val="en-US"/>
-              </w:rPr>
-              <w:t>transaction_</w:t>
-            </w:r>
-            <w:r>
-              <w:rPr>
-                <w:lang w:val="en-US"/>
-              </w:rPr>
-              <w:t>datetime</w:t>
-            </w:r>
-          </w:p>
+            <w:proofErr w:type="spellStart"/>
+            <w:r>
+              <w:rPr>
+                <w:lang w:val="en-US"/>
+              </w:rPr>
+              <w:t>created_at</w:t>
+            </w:r>
+            <w:proofErr w:type="spellEnd"/>
+          </w:p>
+        </w:tc>
+      </w:tr>
+      <w:tr>
+        <w:tc>
+          <w:tcPr>
+            <w:tcW w:w="3115" w:type="dxa"/>
+          </w:tcPr>
+          <w:p>
+            <w:pPr>
+              <w:pStyle w:val="aa"/>
+              <w:rPr>
+                <w:lang w:val="en-US"/>
+              </w:rPr>
+            </w:pPr>
+            <w:r>
+              <w:rPr>
+                <w:lang w:val="en-US"/>
+              </w:rPr>
+              <w:t>credits</w:t>
+            </w:r>
+          </w:p>
+        </w:tc>
+        <w:tc>
+          <w:tcPr>
+            <w:tcW w:w="3115" w:type="dxa"/>
+          </w:tcPr>
+          <w:p>
+            <w:pPr>
+              <w:pStyle w:val="aa"/>
+            </w:pPr>
+            <w:r>
+              <w:t xml:space="preserve">Хранит </w:t>
+            </w:r>
+            <w:r>
+              <w:t>информацию о кредитах, взятых пользователями</w:t>
+            </w:r>
+          </w:p>
+        </w:tc>
+        <w:tc>
+          <w:tcPr>
+            <w:tcW w:w="3115" w:type="dxa"/>
+          </w:tcPr>
           <w:p>
             <w:pPr>
               <w:pStyle w:val="aa"/>
@@ -4884,12 +5092,14 @@
                 <w:numId w:val="2"/>
               </w:numPr>
             </w:pPr>
-            <w:r>
-              <w:rPr>
-                <w:lang w:val="en-US"/>
-              </w:rPr>
-              <w:t>sum</w:t>
-            </w:r>
+            <w:proofErr w:type="spellStart"/>
+            <w:r>
+              <w:rPr>
+                <w:lang w:val="en-US"/>
+              </w:rPr>
+              <w:t>credit_id</w:t>
+            </w:r>
+            <w:proofErr w:type="spellEnd"/>
           </w:p>
           <w:p>
             <w:pPr>
@@ -4899,64 +5109,15 @@
                 <w:numId w:val="2"/>
               </w:numPr>
             </w:pPr>
-            <w:r>
-              <w:rPr>
-                <w:lang w:val="en-US"/>
-              </w:rPr>
-              <w:t>description</w:t>
-            </w:r>
-          </w:p>
-        </w:tc>
-      </w:tr>
-      <w:tr>
-        <w:tc>
-          <w:tcPr>
-            <w:tcW w:w="3115" w:type="dxa"/>
-          </w:tcPr>
-          <w:p>
-            <w:pPr>
-              <w:pStyle w:val="aa"/>
-              <w:rPr>
-                <w:lang w:val="en-US"/>
-              </w:rPr>
-            </w:pPr>
-            <w:r>
-              <w:rPr>
-                <w:lang w:val="en-US"/>
-              </w:rPr>
-              <w:t>s</w:t>
-            </w:r>
-            <w:r>
-              <w:rPr>
-                <w:lang w:val="en-US"/>
-              </w:rPr>
-              <w:t>pendings</w:t>
-            </w:r>
-          </w:p>
-        </w:tc>
-        <w:tc>
-          <w:tcPr>
-            <w:tcW w:w="3115" w:type="dxa"/>
-          </w:tcPr>
-          <w:p>
-            <w:pPr>
-              <w:pStyle w:val="aa"/>
-            </w:pPr>
-            <w:r>
-              <w:t xml:space="preserve">Хранит </w:t>
-            </w:r>
-            <w:r>
-              <w:t>произошедшие</w:t>
-            </w:r>
-            <w:r>
-              <w:t xml:space="preserve"> списания средств</w:t>
-            </w:r>
-          </w:p>
-        </w:tc>
-        <w:tc>
-          <w:tcPr>
-            <w:tcW w:w="3115" w:type="dxa"/>
-          </w:tcPr>
+            <w:proofErr w:type="spellStart"/>
+            <w:r>
+              <w:rPr>
+                <w:lang w:val="en-US"/>
+              </w:rPr>
+              <w:t>user_id</w:t>
+            </w:r>
+            <w:proofErr w:type="spellEnd"/>
+          </w:p>
           <w:p>
             <w:pPr>
               <w:pStyle w:val="aa"/>
@@ -4969,7 +5130,7 @@
               <w:rPr>
                 <w:lang w:val="en-US"/>
               </w:rPr>
-              <w:t>spending_id</w:t>
+              <w:t>name</w:t>
             </w:r>
           </w:p>
           <w:p>
@@ -4980,12 +5141,14 @@
                 <w:numId w:val="2"/>
               </w:numPr>
             </w:pPr>
-            <w:r>
-              <w:rPr>
-                <w:lang w:val="en-US"/>
-              </w:rPr>
-              <w:t>user_id</w:t>
-            </w:r>
+            <w:proofErr w:type="spellStart"/>
+            <w:r>
+              <w:rPr>
+                <w:lang w:val="en-US"/>
+              </w:rPr>
+              <w:t>total_amount</w:t>
+            </w:r>
+            <w:proofErr w:type="spellEnd"/>
           </w:p>
           <w:p>
             <w:pPr>
@@ -4995,9 +5158,14 @@
                 <w:numId w:val="2"/>
               </w:numPr>
             </w:pPr>
-            <w:r>
-              <w:t>receiver_id</w:t>
-            </w:r>
+            <w:proofErr w:type="spellStart"/>
+            <w:r>
+              <w:rPr>
+                <w:lang w:val="en-US"/>
+              </w:rPr>
+              <w:t>interest_rate</w:t>
+            </w:r>
+            <w:proofErr w:type="spellEnd"/>
           </w:p>
           <w:p>
             <w:pPr>
@@ -5007,21 +5175,14 @@
                 <w:numId w:val="2"/>
               </w:numPr>
             </w:pPr>
-            <w:r>
-              <w:rPr>
-                <w:lang w:val="en-US"/>
-              </w:rPr>
-              <w:t>spending</w:t>
-            </w:r>
-            <w:r>
-              <w:t>_category_</w:t>
-            </w:r>
-            <w:r>
-              <w:rPr>
-                <w:lang w:val="en-US"/>
-              </w:rPr>
-              <w:t>id</w:t>
-            </w:r>
+            <w:proofErr w:type="spellStart"/>
+            <w:r>
+              <w:rPr>
+                <w:lang w:val="en-US"/>
+              </w:rPr>
+              <w:t>start_date</w:t>
+            </w:r>
+            <w:proofErr w:type="spellEnd"/>
           </w:p>
           <w:p>
             <w:pPr>
@@ -5031,13 +5192,56 @@
                 <w:numId w:val="2"/>
               </w:numPr>
             </w:pPr>
-            <w:r>
-              <w:rPr>
-                <w:lang w:val="en-US"/>
-              </w:rPr>
-              <w:t>transaction_datetime</w:t>
-            </w:r>
-          </w:p>
+            <w:proofErr w:type="spellStart"/>
+            <w:r>
+              <w:rPr>
+                <w:lang w:val="en-US"/>
+              </w:rPr>
+              <w:t>end_date</w:t>
+            </w:r>
+            <w:proofErr w:type="spellEnd"/>
+          </w:p>
+        </w:tc>
+      </w:tr>
+      <w:tr>
+        <w:tc>
+          <w:tcPr>
+            <w:tcW w:w="3115" w:type="dxa"/>
+          </w:tcPr>
+          <w:p>
+            <w:pPr>
+              <w:pStyle w:val="aa"/>
+              <w:rPr>
+                <w:lang w:val="en-US"/>
+              </w:rPr>
+            </w:pPr>
+            <w:proofErr w:type="spellStart"/>
+            <w:r>
+              <w:rPr>
+                <w:lang w:val="en-US"/>
+              </w:rPr>
+              <w:t>credit_payments</w:t>
+            </w:r>
+            <w:proofErr w:type="spellEnd"/>
+          </w:p>
+        </w:tc>
+        <w:tc>
+          <w:tcPr>
+            <w:tcW w:w="3115" w:type="dxa"/>
+          </w:tcPr>
+          <w:p>
+            <w:pPr>
+              <w:pStyle w:val="aa"/>
+            </w:pPr>
+            <w:r>
+              <w:t>Хранит произошедшие платежи по кредитам пользователей</w:t>
+            </w:r>
+          </w:p>
+        </w:tc>
+        <w:tc>
+          <w:tcPr>
+            <w:tcW w:w="3115" w:type="dxa"/>
+          </w:tcPr>
           <w:p>
             <w:pPr>
               <w:pStyle w:val="aa"/>
@@ -5046,12 +5250,14 @@
                 <w:numId w:val="2"/>
               </w:numPr>
             </w:pPr>
-            <w:r>
-              <w:rPr>
-                <w:lang w:val="en-US"/>
-              </w:rPr>
-              <w:t>sum</w:t>
-            </w:r>
+            <w:proofErr w:type="spellStart"/>
+            <w:r>
+              <w:rPr>
+                <w:lang w:val="en-US"/>
+              </w:rPr>
+              <w:t>payment_id</w:t>
+            </w:r>
+            <w:proofErr w:type="spellEnd"/>
           </w:p>
           <w:p>
             <w:pPr>
@@ -5061,12 +5267,31 @@
                 <w:numId w:val="2"/>
               </w:numPr>
             </w:pPr>
-            <w:r>
-              <w:rPr>
-                <w:lang w:val="en-US"/>
-              </w:rPr>
-              <w:t>description</w:t>
-            </w:r>
+            <w:proofErr w:type="spellStart"/>
+            <w:r>
+              <w:rPr>
+                <w:lang w:val="en-US"/>
+              </w:rPr>
+              <w:t>credit_id</w:t>
+            </w:r>
+            <w:proofErr w:type="spellEnd"/>
+          </w:p>
+          <w:p>
+            <w:pPr>
+              <w:pStyle w:val="aa"/>
+              <w:numPr>
+                <w:ilvl w:val="0"/>
+                <w:numId w:val="2"/>
+              </w:numPr>
+            </w:pPr>
+            <w:proofErr w:type="spellStart"/>
+            <w:r>
+              <w:rPr>
+                <w:lang w:val="en-US"/>
+              </w:rPr>
+              <w:t>transaction_id</w:t>
+            </w:r>
+            <w:proofErr w:type="spellEnd"/>
           </w:p>
         </w:tc>
       </w:tr>
@@ -5074,15 +5299,3575 @@
     <w:p>
       <w:pPr>
         <w:pStyle w:val="2"/>
-      </w:pPr>
-      <w:r>
-        <w:lastRenderedPageBreak/>
-        <w:t>Макет сайта</w:t>
+        <w:rPr>
+          <w:lang w:val="en-US"/>
+        </w:rPr>
+      </w:pPr>
+      <w:r>
+        <w:t xml:space="preserve">Список </w:t>
+      </w:r>
+      <w:r>
+        <w:rPr>
+          <w:lang w:val="en-US"/>
+        </w:rPr>
+        <w:t>API</w:t>
       </w:r>
     </w:p>
     <w:p>
-      <w:r>
-        <w:t>Были создан макет сайта в Figma:</w:t>
+      <w:pPr>
+        <w:pStyle w:val="a8"/>
+      </w:pPr>
+      <w:r>
+        <w:t xml:space="preserve">Таблица 5 – список </w:t>
+      </w:r>
+      <w:r>
+        <w:rPr>
+          <w:lang w:val="en-US"/>
+        </w:rPr>
+        <w:t>API</w:t>
+      </w:r>
+    </w:p>
+    <w:p>
+      <w:pPr>
+        <w:rPr>
+          <w:rFonts w:asciiTheme="minorHAnsi" w:hAnsiTheme="minorHAnsi"/>
+          <w:sz w:val="22"/>
+        </w:rPr>
+      </w:pPr>
+      <w:r>
+        <w:rPr>
+          <w:lang w:val="en-US"/>
+        </w:rPr>
+        <w:fldChar w:fldCharType="begin"/>
+      </w:r>
+      <w:r>
+        <w:rPr>
+          <w:lang w:val="en-US"/>
+        </w:rPr>
+        <w:instrText xml:space="preserve"> LINK Excel.Sheet.12 "C:\\Users\\kseni\\Downloads\\University\\Software_development_5_sem\\Goblincore\\documents\\СПО_Goblincore_Список_API.xlsx" "Лист1!R3C6:R23C13" \a \f 5 \h  \* MERGEFORMAT </w:instrText>
+      </w:r>
+      <w:r>
+        <w:rPr>
+          <w:lang w:val="en-US"/>
+        </w:rPr>
+        <w:fldChar w:fldCharType="separate"/>
+      </w:r>
+    </w:p>
+    <w:tbl>
+      <w:tblPr>
+        <w:tblStyle w:val="af6"/>
+        <w:tblW w:w="5000" w:type="pct"/>
+        <w:tblLayout w:type="fixed"/>
+        <w:tblLook w:val="04A0" w:firstRow="1" w:lastRow="0" w:firstColumn="1" w:lastColumn="0" w:noHBand="0" w:noVBand="1"/>
+      </w:tblPr>
+      <w:tblGrid>
+        <w:gridCol w:w="341"/>
+        <w:gridCol w:w="1038"/>
+        <w:gridCol w:w="1313"/>
+        <w:gridCol w:w="1700"/>
+        <w:gridCol w:w="1698"/>
+        <w:gridCol w:w="992"/>
+        <w:gridCol w:w="994"/>
+        <w:gridCol w:w="1552"/>
+      </w:tblGrid>
+      <w:tr>
+        <w:trPr>
+          <w:trHeight w:val="290"/>
+        </w:trPr>
+        <w:tc>
+          <w:tcPr>
+            <w:tcW w:w="177" w:type="pct"/>
+            <w:noWrap/>
+            <w:hideMark/>
+          </w:tcPr>
+          <w:p>
+            <w:pPr>
+              <w:pStyle w:val="aa"/>
+            </w:pPr>
+            <w:r>
+              <w:t>№</w:t>
+            </w:r>
+          </w:p>
+        </w:tc>
+        <w:tc>
+          <w:tcPr>
+            <w:tcW w:w="539" w:type="pct"/>
+            <w:noWrap/>
+            <w:hideMark/>
+          </w:tcPr>
+          <w:p>
+            <w:pPr>
+              <w:pStyle w:val="aa"/>
+            </w:pPr>
+            <w:r>
+              <w:t>Метод</w:t>
+            </w:r>
+          </w:p>
+        </w:tc>
+        <w:tc>
+          <w:tcPr>
+            <w:tcW w:w="682" w:type="pct"/>
+            <w:noWrap/>
+            <w:hideMark/>
+          </w:tcPr>
+          <w:p>
+            <w:pPr>
+              <w:pStyle w:val="aa"/>
+            </w:pPr>
+            <w:r>
+              <w:t>Путь</w:t>
+            </w:r>
+          </w:p>
+        </w:tc>
+        <w:tc>
+          <w:tcPr>
+            <w:tcW w:w="883" w:type="pct"/>
+            <w:noWrap/>
+            <w:hideMark/>
+          </w:tcPr>
+          <w:p>
+            <w:pPr>
+              <w:pStyle w:val="aa"/>
+            </w:pPr>
+            <w:r>
+              <w:t>Тело запроса</w:t>
+            </w:r>
+          </w:p>
+        </w:tc>
+        <w:tc>
+          <w:tcPr>
+            <w:tcW w:w="882" w:type="pct"/>
+            <w:noWrap/>
+            <w:hideMark/>
+          </w:tcPr>
+          <w:p>
+            <w:pPr>
+              <w:pStyle w:val="aa"/>
+            </w:pPr>
+            <w:r>
+              <w:t>Тело ответа</w:t>
+            </w:r>
+          </w:p>
+        </w:tc>
+        <w:tc>
+          <w:tcPr>
+            <w:tcW w:w="515" w:type="pct"/>
+            <w:noWrap/>
+            <w:hideMark/>
+          </w:tcPr>
+          <w:p>
+            <w:pPr>
+              <w:pStyle w:val="aa"/>
+            </w:pPr>
+            <w:r>
+              <w:t>Параметры запроса</w:t>
+            </w:r>
+          </w:p>
+        </w:tc>
+        <w:tc>
+          <w:tcPr>
+            <w:tcW w:w="516" w:type="pct"/>
+            <w:noWrap/>
+            <w:hideMark/>
+          </w:tcPr>
+          <w:p>
+            <w:pPr>
+              <w:pStyle w:val="aa"/>
+            </w:pPr>
+            <w:r>
+              <w:t>Ошибки</w:t>
+            </w:r>
+          </w:p>
+        </w:tc>
+        <w:tc>
+          <w:tcPr>
+            <w:tcW w:w="806" w:type="pct"/>
+            <w:noWrap/>
+            <w:hideMark/>
+          </w:tcPr>
+          <w:p>
+            <w:pPr>
+              <w:pStyle w:val="aa"/>
+            </w:pPr>
+            <w:r>
+              <w:t>Назначение</w:t>
+            </w:r>
+          </w:p>
+        </w:tc>
+      </w:tr>
+      <w:tr>
+        <w:trPr>
+          <w:trHeight w:val="290"/>
+        </w:trPr>
+        <w:tc>
+          <w:tcPr>
+            <w:tcW w:w="716" w:type="pct"/>
+            <w:gridSpan w:val="2"/>
+            <w:noWrap/>
+            <w:hideMark/>
+          </w:tcPr>
+          <w:p>
+            <w:pPr>
+              <w:pStyle w:val="aa"/>
+            </w:pPr>
+            <w:r>
+              <w:t>Регистрация и вход</w:t>
+            </w:r>
+          </w:p>
+        </w:tc>
+        <w:tc>
+          <w:tcPr>
+            <w:tcW w:w="682" w:type="pct"/>
+            <w:noWrap/>
+            <w:hideMark/>
+          </w:tcPr>
+          <w:p>
+            <w:pPr>
+              <w:pStyle w:val="aa"/>
+            </w:pPr>
+          </w:p>
+        </w:tc>
+        <w:tc>
+          <w:tcPr>
+            <w:tcW w:w="883" w:type="pct"/>
+            <w:noWrap/>
+            <w:hideMark/>
+          </w:tcPr>
+          <w:p>
+            <w:pPr>
+              <w:pStyle w:val="aa"/>
+            </w:pPr>
+          </w:p>
+        </w:tc>
+        <w:tc>
+          <w:tcPr>
+            <w:tcW w:w="882" w:type="pct"/>
+            <w:noWrap/>
+            <w:hideMark/>
+          </w:tcPr>
+          <w:p>
+            <w:pPr>
+              <w:pStyle w:val="aa"/>
+            </w:pPr>
+          </w:p>
+        </w:tc>
+        <w:tc>
+          <w:tcPr>
+            <w:tcW w:w="515" w:type="pct"/>
+            <w:noWrap/>
+            <w:hideMark/>
+          </w:tcPr>
+          <w:p>
+            <w:pPr>
+              <w:pStyle w:val="aa"/>
+            </w:pPr>
+          </w:p>
+        </w:tc>
+        <w:tc>
+          <w:tcPr>
+            <w:tcW w:w="516" w:type="pct"/>
+            <w:noWrap/>
+            <w:hideMark/>
+          </w:tcPr>
+          <w:p>
+            <w:pPr>
+              <w:pStyle w:val="aa"/>
+            </w:pPr>
+          </w:p>
+        </w:tc>
+        <w:tc>
+          <w:tcPr>
+            <w:tcW w:w="806" w:type="pct"/>
+            <w:noWrap/>
+            <w:hideMark/>
+          </w:tcPr>
+          <w:p>
+            <w:pPr>
+              <w:pStyle w:val="aa"/>
+            </w:pPr>
+          </w:p>
+        </w:tc>
+      </w:tr>
+      <w:tr>
+        <w:trPr>
+          <w:trHeight w:val="870"/>
+        </w:trPr>
+        <w:tc>
+          <w:tcPr>
+            <w:tcW w:w="177" w:type="pct"/>
+            <w:noWrap/>
+            <w:hideMark/>
+          </w:tcPr>
+          <w:p>
+            <w:pPr>
+              <w:pStyle w:val="aa"/>
+            </w:pPr>
+            <w:r>
+              <w:t>1</w:t>
+            </w:r>
+          </w:p>
+        </w:tc>
+        <w:tc>
+          <w:tcPr>
+            <w:tcW w:w="539" w:type="pct"/>
+            <w:noWrap/>
+            <w:hideMark/>
+          </w:tcPr>
+          <w:p>
+            <w:pPr>
+              <w:pStyle w:val="aa"/>
+            </w:pPr>
+            <w:r>
+              <w:t>POST</w:t>
+            </w:r>
+          </w:p>
+        </w:tc>
+        <w:tc>
+          <w:tcPr>
+            <w:tcW w:w="682" w:type="pct"/>
+            <w:noWrap/>
+            <w:hideMark/>
+          </w:tcPr>
+          <w:p>
+            <w:pPr>
+              <w:pStyle w:val="aa"/>
+            </w:pPr>
+            <w:r>
+              <w:t>/</w:t>
+            </w:r>
+            <w:proofErr w:type="spellStart"/>
+            <w:r>
+              <w:t>register</w:t>
+            </w:r>
+            <w:proofErr w:type="spellEnd"/>
+          </w:p>
+        </w:tc>
+        <w:tc>
+          <w:tcPr>
+            <w:tcW w:w="883" w:type="pct"/>
+            <w:hideMark/>
+          </w:tcPr>
+          <w:p>
+            <w:pPr>
+              <w:pStyle w:val="aa"/>
+            </w:pPr>
+            <w:r>
+              <w:t>{</w:t>
+            </w:r>
+            <w:proofErr w:type="spellStart"/>
+            <w:r>
+              <w:t>username</w:t>
+            </w:r>
+            <w:proofErr w:type="spellEnd"/>
+            <w:r>
+              <w:t xml:space="preserve">, </w:t>
+            </w:r>
+            <w:proofErr w:type="spellStart"/>
+            <w:r>
+              <w:t>email</w:t>
+            </w:r>
+            <w:proofErr w:type="spellEnd"/>
+            <w:r>
+              <w:t xml:space="preserve">, </w:t>
+            </w:r>
+            <w:proofErr w:type="spellStart"/>
+            <w:r>
+              <w:t>password_hash</w:t>
+            </w:r>
+            <w:proofErr w:type="spellEnd"/>
+            <w:r>
+              <w:t>}</w:t>
+            </w:r>
+          </w:p>
+        </w:tc>
+        <w:tc>
+          <w:tcPr>
+            <w:tcW w:w="882" w:type="pct"/>
+            <w:hideMark/>
+          </w:tcPr>
+          <w:p>
+            <w:pPr>
+              <w:pStyle w:val="aa"/>
+              <w:rPr>
+                <w:lang w:val="en-US"/>
+              </w:rPr>
+            </w:pPr>
+            <w:r>
+              <w:rPr>
+                <w:lang w:val="en-US"/>
+              </w:rPr>
+              <w:t>{</w:t>
+            </w:r>
+            <w:proofErr w:type="spellStart"/>
+            <w:r>
+              <w:rPr>
+                <w:lang w:val="en-US"/>
+              </w:rPr>
+              <w:t>user_id</w:t>
+            </w:r>
+            <w:proofErr w:type="spellEnd"/>
+            <w:r>
+              <w:rPr>
+                <w:lang w:val="en-US"/>
+              </w:rPr>
+              <w:t xml:space="preserve">, username, email, </w:t>
+            </w:r>
+            <w:proofErr w:type="spellStart"/>
+            <w:r>
+              <w:rPr>
+                <w:lang w:val="en-US"/>
+              </w:rPr>
+              <w:t>password_hash</w:t>
+            </w:r>
+            <w:proofErr w:type="spellEnd"/>
+            <w:r>
+              <w:rPr>
+                <w:lang w:val="en-US"/>
+              </w:rPr>
+              <w:t>}</w:t>
+            </w:r>
+          </w:p>
+        </w:tc>
+        <w:tc>
+          <w:tcPr>
+            <w:tcW w:w="515" w:type="pct"/>
+            <w:hideMark/>
+          </w:tcPr>
+          <w:p>
+            <w:pPr>
+              <w:pStyle w:val="aa"/>
+              <w:rPr>
+                <w:lang w:val="en-US"/>
+              </w:rPr>
+            </w:pPr>
+          </w:p>
+        </w:tc>
+        <w:tc>
+          <w:tcPr>
+            <w:tcW w:w="516" w:type="pct"/>
+            <w:noWrap/>
+            <w:hideMark/>
+          </w:tcPr>
+          <w:p>
+            <w:pPr>
+              <w:pStyle w:val="aa"/>
+              <w:rPr>
+                <w:lang w:val="en-US"/>
+              </w:rPr>
+            </w:pPr>
+          </w:p>
+        </w:tc>
+        <w:tc>
+          <w:tcPr>
+            <w:tcW w:w="806" w:type="pct"/>
+            <w:hideMark/>
+          </w:tcPr>
+          <w:p>
+            <w:pPr>
+              <w:pStyle w:val="aa"/>
+            </w:pPr>
+            <w:r>
+              <w:t>Создать учётную запись</w:t>
+            </w:r>
+          </w:p>
+        </w:tc>
+      </w:tr>
+      <w:tr>
+        <w:trPr>
+          <w:trHeight w:val="870"/>
+        </w:trPr>
+        <w:tc>
+          <w:tcPr>
+            <w:tcW w:w="177" w:type="pct"/>
+            <w:noWrap/>
+            <w:hideMark/>
+          </w:tcPr>
+          <w:p>
+            <w:pPr>
+              <w:pStyle w:val="aa"/>
+            </w:pPr>
+            <w:r>
+              <w:t>2</w:t>
+            </w:r>
+          </w:p>
+        </w:tc>
+        <w:tc>
+          <w:tcPr>
+            <w:tcW w:w="539" w:type="pct"/>
+            <w:noWrap/>
+            <w:hideMark/>
+          </w:tcPr>
+          <w:p>
+            <w:pPr>
+              <w:pStyle w:val="aa"/>
+            </w:pPr>
+            <w:r>
+              <w:t>POST</w:t>
+            </w:r>
+          </w:p>
+        </w:tc>
+        <w:tc>
+          <w:tcPr>
+            <w:tcW w:w="682" w:type="pct"/>
+            <w:noWrap/>
+            <w:hideMark/>
+          </w:tcPr>
+          <w:p>
+            <w:pPr>
+              <w:pStyle w:val="aa"/>
+            </w:pPr>
+            <w:r>
+              <w:t>/</w:t>
+            </w:r>
+            <w:proofErr w:type="spellStart"/>
+            <w:r>
+              <w:t>token</w:t>
+            </w:r>
+            <w:proofErr w:type="spellEnd"/>
+          </w:p>
+        </w:tc>
+        <w:tc>
+          <w:tcPr>
+            <w:tcW w:w="883" w:type="pct"/>
+            <w:hideMark/>
+          </w:tcPr>
+          <w:p>
+            <w:pPr>
+              <w:pStyle w:val="aa"/>
+            </w:pPr>
+            <w:r>
+              <w:t>{</w:t>
+            </w:r>
+            <w:proofErr w:type="spellStart"/>
+            <w:r>
+              <w:t>username</w:t>
+            </w:r>
+            <w:proofErr w:type="spellEnd"/>
+            <w:r>
+              <w:t xml:space="preserve">, </w:t>
+            </w:r>
+            <w:proofErr w:type="spellStart"/>
+            <w:r>
+              <w:t>password_hash</w:t>
+            </w:r>
+            <w:proofErr w:type="spellEnd"/>
+            <w:r>
+              <w:t>}</w:t>
+            </w:r>
+          </w:p>
+        </w:tc>
+        <w:tc>
+          <w:tcPr>
+            <w:tcW w:w="882" w:type="pct"/>
+            <w:hideMark/>
+          </w:tcPr>
+          <w:p>
+            <w:pPr>
+              <w:pStyle w:val="aa"/>
+            </w:pPr>
+            <w:r>
+              <w:t>{</w:t>
+            </w:r>
+            <w:proofErr w:type="spellStart"/>
+            <w:r>
+              <w:t>access_token</w:t>
+            </w:r>
+            <w:proofErr w:type="spellEnd"/>
+            <w:r>
+              <w:t xml:space="preserve">, </w:t>
+            </w:r>
+            <w:proofErr w:type="spellStart"/>
+            <w:r>
+              <w:t>refresh_token</w:t>
+            </w:r>
+            <w:proofErr w:type="spellEnd"/>
+            <w:r>
+              <w:t>}</w:t>
+            </w:r>
+          </w:p>
+        </w:tc>
+        <w:tc>
+          <w:tcPr>
+            <w:tcW w:w="515" w:type="pct"/>
+            <w:hideMark/>
+          </w:tcPr>
+          <w:p>
+            <w:pPr>
+              <w:pStyle w:val="aa"/>
+            </w:pPr>
+            <w:proofErr w:type="spellStart"/>
+            <w:r>
+              <w:t>grant_type</w:t>
+            </w:r>
+            <w:proofErr w:type="spellEnd"/>
+            <w:r>
+              <w:t>=</w:t>
+            </w:r>
+            <w:proofErr w:type="spellStart"/>
+            <w:r>
+              <w:t>password</w:t>
+            </w:r>
+            <w:proofErr w:type="spellEnd"/>
+          </w:p>
+        </w:tc>
+        <w:tc>
+          <w:tcPr>
+            <w:tcW w:w="516" w:type="pct"/>
+            <w:noWrap/>
+            <w:hideMark/>
+          </w:tcPr>
+          <w:p>
+            <w:pPr>
+              <w:pStyle w:val="aa"/>
+            </w:pPr>
+          </w:p>
+        </w:tc>
+        <w:tc>
+          <w:tcPr>
+            <w:tcW w:w="806" w:type="pct"/>
+            <w:hideMark/>
+          </w:tcPr>
+          <w:p>
+            <w:pPr>
+              <w:pStyle w:val="aa"/>
+            </w:pPr>
+            <w:r>
+              <w:t>Вход (обмен пароля на токены)</w:t>
+            </w:r>
+          </w:p>
+        </w:tc>
+      </w:tr>
+      <w:tr>
+        <w:trPr>
+          <w:trHeight w:val="580"/>
+        </w:trPr>
+        <w:tc>
+          <w:tcPr>
+            <w:tcW w:w="177" w:type="pct"/>
+            <w:noWrap/>
+            <w:hideMark/>
+          </w:tcPr>
+          <w:p>
+            <w:pPr>
+              <w:pStyle w:val="aa"/>
+            </w:pPr>
+            <w:r>
+              <w:t>3</w:t>
+            </w:r>
+          </w:p>
+        </w:tc>
+        <w:tc>
+          <w:tcPr>
+            <w:tcW w:w="539" w:type="pct"/>
+            <w:noWrap/>
+            <w:hideMark/>
+          </w:tcPr>
+          <w:p>
+            <w:pPr>
+              <w:pStyle w:val="aa"/>
+            </w:pPr>
+            <w:r>
+              <w:t>POST</w:t>
+            </w:r>
+          </w:p>
+        </w:tc>
+        <w:tc>
+          <w:tcPr>
+            <w:tcW w:w="682" w:type="pct"/>
+            <w:noWrap/>
+            <w:hideMark/>
+          </w:tcPr>
+          <w:p>
+            <w:pPr>
+              <w:pStyle w:val="aa"/>
+            </w:pPr>
+            <w:r>
+              <w:t>/</w:t>
+            </w:r>
+            <w:proofErr w:type="spellStart"/>
+            <w:r>
+              <w:t>token</w:t>
+            </w:r>
+            <w:proofErr w:type="spellEnd"/>
+          </w:p>
+        </w:tc>
+        <w:tc>
+          <w:tcPr>
+            <w:tcW w:w="883" w:type="pct"/>
+            <w:hideMark/>
+          </w:tcPr>
+          <w:p>
+            <w:pPr>
+              <w:pStyle w:val="aa"/>
+            </w:pPr>
+            <w:r>
+              <w:t>{</w:t>
+            </w:r>
+            <w:proofErr w:type="spellStart"/>
+            <w:r>
+              <w:t>refresh_token</w:t>
+            </w:r>
+            <w:proofErr w:type="spellEnd"/>
+            <w:r>
+              <w:t>}</w:t>
+            </w:r>
+          </w:p>
+        </w:tc>
+        <w:tc>
+          <w:tcPr>
+            <w:tcW w:w="882" w:type="pct"/>
+            <w:hideMark/>
+          </w:tcPr>
+          <w:p>
+            <w:pPr>
+              <w:pStyle w:val="aa"/>
+            </w:pPr>
+            <w:r>
+              <w:t>{</w:t>
+            </w:r>
+            <w:proofErr w:type="spellStart"/>
+            <w:r>
+              <w:t>access_token</w:t>
+            </w:r>
+            <w:proofErr w:type="spellEnd"/>
+            <w:r>
+              <w:t xml:space="preserve">, </w:t>
+            </w:r>
+            <w:proofErr w:type="spellStart"/>
+            <w:r>
+              <w:t>refresh_token</w:t>
+            </w:r>
+            <w:proofErr w:type="spellEnd"/>
+            <w:r>
+              <w:t>}</w:t>
+            </w:r>
+          </w:p>
+        </w:tc>
+        <w:tc>
+          <w:tcPr>
+            <w:tcW w:w="515" w:type="pct"/>
+            <w:hideMark/>
+          </w:tcPr>
+          <w:p>
+            <w:pPr>
+              <w:pStyle w:val="aa"/>
+            </w:pPr>
+            <w:proofErr w:type="spellStart"/>
+            <w:r>
+              <w:t>grant_type</w:t>
+            </w:r>
+            <w:proofErr w:type="spellEnd"/>
+            <w:r>
+              <w:t>=</w:t>
+            </w:r>
+            <w:proofErr w:type="spellStart"/>
+            <w:r>
+              <w:t>refresh_token</w:t>
+            </w:r>
+            <w:proofErr w:type="spellEnd"/>
+          </w:p>
+        </w:tc>
+        <w:tc>
+          <w:tcPr>
+            <w:tcW w:w="516" w:type="pct"/>
+            <w:noWrap/>
+            <w:hideMark/>
+          </w:tcPr>
+          <w:p>
+            <w:pPr>
+              <w:pStyle w:val="aa"/>
+            </w:pPr>
+          </w:p>
+        </w:tc>
+        <w:tc>
+          <w:tcPr>
+            <w:tcW w:w="806" w:type="pct"/>
+            <w:hideMark/>
+          </w:tcPr>
+          <w:p>
+            <w:pPr>
+              <w:pStyle w:val="aa"/>
+            </w:pPr>
+            <w:r>
+              <w:t>Обновить пару токенов</w:t>
+            </w:r>
+          </w:p>
+        </w:tc>
+      </w:tr>
+      <w:tr>
+        <w:trPr>
+          <w:trHeight w:val="290"/>
+        </w:trPr>
+        <w:tc>
+          <w:tcPr>
+            <w:tcW w:w="1398" w:type="pct"/>
+            <w:gridSpan w:val="3"/>
+            <w:noWrap/>
+            <w:hideMark/>
+          </w:tcPr>
+          <w:p>
+            <w:pPr>
+              <w:pStyle w:val="aa"/>
+            </w:pPr>
+            <w:r>
+              <w:t>Управление аккаунтом</w:t>
+            </w:r>
+          </w:p>
+        </w:tc>
+        <w:tc>
+          <w:tcPr>
+            <w:tcW w:w="883" w:type="pct"/>
+            <w:noWrap/>
+            <w:hideMark/>
+          </w:tcPr>
+          <w:p>
+            <w:pPr>
+              <w:pStyle w:val="aa"/>
+            </w:pPr>
+          </w:p>
+        </w:tc>
+        <w:tc>
+          <w:tcPr>
+            <w:tcW w:w="882" w:type="pct"/>
+            <w:noWrap/>
+            <w:hideMark/>
+          </w:tcPr>
+          <w:p>
+            <w:pPr>
+              <w:pStyle w:val="aa"/>
+            </w:pPr>
+          </w:p>
+        </w:tc>
+        <w:tc>
+          <w:tcPr>
+            <w:tcW w:w="515" w:type="pct"/>
+            <w:noWrap/>
+            <w:hideMark/>
+          </w:tcPr>
+          <w:p>
+            <w:pPr>
+              <w:pStyle w:val="aa"/>
+            </w:pPr>
+          </w:p>
+        </w:tc>
+        <w:tc>
+          <w:tcPr>
+            <w:tcW w:w="516" w:type="pct"/>
+            <w:noWrap/>
+            <w:hideMark/>
+          </w:tcPr>
+          <w:p>
+            <w:pPr>
+              <w:pStyle w:val="aa"/>
+            </w:pPr>
+          </w:p>
+        </w:tc>
+        <w:tc>
+          <w:tcPr>
+            <w:tcW w:w="806" w:type="pct"/>
+            <w:noWrap/>
+            <w:hideMark/>
+          </w:tcPr>
+          <w:p>
+            <w:pPr>
+              <w:pStyle w:val="aa"/>
+            </w:pPr>
+          </w:p>
+        </w:tc>
+      </w:tr>
+      <w:tr>
+        <w:trPr>
+          <w:trHeight w:val="580"/>
+        </w:trPr>
+        <w:tc>
+          <w:tcPr>
+            <w:tcW w:w="177" w:type="pct"/>
+            <w:noWrap/>
+            <w:hideMark/>
+          </w:tcPr>
+          <w:p>
+            <w:pPr>
+              <w:pStyle w:val="aa"/>
+            </w:pPr>
+            <w:r>
+              <w:lastRenderedPageBreak/>
+              <w:t>4</w:t>
+            </w:r>
+          </w:p>
+        </w:tc>
+        <w:tc>
+          <w:tcPr>
+            <w:tcW w:w="539" w:type="pct"/>
+            <w:noWrap/>
+            <w:hideMark/>
+          </w:tcPr>
+          <w:p>
+            <w:pPr>
+              <w:pStyle w:val="aa"/>
+            </w:pPr>
+            <w:r>
+              <w:t>GET</w:t>
+            </w:r>
+          </w:p>
+        </w:tc>
+        <w:tc>
+          <w:tcPr>
+            <w:tcW w:w="682" w:type="pct"/>
+            <w:noWrap/>
+            <w:hideMark/>
+          </w:tcPr>
+          <w:p>
+            <w:pPr>
+              <w:pStyle w:val="aa"/>
+            </w:pPr>
+            <w:r>
+              <w:t>/</w:t>
+            </w:r>
+            <w:proofErr w:type="spellStart"/>
+            <w:r>
+              <w:t>profile</w:t>
+            </w:r>
+            <w:proofErr w:type="spellEnd"/>
+            <w:r>
+              <w:t>/{</w:t>
+            </w:r>
+            <w:proofErr w:type="spellStart"/>
+            <w:r>
+              <w:t>user_id</w:t>
+            </w:r>
+            <w:proofErr w:type="spellEnd"/>
+            <w:r>
+              <w:t>}</w:t>
+            </w:r>
+          </w:p>
+        </w:tc>
+        <w:tc>
+          <w:tcPr>
+            <w:tcW w:w="883" w:type="pct"/>
+            <w:hideMark/>
+          </w:tcPr>
+          <w:p>
+            <w:pPr>
+              <w:pStyle w:val="aa"/>
+            </w:pPr>
+          </w:p>
+        </w:tc>
+        <w:tc>
+          <w:tcPr>
+            <w:tcW w:w="882" w:type="pct"/>
+            <w:hideMark/>
+          </w:tcPr>
+          <w:p>
+            <w:pPr>
+              <w:pStyle w:val="aa"/>
+            </w:pPr>
+            <w:r>
+              <w:t>{</w:t>
+            </w:r>
+            <w:proofErr w:type="spellStart"/>
+            <w:r>
+              <w:t>user_id</w:t>
+            </w:r>
+            <w:proofErr w:type="spellEnd"/>
+            <w:r>
+              <w:t xml:space="preserve">, </w:t>
+            </w:r>
+            <w:proofErr w:type="spellStart"/>
+            <w:r>
+              <w:t>username</w:t>
+            </w:r>
+            <w:proofErr w:type="spellEnd"/>
+            <w:r>
+              <w:t xml:space="preserve">, </w:t>
+            </w:r>
+            <w:proofErr w:type="spellStart"/>
+            <w:r>
+              <w:t>email</w:t>
+            </w:r>
+            <w:proofErr w:type="spellEnd"/>
+            <w:r>
+              <w:t>}</w:t>
+            </w:r>
+          </w:p>
+        </w:tc>
+        <w:tc>
+          <w:tcPr>
+            <w:tcW w:w="515" w:type="pct"/>
+            <w:hideMark/>
+          </w:tcPr>
+          <w:p>
+            <w:pPr>
+              <w:pStyle w:val="aa"/>
+            </w:pPr>
+          </w:p>
+        </w:tc>
+        <w:tc>
+          <w:tcPr>
+            <w:tcW w:w="516" w:type="pct"/>
+            <w:noWrap/>
+            <w:hideMark/>
+          </w:tcPr>
+          <w:p>
+            <w:pPr>
+              <w:pStyle w:val="aa"/>
+            </w:pPr>
+          </w:p>
+        </w:tc>
+        <w:tc>
+          <w:tcPr>
+            <w:tcW w:w="806" w:type="pct"/>
+            <w:hideMark/>
+          </w:tcPr>
+          <w:p>
+            <w:pPr>
+              <w:pStyle w:val="aa"/>
+            </w:pPr>
+            <w:r>
+              <w:t>Получить данные профиля</w:t>
+            </w:r>
+          </w:p>
+        </w:tc>
+      </w:tr>
+      <w:tr>
+        <w:trPr>
+          <w:trHeight w:val="580"/>
+        </w:trPr>
+        <w:tc>
+          <w:tcPr>
+            <w:tcW w:w="177" w:type="pct"/>
+            <w:noWrap/>
+            <w:hideMark/>
+          </w:tcPr>
+          <w:p>
+            <w:pPr>
+              <w:pStyle w:val="aa"/>
+            </w:pPr>
+            <w:r>
+              <w:t>5</w:t>
+            </w:r>
+          </w:p>
+        </w:tc>
+        <w:tc>
+          <w:tcPr>
+            <w:tcW w:w="539" w:type="pct"/>
+            <w:noWrap/>
+            <w:hideMark/>
+          </w:tcPr>
+          <w:p>
+            <w:pPr>
+              <w:pStyle w:val="aa"/>
+            </w:pPr>
+            <w:r>
+              <w:t>PATCH</w:t>
+            </w:r>
+          </w:p>
+        </w:tc>
+        <w:tc>
+          <w:tcPr>
+            <w:tcW w:w="682" w:type="pct"/>
+            <w:noWrap/>
+            <w:hideMark/>
+          </w:tcPr>
+          <w:p>
+            <w:pPr>
+              <w:pStyle w:val="aa"/>
+            </w:pPr>
+            <w:r>
+              <w:t>/</w:t>
+            </w:r>
+            <w:proofErr w:type="spellStart"/>
+            <w:r>
+              <w:t>profile</w:t>
+            </w:r>
+            <w:proofErr w:type="spellEnd"/>
+            <w:r>
+              <w:t>/{</w:t>
+            </w:r>
+            <w:proofErr w:type="spellStart"/>
+            <w:r>
+              <w:t>user_id</w:t>
+            </w:r>
+            <w:proofErr w:type="spellEnd"/>
+            <w:r>
+              <w:t>}</w:t>
+            </w:r>
+          </w:p>
+        </w:tc>
+        <w:tc>
+          <w:tcPr>
+            <w:tcW w:w="883" w:type="pct"/>
+            <w:hideMark/>
+          </w:tcPr>
+          <w:p>
+            <w:pPr>
+              <w:pStyle w:val="aa"/>
+            </w:pPr>
+            <w:r>
+              <w:t>{</w:t>
+            </w:r>
+            <w:proofErr w:type="spellStart"/>
+            <w:r>
+              <w:t>username</w:t>
+            </w:r>
+            <w:proofErr w:type="spellEnd"/>
+            <w:r>
+              <w:t xml:space="preserve">, </w:t>
+            </w:r>
+            <w:proofErr w:type="spellStart"/>
+            <w:r>
+              <w:t>email</w:t>
+            </w:r>
+            <w:proofErr w:type="spellEnd"/>
+            <w:r>
+              <w:t xml:space="preserve">, </w:t>
+            </w:r>
+            <w:proofErr w:type="spellStart"/>
+            <w:r>
+              <w:t>password_hash</w:t>
+            </w:r>
+            <w:proofErr w:type="spellEnd"/>
+            <w:r>
+              <w:t>}</w:t>
+            </w:r>
+          </w:p>
+        </w:tc>
+        <w:tc>
+          <w:tcPr>
+            <w:tcW w:w="882" w:type="pct"/>
+            <w:hideMark/>
+          </w:tcPr>
+          <w:p>
+            <w:pPr>
+              <w:pStyle w:val="aa"/>
+            </w:pPr>
+            <w:r>
+              <w:t>{</w:t>
+            </w:r>
+            <w:proofErr w:type="spellStart"/>
+            <w:r>
+              <w:t>user_id</w:t>
+            </w:r>
+            <w:proofErr w:type="spellEnd"/>
+            <w:r>
+              <w:t xml:space="preserve">, </w:t>
+            </w:r>
+            <w:proofErr w:type="spellStart"/>
+            <w:r>
+              <w:t>username</w:t>
+            </w:r>
+            <w:proofErr w:type="spellEnd"/>
+            <w:r>
+              <w:t xml:space="preserve">, </w:t>
+            </w:r>
+            <w:proofErr w:type="spellStart"/>
+            <w:r>
+              <w:t>email</w:t>
+            </w:r>
+            <w:proofErr w:type="spellEnd"/>
+            <w:r>
+              <w:t>}</w:t>
+            </w:r>
+          </w:p>
+        </w:tc>
+        <w:tc>
+          <w:tcPr>
+            <w:tcW w:w="515" w:type="pct"/>
+            <w:hideMark/>
+          </w:tcPr>
+          <w:p>
+            <w:pPr>
+              <w:pStyle w:val="aa"/>
+            </w:pPr>
+          </w:p>
+        </w:tc>
+        <w:tc>
+          <w:tcPr>
+            <w:tcW w:w="516" w:type="pct"/>
+            <w:noWrap/>
+            <w:hideMark/>
+          </w:tcPr>
+          <w:p>
+            <w:pPr>
+              <w:pStyle w:val="aa"/>
+            </w:pPr>
+          </w:p>
+        </w:tc>
+        <w:tc>
+          <w:tcPr>
+            <w:tcW w:w="806" w:type="pct"/>
+            <w:hideMark/>
+          </w:tcPr>
+          <w:p>
+            <w:pPr>
+              <w:pStyle w:val="aa"/>
+            </w:pPr>
+            <w:r>
+              <w:t>Изменить данные профиля</w:t>
+            </w:r>
+          </w:p>
+        </w:tc>
+      </w:tr>
+      <w:tr>
+        <w:trPr>
+          <w:trHeight w:val="580"/>
+        </w:trPr>
+        <w:tc>
+          <w:tcPr>
+            <w:tcW w:w="177" w:type="pct"/>
+            <w:noWrap/>
+            <w:hideMark/>
+          </w:tcPr>
+          <w:p>
+            <w:pPr>
+              <w:pStyle w:val="aa"/>
+            </w:pPr>
+            <w:r>
+              <w:t>6</w:t>
+            </w:r>
+          </w:p>
+        </w:tc>
+        <w:tc>
+          <w:tcPr>
+            <w:tcW w:w="539" w:type="pct"/>
+            <w:noWrap/>
+            <w:hideMark/>
+          </w:tcPr>
+          <w:p>
+            <w:pPr>
+              <w:pStyle w:val="aa"/>
+            </w:pPr>
+            <w:r>
+              <w:t>DELETE</w:t>
+            </w:r>
+          </w:p>
+        </w:tc>
+        <w:tc>
+          <w:tcPr>
+            <w:tcW w:w="682" w:type="pct"/>
+            <w:noWrap/>
+            <w:hideMark/>
+          </w:tcPr>
+          <w:p>
+            <w:pPr>
+              <w:pStyle w:val="aa"/>
+            </w:pPr>
+            <w:r>
+              <w:t>/</w:t>
+            </w:r>
+            <w:proofErr w:type="spellStart"/>
+            <w:r>
+              <w:t>profile</w:t>
+            </w:r>
+            <w:proofErr w:type="spellEnd"/>
+            <w:r>
+              <w:t>/{</w:t>
+            </w:r>
+            <w:proofErr w:type="spellStart"/>
+            <w:r>
+              <w:t>user_id</w:t>
+            </w:r>
+            <w:proofErr w:type="spellEnd"/>
+            <w:r>
+              <w:t>}</w:t>
+            </w:r>
+          </w:p>
+        </w:tc>
+        <w:tc>
+          <w:tcPr>
+            <w:tcW w:w="883" w:type="pct"/>
+            <w:hideMark/>
+          </w:tcPr>
+          <w:p>
+            <w:pPr>
+              <w:pStyle w:val="aa"/>
+            </w:pPr>
+          </w:p>
+        </w:tc>
+        <w:tc>
+          <w:tcPr>
+            <w:tcW w:w="882" w:type="pct"/>
+            <w:hideMark/>
+          </w:tcPr>
+          <w:p>
+            <w:pPr>
+              <w:pStyle w:val="aa"/>
+            </w:pPr>
+          </w:p>
+        </w:tc>
+        <w:tc>
+          <w:tcPr>
+            <w:tcW w:w="515" w:type="pct"/>
+            <w:hideMark/>
+          </w:tcPr>
+          <w:p>
+            <w:pPr>
+              <w:pStyle w:val="aa"/>
+            </w:pPr>
+          </w:p>
+        </w:tc>
+        <w:tc>
+          <w:tcPr>
+            <w:tcW w:w="516" w:type="pct"/>
+            <w:noWrap/>
+            <w:hideMark/>
+          </w:tcPr>
+          <w:p>
+            <w:pPr>
+              <w:pStyle w:val="aa"/>
+            </w:pPr>
+          </w:p>
+        </w:tc>
+        <w:tc>
+          <w:tcPr>
+            <w:tcW w:w="806" w:type="pct"/>
+            <w:hideMark/>
+          </w:tcPr>
+          <w:p>
+            <w:pPr>
+              <w:pStyle w:val="aa"/>
+            </w:pPr>
+            <w:r>
+              <w:t>Удалить свой аккаунт</w:t>
+            </w:r>
+          </w:p>
+        </w:tc>
+      </w:tr>
+      <w:tr>
+        <w:trPr>
+          <w:trHeight w:val="290"/>
+        </w:trPr>
+        <w:tc>
+          <w:tcPr>
+            <w:tcW w:w="1398" w:type="pct"/>
+            <w:gridSpan w:val="3"/>
+            <w:noWrap/>
+            <w:hideMark/>
+          </w:tcPr>
+          <w:p>
+            <w:pPr>
+              <w:pStyle w:val="aa"/>
+            </w:pPr>
+            <w:r>
+              <w:t>Управление транзакциями</w:t>
+            </w:r>
+          </w:p>
+        </w:tc>
+        <w:tc>
+          <w:tcPr>
+            <w:tcW w:w="883" w:type="pct"/>
+            <w:noWrap/>
+            <w:hideMark/>
+          </w:tcPr>
+          <w:p>
+            <w:pPr>
+              <w:pStyle w:val="aa"/>
+            </w:pPr>
+          </w:p>
+        </w:tc>
+        <w:tc>
+          <w:tcPr>
+            <w:tcW w:w="882" w:type="pct"/>
+            <w:noWrap/>
+            <w:hideMark/>
+          </w:tcPr>
+          <w:p>
+            <w:pPr>
+              <w:pStyle w:val="aa"/>
+            </w:pPr>
+          </w:p>
+        </w:tc>
+        <w:tc>
+          <w:tcPr>
+            <w:tcW w:w="515" w:type="pct"/>
+            <w:noWrap/>
+            <w:hideMark/>
+          </w:tcPr>
+          <w:p>
+            <w:pPr>
+              <w:pStyle w:val="aa"/>
+            </w:pPr>
+          </w:p>
+        </w:tc>
+        <w:tc>
+          <w:tcPr>
+            <w:tcW w:w="516" w:type="pct"/>
+            <w:noWrap/>
+            <w:hideMark/>
+          </w:tcPr>
+          <w:p>
+            <w:pPr>
+              <w:pStyle w:val="aa"/>
+            </w:pPr>
+          </w:p>
+        </w:tc>
+        <w:tc>
+          <w:tcPr>
+            <w:tcW w:w="806" w:type="pct"/>
+            <w:noWrap/>
+            <w:hideMark/>
+          </w:tcPr>
+          <w:p>
+            <w:pPr>
+              <w:pStyle w:val="aa"/>
+            </w:pPr>
+          </w:p>
+        </w:tc>
+      </w:tr>
+      <w:tr>
+        <w:trPr>
+          <w:trHeight w:val="1450"/>
+        </w:trPr>
+        <w:tc>
+          <w:tcPr>
+            <w:tcW w:w="177" w:type="pct"/>
+            <w:noWrap/>
+            <w:hideMark/>
+          </w:tcPr>
+          <w:p>
+            <w:pPr>
+              <w:pStyle w:val="aa"/>
+            </w:pPr>
+            <w:r>
+              <w:t>7</w:t>
+            </w:r>
+          </w:p>
+        </w:tc>
+        <w:tc>
+          <w:tcPr>
+            <w:tcW w:w="539" w:type="pct"/>
+            <w:noWrap/>
+            <w:hideMark/>
+          </w:tcPr>
+          <w:p>
+            <w:pPr>
+              <w:pStyle w:val="aa"/>
+            </w:pPr>
+            <w:r>
+              <w:t>GET</w:t>
+            </w:r>
+          </w:p>
+        </w:tc>
+        <w:tc>
+          <w:tcPr>
+            <w:tcW w:w="682" w:type="pct"/>
+            <w:hideMark/>
+          </w:tcPr>
+          <w:p>
+            <w:pPr>
+              <w:pStyle w:val="aa"/>
+            </w:pPr>
+            <w:r>
+              <w:t>/</w:t>
+            </w:r>
+            <w:proofErr w:type="spellStart"/>
+            <w:r>
+              <w:t>transactions</w:t>
+            </w:r>
+            <w:proofErr w:type="spellEnd"/>
+            <w:r>
+              <w:t>/{</w:t>
+            </w:r>
+            <w:proofErr w:type="spellStart"/>
+            <w:r>
+              <w:t>transaction_type</w:t>
+            </w:r>
+            <w:proofErr w:type="spellEnd"/>
+            <w:r>
+              <w:t>}</w:t>
+            </w:r>
+          </w:p>
+        </w:tc>
+        <w:tc>
+          <w:tcPr>
+            <w:tcW w:w="883" w:type="pct"/>
+            <w:hideMark/>
+          </w:tcPr>
+          <w:p>
+            <w:pPr>
+              <w:pStyle w:val="aa"/>
+              <w:rPr>
+                <w:lang w:val="en-US"/>
+              </w:rPr>
+            </w:pPr>
+            <w:r>
+              <w:rPr>
+                <w:lang w:val="en-US"/>
+              </w:rPr>
+              <w:t>{</w:t>
+            </w:r>
+            <w:proofErr w:type="spellStart"/>
+            <w:r>
+              <w:rPr>
+                <w:lang w:val="en-US"/>
+              </w:rPr>
+              <w:t>user_id</w:t>
+            </w:r>
+            <w:proofErr w:type="spellEnd"/>
+            <w:r>
+              <w:rPr>
+                <w:lang w:val="en-US"/>
+              </w:rPr>
+              <w:t xml:space="preserve">, </w:t>
+            </w:r>
+            <w:proofErr w:type="spellStart"/>
+            <w:r>
+              <w:rPr>
+                <w:lang w:val="en-US"/>
+              </w:rPr>
+              <w:t>start_date</w:t>
+            </w:r>
+            <w:proofErr w:type="spellEnd"/>
+            <w:r>
+              <w:rPr>
+                <w:lang w:val="en-US"/>
+              </w:rPr>
+              <w:t xml:space="preserve">, </w:t>
+            </w:r>
+            <w:proofErr w:type="spellStart"/>
+            <w:r>
+              <w:rPr>
+                <w:lang w:val="en-US"/>
+              </w:rPr>
+              <w:t>end_date</w:t>
+            </w:r>
+            <w:proofErr w:type="spellEnd"/>
+            <w:r>
+              <w:rPr>
+                <w:lang w:val="en-US"/>
+              </w:rPr>
+              <w:t>}</w:t>
+            </w:r>
+          </w:p>
+        </w:tc>
+        <w:tc>
+          <w:tcPr>
+            <w:tcW w:w="882" w:type="pct"/>
+            <w:hideMark/>
+          </w:tcPr>
+          <w:p>
+            <w:pPr>
+              <w:pStyle w:val="aa"/>
+              <w:rPr>
+                <w:lang w:val="en-US"/>
+              </w:rPr>
+            </w:pPr>
+            <w:proofErr w:type="gramStart"/>
+            <w:r>
+              <w:rPr>
+                <w:lang w:val="en-US"/>
+              </w:rPr>
+              <w:t>Array(</w:t>
+            </w:r>
+            <w:proofErr w:type="gramEnd"/>
+            <w:r>
+              <w:rPr>
+                <w:lang w:val="en-US"/>
+              </w:rPr>
+              <w:t>{</w:t>
+            </w:r>
+            <w:proofErr w:type="spellStart"/>
+            <w:r>
+              <w:rPr>
+                <w:lang w:val="en-US"/>
+              </w:rPr>
+              <w:t>transaction_</w:t>
+            </w:r>
+            <w:proofErr w:type="gramStart"/>
+            <w:r>
+              <w:rPr>
+                <w:lang w:val="en-US"/>
+              </w:rPr>
+              <w:t>id</w:t>
+            </w:r>
+            <w:proofErr w:type="spellEnd"/>
+            <w:r>
+              <w:rPr>
+                <w:lang w:val="en-US"/>
+              </w:rPr>
+              <w:t xml:space="preserve">,  </w:t>
+            </w:r>
+            <w:proofErr w:type="spellStart"/>
+            <w:r>
+              <w:rPr>
+                <w:lang w:val="en-US"/>
+              </w:rPr>
+              <w:t>place</w:t>
+            </w:r>
+            <w:proofErr w:type="gramEnd"/>
+            <w:r>
+              <w:rPr>
+                <w:lang w:val="en-US"/>
+              </w:rPr>
+              <w:t>_name</w:t>
+            </w:r>
+            <w:proofErr w:type="spellEnd"/>
+            <w:r>
+              <w:rPr>
+                <w:lang w:val="en-US"/>
+              </w:rPr>
+              <w:t xml:space="preserve">, </w:t>
+            </w:r>
+            <w:proofErr w:type="spellStart"/>
+            <w:r>
+              <w:rPr>
+                <w:lang w:val="en-US"/>
+              </w:rPr>
+              <w:t>category_name</w:t>
+            </w:r>
+            <w:proofErr w:type="spellEnd"/>
+            <w:r>
+              <w:rPr>
+                <w:lang w:val="en-US"/>
+              </w:rPr>
+              <w:t xml:space="preserve">, </w:t>
+            </w:r>
+            <w:proofErr w:type="spellStart"/>
+            <w:r>
+              <w:rPr>
+                <w:lang w:val="en-US"/>
+              </w:rPr>
+              <w:t>transaction_datetime</w:t>
+            </w:r>
+            <w:proofErr w:type="spellEnd"/>
+            <w:r>
+              <w:rPr>
+                <w:lang w:val="en-US"/>
+              </w:rPr>
+              <w:t>, amount, comment})</w:t>
+            </w:r>
+          </w:p>
+        </w:tc>
+        <w:tc>
+          <w:tcPr>
+            <w:tcW w:w="515" w:type="pct"/>
+            <w:hideMark/>
+          </w:tcPr>
+          <w:p>
+            <w:pPr>
+              <w:pStyle w:val="aa"/>
+            </w:pPr>
+            <w:r>
+              <w:t xml:space="preserve">q, </w:t>
+            </w:r>
+            <w:proofErr w:type="spellStart"/>
+            <w:r>
+              <w:t>page</w:t>
+            </w:r>
+            <w:proofErr w:type="spellEnd"/>
+            <w:r>
+              <w:t xml:space="preserve">, </w:t>
+            </w:r>
+            <w:proofErr w:type="spellStart"/>
+            <w:r>
+              <w:t>limit</w:t>
+            </w:r>
+            <w:proofErr w:type="spellEnd"/>
+          </w:p>
+        </w:tc>
+        <w:tc>
+          <w:tcPr>
+            <w:tcW w:w="516" w:type="pct"/>
+            <w:noWrap/>
+            <w:hideMark/>
+          </w:tcPr>
+          <w:p>
+            <w:pPr>
+              <w:pStyle w:val="aa"/>
+            </w:pPr>
+          </w:p>
+        </w:tc>
+        <w:tc>
+          <w:tcPr>
+            <w:tcW w:w="806" w:type="pct"/>
+            <w:hideMark/>
+          </w:tcPr>
+          <w:p>
+            <w:pPr>
+              <w:pStyle w:val="aa"/>
+            </w:pPr>
+            <w:r>
+              <w:t>Получить список транзакций</w:t>
+            </w:r>
+          </w:p>
+        </w:tc>
+      </w:tr>
+      <w:tr>
+        <w:trPr>
+          <w:trHeight w:val="1450"/>
+        </w:trPr>
+        <w:tc>
+          <w:tcPr>
+            <w:tcW w:w="177" w:type="pct"/>
+            <w:noWrap/>
+            <w:hideMark/>
+          </w:tcPr>
+          <w:p>
+            <w:pPr>
+              <w:pStyle w:val="aa"/>
+            </w:pPr>
+            <w:r>
+              <w:t>8</w:t>
+            </w:r>
+          </w:p>
+        </w:tc>
+        <w:tc>
+          <w:tcPr>
+            <w:tcW w:w="539" w:type="pct"/>
+            <w:noWrap/>
+            <w:hideMark/>
+          </w:tcPr>
+          <w:p>
+            <w:pPr>
+              <w:pStyle w:val="aa"/>
+            </w:pPr>
+            <w:r>
+              <w:t>POST</w:t>
+            </w:r>
+          </w:p>
+        </w:tc>
+        <w:tc>
+          <w:tcPr>
+            <w:tcW w:w="682" w:type="pct"/>
+            <w:hideMark/>
+          </w:tcPr>
+          <w:p>
+            <w:pPr>
+              <w:pStyle w:val="aa"/>
+            </w:pPr>
+            <w:r>
+              <w:t>/</w:t>
+            </w:r>
+            <w:proofErr w:type="spellStart"/>
+            <w:r>
+              <w:t>transactions</w:t>
+            </w:r>
+            <w:proofErr w:type="spellEnd"/>
+            <w:r>
+              <w:t>/{</w:t>
+            </w:r>
+            <w:proofErr w:type="spellStart"/>
+            <w:r>
+              <w:t>transaction_type</w:t>
+            </w:r>
+            <w:proofErr w:type="spellEnd"/>
+            <w:r>
+              <w:t>}</w:t>
+            </w:r>
+          </w:p>
+        </w:tc>
+        <w:tc>
+          <w:tcPr>
+            <w:tcW w:w="883" w:type="pct"/>
+            <w:hideMark/>
+          </w:tcPr>
+          <w:p>
+            <w:pPr>
+              <w:pStyle w:val="aa"/>
+              <w:rPr>
+                <w:lang w:val="en-US"/>
+              </w:rPr>
+            </w:pPr>
+            <w:r>
+              <w:rPr>
+                <w:lang w:val="en-US"/>
+              </w:rPr>
+              <w:t>{</w:t>
+            </w:r>
+            <w:proofErr w:type="spellStart"/>
+            <w:r>
+              <w:rPr>
+                <w:lang w:val="en-US"/>
+              </w:rPr>
+              <w:t>user_</w:t>
+            </w:r>
+            <w:proofErr w:type="gramStart"/>
+            <w:r>
+              <w:rPr>
+                <w:lang w:val="en-US"/>
+              </w:rPr>
+              <w:t>id</w:t>
+            </w:r>
+            <w:proofErr w:type="spellEnd"/>
+            <w:r>
+              <w:rPr>
+                <w:lang w:val="en-US"/>
+              </w:rPr>
+              <w:t xml:space="preserve">,  </w:t>
+            </w:r>
+            <w:proofErr w:type="spellStart"/>
+            <w:r>
+              <w:rPr>
+                <w:lang w:val="en-US"/>
+              </w:rPr>
+              <w:t>place</w:t>
+            </w:r>
+            <w:proofErr w:type="gramEnd"/>
+            <w:r>
+              <w:rPr>
+                <w:lang w:val="en-US"/>
+              </w:rPr>
+              <w:t>_id</w:t>
+            </w:r>
+            <w:proofErr w:type="spellEnd"/>
+            <w:r>
+              <w:rPr>
+                <w:lang w:val="en-US"/>
+              </w:rPr>
+              <w:t xml:space="preserve">, </w:t>
+            </w:r>
+            <w:proofErr w:type="spellStart"/>
+            <w:r>
+              <w:rPr>
+                <w:lang w:val="en-US"/>
+              </w:rPr>
+              <w:t>category_id</w:t>
+            </w:r>
+            <w:proofErr w:type="spellEnd"/>
+            <w:r>
+              <w:rPr>
+                <w:lang w:val="en-US"/>
+              </w:rPr>
+              <w:t xml:space="preserve">, </w:t>
+            </w:r>
+            <w:proofErr w:type="spellStart"/>
+            <w:r>
+              <w:rPr>
+                <w:lang w:val="en-US"/>
+              </w:rPr>
+              <w:t>transaction_datetime</w:t>
+            </w:r>
+            <w:proofErr w:type="spellEnd"/>
+            <w:r>
+              <w:rPr>
+                <w:lang w:val="en-US"/>
+              </w:rPr>
+              <w:t>, amount, comment}</w:t>
+            </w:r>
+          </w:p>
+        </w:tc>
+        <w:tc>
+          <w:tcPr>
+            <w:tcW w:w="882" w:type="pct"/>
+            <w:hideMark/>
+          </w:tcPr>
+          <w:p>
+            <w:pPr>
+              <w:pStyle w:val="aa"/>
+              <w:rPr>
+                <w:lang w:val="en-US"/>
+              </w:rPr>
+            </w:pPr>
+            <w:r>
+              <w:rPr>
+                <w:lang w:val="en-US"/>
+              </w:rPr>
+              <w:t>{</w:t>
+            </w:r>
+            <w:proofErr w:type="spellStart"/>
+            <w:r>
+              <w:rPr>
+                <w:lang w:val="en-US"/>
+              </w:rPr>
+              <w:t>transaction_</w:t>
+            </w:r>
+            <w:proofErr w:type="gramStart"/>
+            <w:r>
+              <w:rPr>
+                <w:lang w:val="en-US"/>
+              </w:rPr>
+              <w:t>id</w:t>
+            </w:r>
+            <w:proofErr w:type="spellEnd"/>
+            <w:r>
+              <w:rPr>
+                <w:lang w:val="en-US"/>
+              </w:rPr>
+              <w:t xml:space="preserve">,  </w:t>
+            </w:r>
+            <w:proofErr w:type="spellStart"/>
+            <w:r>
+              <w:rPr>
+                <w:lang w:val="en-US"/>
+              </w:rPr>
+              <w:t>place</w:t>
+            </w:r>
+            <w:proofErr w:type="gramEnd"/>
+            <w:r>
+              <w:rPr>
+                <w:lang w:val="en-US"/>
+              </w:rPr>
+              <w:t>_name</w:t>
+            </w:r>
+            <w:proofErr w:type="spellEnd"/>
+            <w:r>
+              <w:rPr>
+                <w:lang w:val="en-US"/>
+              </w:rPr>
+              <w:t xml:space="preserve">, </w:t>
+            </w:r>
+            <w:proofErr w:type="spellStart"/>
+            <w:r>
+              <w:rPr>
+                <w:lang w:val="en-US"/>
+              </w:rPr>
+              <w:t>category_name</w:t>
+            </w:r>
+            <w:proofErr w:type="spellEnd"/>
+            <w:r>
+              <w:rPr>
+                <w:lang w:val="en-US"/>
+              </w:rPr>
+              <w:t xml:space="preserve">, </w:t>
+            </w:r>
+            <w:proofErr w:type="spellStart"/>
+            <w:r>
+              <w:rPr>
+                <w:lang w:val="en-US"/>
+              </w:rPr>
+              <w:t>transaction_datetime</w:t>
+            </w:r>
+            <w:proofErr w:type="spellEnd"/>
+            <w:r>
+              <w:rPr>
+                <w:lang w:val="en-US"/>
+              </w:rPr>
+              <w:t>, amount, comment}</w:t>
+            </w:r>
+          </w:p>
+        </w:tc>
+        <w:tc>
+          <w:tcPr>
+            <w:tcW w:w="515" w:type="pct"/>
+            <w:hideMark/>
+          </w:tcPr>
+          <w:p>
+            <w:pPr>
+              <w:pStyle w:val="aa"/>
+              <w:rPr>
+                <w:lang w:val="en-US"/>
+              </w:rPr>
+            </w:pPr>
+          </w:p>
+        </w:tc>
+        <w:tc>
+          <w:tcPr>
+            <w:tcW w:w="516" w:type="pct"/>
+            <w:noWrap/>
+            <w:hideMark/>
+          </w:tcPr>
+          <w:p>
+            <w:pPr>
+              <w:pStyle w:val="aa"/>
+              <w:rPr>
+                <w:lang w:val="en-US"/>
+              </w:rPr>
+            </w:pPr>
+          </w:p>
+        </w:tc>
+        <w:tc>
+          <w:tcPr>
+            <w:tcW w:w="806" w:type="pct"/>
+            <w:hideMark/>
+          </w:tcPr>
+          <w:p>
+            <w:pPr>
+              <w:pStyle w:val="aa"/>
+            </w:pPr>
+            <w:r>
+              <w:t>Добавить новую транзакцию</w:t>
+            </w:r>
+          </w:p>
+        </w:tc>
+      </w:tr>
+      <w:tr>
+        <w:trPr>
+          <w:trHeight w:val="1450"/>
+        </w:trPr>
+        <w:tc>
+          <w:tcPr>
+            <w:tcW w:w="177" w:type="pct"/>
+            <w:noWrap/>
+            <w:hideMark/>
+          </w:tcPr>
+          <w:p>
+            <w:pPr>
+              <w:pStyle w:val="aa"/>
+            </w:pPr>
+            <w:r>
+              <w:t>9</w:t>
+            </w:r>
+          </w:p>
+        </w:tc>
+        <w:tc>
+          <w:tcPr>
+            <w:tcW w:w="539" w:type="pct"/>
+            <w:noWrap/>
+            <w:hideMark/>
+          </w:tcPr>
+          <w:p>
+            <w:pPr>
+              <w:pStyle w:val="aa"/>
+            </w:pPr>
+            <w:r>
+              <w:t>PATCH</w:t>
+            </w:r>
+          </w:p>
+        </w:tc>
+        <w:tc>
+          <w:tcPr>
+            <w:tcW w:w="682" w:type="pct"/>
+            <w:hideMark/>
+          </w:tcPr>
+          <w:p>
+            <w:pPr>
+              <w:pStyle w:val="aa"/>
+              <w:rPr>
+                <w:lang w:val="en-US"/>
+              </w:rPr>
+            </w:pPr>
+            <w:r>
+              <w:rPr>
+                <w:lang w:val="en-US"/>
+              </w:rPr>
+              <w:t>/transactions/{</w:t>
+            </w:r>
+            <w:proofErr w:type="spellStart"/>
+            <w:r>
+              <w:rPr>
+                <w:lang w:val="en-US"/>
+              </w:rPr>
+              <w:t>transaction_type</w:t>
+            </w:r>
+            <w:proofErr w:type="spellEnd"/>
+            <w:r>
+              <w:rPr>
+                <w:lang w:val="en-US"/>
+              </w:rPr>
+              <w:t>}/{</w:t>
+            </w:r>
+            <w:proofErr w:type="spellStart"/>
+            <w:r>
+              <w:rPr>
+                <w:lang w:val="en-US"/>
+              </w:rPr>
+              <w:t>transaction_id</w:t>
+            </w:r>
+            <w:proofErr w:type="spellEnd"/>
+            <w:r>
+              <w:rPr>
+                <w:lang w:val="en-US"/>
+              </w:rPr>
+              <w:t>}</w:t>
+            </w:r>
+          </w:p>
+        </w:tc>
+        <w:tc>
+          <w:tcPr>
+            <w:tcW w:w="883" w:type="pct"/>
+            <w:hideMark/>
+          </w:tcPr>
+          <w:p>
+            <w:pPr>
+              <w:pStyle w:val="aa"/>
+              <w:rPr>
+                <w:lang w:val="en-US"/>
+              </w:rPr>
+            </w:pPr>
+            <w:r>
+              <w:rPr>
+                <w:lang w:val="en-US"/>
+              </w:rPr>
+              <w:t>{</w:t>
+            </w:r>
+            <w:proofErr w:type="spellStart"/>
+            <w:r>
+              <w:rPr>
+                <w:lang w:val="en-US"/>
+              </w:rPr>
+              <w:t>user_</w:t>
+            </w:r>
+            <w:proofErr w:type="gramStart"/>
+            <w:r>
+              <w:rPr>
+                <w:lang w:val="en-US"/>
+              </w:rPr>
+              <w:t>id</w:t>
+            </w:r>
+            <w:proofErr w:type="spellEnd"/>
+            <w:r>
+              <w:rPr>
+                <w:lang w:val="en-US"/>
+              </w:rPr>
+              <w:t xml:space="preserve">,  </w:t>
+            </w:r>
+            <w:proofErr w:type="spellStart"/>
+            <w:r>
+              <w:rPr>
+                <w:lang w:val="en-US"/>
+              </w:rPr>
+              <w:t>place</w:t>
+            </w:r>
+            <w:proofErr w:type="gramEnd"/>
+            <w:r>
+              <w:rPr>
+                <w:lang w:val="en-US"/>
+              </w:rPr>
+              <w:t>_id</w:t>
+            </w:r>
+            <w:proofErr w:type="spellEnd"/>
+            <w:r>
+              <w:rPr>
+                <w:lang w:val="en-US"/>
+              </w:rPr>
+              <w:t xml:space="preserve">, </w:t>
+            </w:r>
+            <w:proofErr w:type="spellStart"/>
+            <w:r>
+              <w:rPr>
+                <w:lang w:val="en-US"/>
+              </w:rPr>
+              <w:t>category_id</w:t>
+            </w:r>
+            <w:proofErr w:type="spellEnd"/>
+            <w:r>
+              <w:rPr>
+                <w:lang w:val="en-US"/>
+              </w:rPr>
+              <w:t xml:space="preserve">, </w:t>
+            </w:r>
+            <w:proofErr w:type="spellStart"/>
+            <w:r>
+              <w:rPr>
+                <w:lang w:val="en-US"/>
+              </w:rPr>
+              <w:t>transaction_datetime</w:t>
+            </w:r>
+            <w:proofErr w:type="spellEnd"/>
+            <w:r>
+              <w:rPr>
+                <w:lang w:val="en-US"/>
+              </w:rPr>
+              <w:t>, amount, comment}</w:t>
+            </w:r>
+          </w:p>
+        </w:tc>
+        <w:tc>
+          <w:tcPr>
+            <w:tcW w:w="882" w:type="pct"/>
+            <w:hideMark/>
+          </w:tcPr>
+          <w:p>
+            <w:pPr>
+              <w:pStyle w:val="aa"/>
+              <w:rPr>
+                <w:lang w:val="en-US"/>
+              </w:rPr>
+            </w:pPr>
+            <w:r>
+              <w:rPr>
+                <w:lang w:val="en-US"/>
+              </w:rPr>
+              <w:t>{</w:t>
+            </w:r>
+            <w:proofErr w:type="spellStart"/>
+            <w:r>
+              <w:rPr>
+                <w:lang w:val="en-US"/>
+              </w:rPr>
+              <w:t>transaction_</w:t>
+            </w:r>
+            <w:proofErr w:type="gramStart"/>
+            <w:r>
+              <w:rPr>
+                <w:lang w:val="en-US"/>
+              </w:rPr>
+              <w:t>id</w:t>
+            </w:r>
+            <w:proofErr w:type="spellEnd"/>
+            <w:r>
+              <w:rPr>
+                <w:lang w:val="en-US"/>
+              </w:rPr>
+              <w:t xml:space="preserve">,  </w:t>
+            </w:r>
+            <w:proofErr w:type="spellStart"/>
+            <w:r>
+              <w:rPr>
+                <w:lang w:val="en-US"/>
+              </w:rPr>
+              <w:t>place</w:t>
+            </w:r>
+            <w:proofErr w:type="gramEnd"/>
+            <w:r>
+              <w:rPr>
+                <w:lang w:val="en-US"/>
+              </w:rPr>
+              <w:t>_name</w:t>
+            </w:r>
+            <w:proofErr w:type="spellEnd"/>
+            <w:r>
+              <w:rPr>
+                <w:lang w:val="en-US"/>
+              </w:rPr>
+              <w:t xml:space="preserve">, </w:t>
+            </w:r>
+            <w:proofErr w:type="spellStart"/>
+            <w:r>
+              <w:rPr>
+                <w:lang w:val="en-US"/>
+              </w:rPr>
+              <w:t>category_name</w:t>
+            </w:r>
+            <w:proofErr w:type="spellEnd"/>
+            <w:r>
+              <w:rPr>
+                <w:lang w:val="en-US"/>
+              </w:rPr>
+              <w:t xml:space="preserve">, </w:t>
+            </w:r>
+            <w:proofErr w:type="spellStart"/>
+            <w:r>
+              <w:rPr>
+                <w:lang w:val="en-US"/>
+              </w:rPr>
+              <w:t>transaction_datetime</w:t>
+            </w:r>
+            <w:proofErr w:type="spellEnd"/>
+            <w:r>
+              <w:rPr>
+                <w:lang w:val="en-US"/>
+              </w:rPr>
+              <w:t>, amount, comment}</w:t>
+            </w:r>
+          </w:p>
+        </w:tc>
+        <w:tc>
+          <w:tcPr>
+            <w:tcW w:w="515" w:type="pct"/>
+            <w:hideMark/>
+          </w:tcPr>
+          <w:p>
+            <w:pPr>
+              <w:pStyle w:val="aa"/>
+              <w:rPr>
+                <w:lang w:val="en-US"/>
+              </w:rPr>
+            </w:pPr>
+          </w:p>
+        </w:tc>
+        <w:tc>
+          <w:tcPr>
+            <w:tcW w:w="516" w:type="pct"/>
+            <w:noWrap/>
+            <w:hideMark/>
+          </w:tcPr>
+          <w:p>
+            <w:pPr>
+              <w:pStyle w:val="aa"/>
+              <w:rPr>
+                <w:lang w:val="en-US"/>
+              </w:rPr>
+            </w:pPr>
+          </w:p>
+        </w:tc>
+        <w:tc>
+          <w:tcPr>
+            <w:tcW w:w="806" w:type="pct"/>
+            <w:hideMark/>
+          </w:tcPr>
+          <w:p>
+            <w:pPr>
+              <w:pStyle w:val="aa"/>
+            </w:pPr>
+            <w:r>
+              <w:t>Изменить транзакцию</w:t>
+            </w:r>
+          </w:p>
+        </w:tc>
+      </w:tr>
+      <w:tr>
+        <w:trPr>
+          <w:trHeight w:val="870"/>
+        </w:trPr>
+        <w:tc>
+          <w:tcPr>
+            <w:tcW w:w="177" w:type="pct"/>
+            <w:noWrap/>
+            <w:hideMark/>
+          </w:tcPr>
+          <w:p>
+            <w:pPr>
+              <w:pStyle w:val="aa"/>
+            </w:pPr>
+            <w:r>
+              <w:t>10</w:t>
+            </w:r>
+          </w:p>
+        </w:tc>
+        <w:tc>
+          <w:tcPr>
+            <w:tcW w:w="539" w:type="pct"/>
+            <w:noWrap/>
+            <w:hideMark/>
+          </w:tcPr>
+          <w:p>
+            <w:pPr>
+              <w:pStyle w:val="aa"/>
+            </w:pPr>
+            <w:r>
+              <w:t>DELETE</w:t>
+            </w:r>
+          </w:p>
+        </w:tc>
+        <w:tc>
+          <w:tcPr>
+            <w:tcW w:w="682" w:type="pct"/>
+            <w:hideMark/>
+          </w:tcPr>
+          <w:p>
+            <w:pPr>
+              <w:pStyle w:val="aa"/>
+              <w:rPr>
+                <w:lang w:val="en-US"/>
+              </w:rPr>
+            </w:pPr>
+            <w:r>
+              <w:rPr>
+                <w:lang w:val="en-US"/>
+              </w:rPr>
+              <w:t>/transactions/{</w:t>
+            </w:r>
+            <w:proofErr w:type="spellStart"/>
+            <w:r>
+              <w:rPr>
+                <w:lang w:val="en-US"/>
+              </w:rPr>
+              <w:t>transaction_type</w:t>
+            </w:r>
+            <w:proofErr w:type="spellEnd"/>
+            <w:r>
+              <w:rPr>
+                <w:lang w:val="en-US"/>
+              </w:rPr>
+              <w:t>}/{</w:t>
+            </w:r>
+            <w:proofErr w:type="spellStart"/>
+            <w:r>
+              <w:rPr>
+                <w:lang w:val="en-US"/>
+              </w:rPr>
+              <w:t>transaction_id</w:t>
+            </w:r>
+            <w:proofErr w:type="spellEnd"/>
+            <w:r>
+              <w:rPr>
+                <w:lang w:val="en-US"/>
+              </w:rPr>
+              <w:t>}</w:t>
+            </w:r>
+          </w:p>
+        </w:tc>
+        <w:tc>
+          <w:tcPr>
+            <w:tcW w:w="883" w:type="pct"/>
+            <w:hideMark/>
+          </w:tcPr>
+          <w:p>
+            <w:pPr>
+              <w:pStyle w:val="aa"/>
+            </w:pPr>
+            <w:r>
+              <w:t>{</w:t>
+            </w:r>
+            <w:proofErr w:type="spellStart"/>
+            <w:r>
+              <w:t>user_id</w:t>
+            </w:r>
+            <w:proofErr w:type="spellEnd"/>
+            <w:r>
+              <w:t>}</w:t>
+            </w:r>
+          </w:p>
+        </w:tc>
+        <w:tc>
+          <w:tcPr>
+            <w:tcW w:w="882" w:type="pct"/>
+            <w:hideMark/>
+          </w:tcPr>
+          <w:p>
+            <w:pPr>
+              <w:pStyle w:val="aa"/>
+            </w:pPr>
+          </w:p>
+        </w:tc>
+        <w:tc>
+          <w:tcPr>
+            <w:tcW w:w="515" w:type="pct"/>
+            <w:hideMark/>
+          </w:tcPr>
+          <w:p>
+            <w:pPr>
+              <w:pStyle w:val="aa"/>
+            </w:pPr>
+          </w:p>
+        </w:tc>
+        <w:tc>
+          <w:tcPr>
+            <w:tcW w:w="516" w:type="pct"/>
+            <w:noWrap/>
+            <w:hideMark/>
+          </w:tcPr>
+          <w:p>
+            <w:pPr>
+              <w:pStyle w:val="aa"/>
+            </w:pPr>
+          </w:p>
+        </w:tc>
+        <w:tc>
+          <w:tcPr>
+            <w:tcW w:w="806" w:type="pct"/>
+            <w:hideMark/>
+          </w:tcPr>
+          <w:p>
+            <w:pPr>
+              <w:pStyle w:val="aa"/>
+            </w:pPr>
+            <w:r>
+              <w:t>Удалить транзакцию</w:t>
+            </w:r>
+          </w:p>
+        </w:tc>
+      </w:tr>
+      <w:tr>
+        <w:trPr>
+          <w:trHeight w:val="290"/>
+        </w:trPr>
+        <w:tc>
+          <w:tcPr>
+            <w:tcW w:w="1398" w:type="pct"/>
+            <w:gridSpan w:val="3"/>
+            <w:noWrap/>
+            <w:hideMark/>
+          </w:tcPr>
+          <w:p>
+            <w:pPr>
+              <w:pStyle w:val="aa"/>
+            </w:pPr>
+            <w:r>
+              <w:t>Управление категориями транзакций</w:t>
+            </w:r>
+          </w:p>
+        </w:tc>
+        <w:tc>
+          <w:tcPr>
+            <w:tcW w:w="883" w:type="pct"/>
+            <w:noWrap/>
+            <w:hideMark/>
+          </w:tcPr>
+          <w:p>
+            <w:pPr>
+              <w:pStyle w:val="aa"/>
+            </w:pPr>
+          </w:p>
+        </w:tc>
+        <w:tc>
+          <w:tcPr>
+            <w:tcW w:w="882" w:type="pct"/>
+            <w:noWrap/>
+            <w:hideMark/>
+          </w:tcPr>
+          <w:p>
+            <w:pPr>
+              <w:pStyle w:val="aa"/>
+            </w:pPr>
+          </w:p>
+        </w:tc>
+        <w:tc>
+          <w:tcPr>
+            <w:tcW w:w="515" w:type="pct"/>
+            <w:noWrap/>
+            <w:hideMark/>
+          </w:tcPr>
+          <w:p>
+            <w:pPr>
+              <w:pStyle w:val="aa"/>
+            </w:pPr>
+          </w:p>
+        </w:tc>
+        <w:tc>
+          <w:tcPr>
+            <w:tcW w:w="516" w:type="pct"/>
+            <w:noWrap/>
+            <w:hideMark/>
+          </w:tcPr>
+          <w:p>
+            <w:pPr>
+              <w:pStyle w:val="aa"/>
+            </w:pPr>
+          </w:p>
+        </w:tc>
+        <w:tc>
+          <w:tcPr>
+            <w:tcW w:w="806" w:type="pct"/>
+            <w:noWrap/>
+            <w:hideMark/>
+          </w:tcPr>
+          <w:p>
+            <w:pPr>
+              <w:pStyle w:val="aa"/>
+            </w:pPr>
+          </w:p>
+        </w:tc>
+      </w:tr>
+      <w:tr>
+        <w:trPr>
+          <w:trHeight w:val="580"/>
+        </w:trPr>
+        <w:tc>
+          <w:tcPr>
+            <w:tcW w:w="177" w:type="pct"/>
+            <w:noWrap/>
+            <w:hideMark/>
+          </w:tcPr>
+          <w:p>
+            <w:pPr>
+              <w:pStyle w:val="aa"/>
+            </w:pPr>
+            <w:r>
+              <w:t>11</w:t>
+            </w:r>
+          </w:p>
+        </w:tc>
+        <w:tc>
+          <w:tcPr>
+            <w:tcW w:w="539" w:type="pct"/>
+            <w:noWrap/>
+            <w:hideMark/>
+          </w:tcPr>
+          <w:p>
+            <w:pPr>
+              <w:pStyle w:val="aa"/>
+            </w:pPr>
+            <w:r>
+              <w:t>GET</w:t>
+            </w:r>
+          </w:p>
+        </w:tc>
+        <w:tc>
+          <w:tcPr>
+            <w:tcW w:w="682" w:type="pct"/>
+            <w:hideMark/>
+          </w:tcPr>
+          <w:p>
+            <w:pPr>
+              <w:pStyle w:val="aa"/>
+            </w:pPr>
+            <w:r>
+              <w:t>/</w:t>
+            </w:r>
+            <w:proofErr w:type="spellStart"/>
+            <w:r>
+              <w:t>categories</w:t>
+            </w:r>
+            <w:proofErr w:type="spellEnd"/>
+            <w:r>
+              <w:t>/{</w:t>
+            </w:r>
+            <w:proofErr w:type="spellStart"/>
+            <w:r>
+              <w:t>transaction_type</w:t>
+            </w:r>
+            <w:proofErr w:type="spellEnd"/>
+            <w:r>
+              <w:t>}</w:t>
+            </w:r>
+          </w:p>
+        </w:tc>
+        <w:tc>
+          <w:tcPr>
+            <w:tcW w:w="883" w:type="pct"/>
+            <w:hideMark/>
+          </w:tcPr>
+          <w:p>
+            <w:pPr>
+              <w:pStyle w:val="aa"/>
+            </w:pPr>
+            <w:r>
+              <w:t>{</w:t>
+            </w:r>
+            <w:proofErr w:type="spellStart"/>
+            <w:r>
+              <w:t>user_id</w:t>
+            </w:r>
+            <w:proofErr w:type="spellEnd"/>
+            <w:r>
+              <w:t>}</w:t>
+            </w:r>
+          </w:p>
+        </w:tc>
+        <w:tc>
+          <w:tcPr>
+            <w:tcW w:w="882" w:type="pct"/>
+            <w:hideMark/>
+          </w:tcPr>
+          <w:p>
+            <w:pPr>
+              <w:pStyle w:val="aa"/>
+              <w:rPr>
+                <w:lang w:val="en-US"/>
+              </w:rPr>
+            </w:pPr>
+            <w:proofErr w:type="gramStart"/>
+            <w:r>
+              <w:rPr>
+                <w:lang w:val="en-US"/>
+              </w:rPr>
+              <w:t>Array(</w:t>
+            </w:r>
+            <w:proofErr w:type="gramEnd"/>
+            <w:r>
+              <w:rPr>
+                <w:lang w:val="en-US"/>
+              </w:rPr>
+              <w:t>{</w:t>
+            </w:r>
+            <w:proofErr w:type="spellStart"/>
+            <w:r>
+              <w:rPr>
+                <w:lang w:val="en-US"/>
+              </w:rPr>
+              <w:t>user_id</w:t>
+            </w:r>
+            <w:proofErr w:type="spellEnd"/>
+            <w:r>
+              <w:rPr>
+                <w:lang w:val="en-US"/>
+              </w:rPr>
+              <w:t>, name, limit})</w:t>
+            </w:r>
+          </w:p>
+        </w:tc>
+        <w:tc>
+          <w:tcPr>
+            <w:tcW w:w="515" w:type="pct"/>
+            <w:hideMark/>
+          </w:tcPr>
+          <w:p>
+            <w:pPr>
+              <w:pStyle w:val="aa"/>
+              <w:rPr>
+                <w:lang w:val="en-US"/>
+              </w:rPr>
+            </w:pPr>
+          </w:p>
+        </w:tc>
+        <w:tc>
+          <w:tcPr>
+            <w:tcW w:w="516" w:type="pct"/>
+            <w:noWrap/>
+            <w:hideMark/>
+          </w:tcPr>
+          <w:p>
+            <w:pPr>
+              <w:pStyle w:val="aa"/>
+              <w:rPr>
+                <w:lang w:val="en-US"/>
+              </w:rPr>
+            </w:pPr>
+          </w:p>
+        </w:tc>
+        <w:tc>
+          <w:tcPr>
+            <w:tcW w:w="806" w:type="pct"/>
+            <w:hideMark/>
+          </w:tcPr>
+          <w:p>
+            <w:pPr>
+              <w:pStyle w:val="aa"/>
+            </w:pPr>
+            <w:r>
+              <w:t>Получить список категорий</w:t>
+            </w:r>
+          </w:p>
+        </w:tc>
+      </w:tr>
+      <w:tr>
+        <w:trPr>
+          <w:trHeight w:val="870"/>
+        </w:trPr>
+        <w:tc>
+          <w:tcPr>
+            <w:tcW w:w="177" w:type="pct"/>
+            <w:noWrap/>
+            <w:hideMark/>
+          </w:tcPr>
+          <w:p>
+            <w:pPr>
+              <w:pStyle w:val="aa"/>
+            </w:pPr>
+            <w:r>
+              <w:t>12</w:t>
+            </w:r>
+          </w:p>
+        </w:tc>
+        <w:tc>
+          <w:tcPr>
+            <w:tcW w:w="539" w:type="pct"/>
+            <w:noWrap/>
+            <w:hideMark/>
+          </w:tcPr>
+          <w:p>
+            <w:pPr>
+              <w:pStyle w:val="aa"/>
+            </w:pPr>
+            <w:r>
+              <w:t>POST</w:t>
+            </w:r>
+          </w:p>
+        </w:tc>
+        <w:tc>
+          <w:tcPr>
+            <w:tcW w:w="682" w:type="pct"/>
+            <w:hideMark/>
+          </w:tcPr>
+          <w:p>
+            <w:pPr>
+              <w:pStyle w:val="aa"/>
+            </w:pPr>
+            <w:r>
+              <w:t>/</w:t>
+            </w:r>
+            <w:proofErr w:type="spellStart"/>
+            <w:r>
+              <w:t>categories</w:t>
+            </w:r>
+            <w:proofErr w:type="spellEnd"/>
+            <w:r>
+              <w:t>/</w:t>
+            </w:r>
+            <w:proofErr w:type="spellStart"/>
+            <w:r>
+              <w:t>income</w:t>
+            </w:r>
+            <w:proofErr w:type="spellEnd"/>
+          </w:p>
+        </w:tc>
+        <w:tc>
+          <w:tcPr>
+            <w:tcW w:w="883" w:type="pct"/>
+            <w:hideMark/>
+          </w:tcPr>
+          <w:p>
+            <w:pPr>
+              <w:pStyle w:val="aa"/>
+            </w:pPr>
+            <w:r>
+              <w:t>{</w:t>
+            </w:r>
+            <w:proofErr w:type="spellStart"/>
+            <w:r>
+              <w:t>user_id</w:t>
+            </w:r>
+            <w:proofErr w:type="spellEnd"/>
+            <w:r>
+              <w:t xml:space="preserve">, </w:t>
+            </w:r>
+            <w:proofErr w:type="spellStart"/>
+            <w:r>
+              <w:t>name</w:t>
+            </w:r>
+            <w:proofErr w:type="spellEnd"/>
+            <w:r>
+              <w:t>}</w:t>
+            </w:r>
+          </w:p>
+        </w:tc>
+        <w:tc>
+          <w:tcPr>
+            <w:tcW w:w="882" w:type="pct"/>
+            <w:hideMark/>
+          </w:tcPr>
+          <w:p>
+            <w:pPr>
+              <w:pStyle w:val="aa"/>
+            </w:pPr>
+            <w:r>
+              <w:t>{</w:t>
+            </w:r>
+            <w:proofErr w:type="spellStart"/>
+            <w:r>
+              <w:t>category_id</w:t>
+            </w:r>
+            <w:proofErr w:type="spellEnd"/>
+            <w:r>
+              <w:t xml:space="preserve">, </w:t>
+            </w:r>
+            <w:proofErr w:type="spellStart"/>
+            <w:r>
+              <w:t>name</w:t>
+            </w:r>
+            <w:proofErr w:type="spellEnd"/>
+            <w:r>
+              <w:t>}</w:t>
+            </w:r>
+          </w:p>
+        </w:tc>
+        <w:tc>
+          <w:tcPr>
+            <w:tcW w:w="515" w:type="pct"/>
+            <w:hideMark/>
+          </w:tcPr>
+          <w:p>
+            <w:pPr>
+              <w:pStyle w:val="aa"/>
+            </w:pPr>
+          </w:p>
+        </w:tc>
+        <w:tc>
+          <w:tcPr>
+            <w:tcW w:w="516" w:type="pct"/>
+            <w:noWrap/>
+            <w:hideMark/>
+          </w:tcPr>
+          <w:p>
+            <w:pPr>
+              <w:pStyle w:val="aa"/>
+            </w:pPr>
+          </w:p>
+        </w:tc>
+        <w:tc>
+          <w:tcPr>
+            <w:tcW w:w="806" w:type="pct"/>
+            <w:hideMark/>
+          </w:tcPr>
+          <w:p>
+            <w:pPr>
+              <w:pStyle w:val="aa"/>
+            </w:pPr>
+            <w:r>
+              <w:t>Добавить новую категорию доходов</w:t>
+            </w:r>
+          </w:p>
+        </w:tc>
+      </w:tr>
+      <w:tr>
+        <w:trPr>
+          <w:trHeight w:val="870"/>
+        </w:trPr>
+        <w:tc>
+          <w:tcPr>
+            <w:tcW w:w="177" w:type="pct"/>
+            <w:noWrap/>
+            <w:hideMark/>
+          </w:tcPr>
+          <w:p>
+            <w:pPr>
+              <w:pStyle w:val="aa"/>
+            </w:pPr>
+            <w:r>
+              <w:t>13</w:t>
+            </w:r>
+          </w:p>
+        </w:tc>
+        <w:tc>
+          <w:tcPr>
+            <w:tcW w:w="539" w:type="pct"/>
+            <w:noWrap/>
+            <w:hideMark/>
+          </w:tcPr>
+          <w:p>
+            <w:pPr>
+              <w:pStyle w:val="aa"/>
+            </w:pPr>
+            <w:r>
+              <w:t>POST</w:t>
+            </w:r>
+          </w:p>
+        </w:tc>
+        <w:tc>
+          <w:tcPr>
+            <w:tcW w:w="682" w:type="pct"/>
+            <w:hideMark/>
+          </w:tcPr>
+          <w:p>
+            <w:pPr>
+              <w:pStyle w:val="aa"/>
+            </w:pPr>
+            <w:r>
+              <w:t>/</w:t>
+            </w:r>
+            <w:proofErr w:type="spellStart"/>
+            <w:r>
+              <w:t>categories</w:t>
+            </w:r>
+            <w:proofErr w:type="spellEnd"/>
+            <w:r>
+              <w:t>/</w:t>
+            </w:r>
+            <w:proofErr w:type="spellStart"/>
+            <w:r>
+              <w:t>expense</w:t>
+            </w:r>
+            <w:proofErr w:type="spellEnd"/>
+          </w:p>
+        </w:tc>
+        <w:tc>
+          <w:tcPr>
+            <w:tcW w:w="883" w:type="pct"/>
+            <w:hideMark/>
+          </w:tcPr>
+          <w:p>
+            <w:pPr>
+              <w:pStyle w:val="aa"/>
+            </w:pPr>
+            <w:r>
+              <w:t>{</w:t>
+            </w:r>
+            <w:proofErr w:type="spellStart"/>
+            <w:r>
+              <w:t>user_id</w:t>
+            </w:r>
+            <w:proofErr w:type="spellEnd"/>
+            <w:r>
+              <w:t xml:space="preserve">, </w:t>
+            </w:r>
+            <w:proofErr w:type="spellStart"/>
+            <w:r>
+              <w:t>name</w:t>
+            </w:r>
+            <w:proofErr w:type="spellEnd"/>
+            <w:r>
+              <w:t xml:space="preserve">, </w:t>
+            </w:r>
+            <w:proofErr w:type="spellStart"/>
+            <w:r>
+              <w:t>limit</w:t>
+            </w:r>
+            <w:proofErr w:type="spellEnd"/>
+            <w:r>
+              <w:t>}</w:t>
+            </w:r>
+          </w:p>
+        </w:tc>
+        <w:tc>
+          <w:tcPr>
+            <w:tcW w:w="882" w:type="pct"/>
+            <w:hideMark/>
+          </w:tcPr>
+          <w:p>
+            <w:pPr>
+              <w:pStyle w:val="aa"/>
+            </w:pPr>
+            <w:r>
+              <w:t>{</w:t>
+            </w:r>
+            <w:proofErr w:type="spellStart"/>
+            <w:r>
+              <w:t>category_id</w:t>
+            </w:r>
+            <w:proofErr w:type="spellEnd"/>
+            <w:r>
+              <w:t xml:space="preserve">, </w:t>
+            </w:r>
+            <w:proofErr w:type="spellStart"/>
+            <w:r>
+              <w:t>name</w:t>
+            </w:r>
+            <w:proofErr w:type="spellEnd"/>
+            <w:r>
+              <w:t xml:space="preserve">, </w:t>
+            </w:r>
+            <w:proofErr w:type="spellStart"/>
+            <w:r>
+              <w:t>limit</w:t>
+            </w:r>
+            <w:proofErr w:type="spellEnd"/>
+            <w:r>
+              <w:t>}</w:t>
+            </w:r>
+          </w:p>
+        </w:tc>
+        <w:tc>
+          <w:tcPr>
+            <w:tcW w:w="515" w:type="pct"/>
+            <w:hideMark/>
+          </w:tcPr>
+          <w:p>
+            <w:pPr>
+              <w:pStyle w:val="aa"/>
+            </w:pPr>
+          </w:p>
+        </w:tc>
+        <w:tc>
+          <w:tcPr>
+            <w:tcW w:w="516" w:type="pct"/>
+            <w:noWrap/>
+            <w:hideMark/>
+          </w:tcPr>
+          <w:p>
+            <w:pPr>
+              <w:pStyle w:val="aa"/>
+            </w:pPr>
+          </w:p>
+        </w:tc>
+        <w:tc>
+          <w:tcPr>
+            <w:tcW w:w="806" w:type="pct"/>
+            <w:hideMark/>
+          </w:tcPr>
+          <w:p>
+            <w:pPr>
+              <w:pStyle w:val="aa"/>
+            </w:pPr>
+            <w:r>
+              <w:t>Добавить новую категорию расходов</w:t>
+            </w:r>
+          </w:p>
+        </w:tc>
+      </w:tr>
+      <w:tr>
+        <w:trPr>
+          <w:trHeight w:val="1160"/>
+        </w:trPr>
+        <w:tc>
+          <w:tcPr>
+            <w:tcW w:w="177" w:type="pct"/>
+            <w:noWrap/>
+            <w:hideMark/>
+          </w:tcPr>
+          <w:p>
+            <w:pPr>
+              <w:pStyle w:val="aa"/>
+            </w:pPr>
+            <w:r>
+              <w:lastRenderedPageBreak/>
+              <w:t>14</w:t>
+            </w:r>
+          </w:p>
+        </w:tc>
+        <w:tc>
+          <w:tcPr>
+            <w:tcW w:w="539" w:type="pct"/>
+            <w:noWrap/>
+            <w:hideMark/>
+          </w:tcPr>
+          <w:p>
+            <w:pPr>
+              <w:pStyle w:val="aa"/>
+            </w:pPr>
+            <w:r>
+              <w:t>PATCH</w:t>
+            </w:r>
+          </w:p>
+        </w:tc>
+        <w:tc>
+          <w:tcPr>
+            <w:tcW w:w="682" w:type="pct"/>
+            <w:hideMark/>
+          </w:tcPr>
+          <w:p>
+            <w:pPr>
+              <w:pStyle w:val="aa"/>
+            </w:pPr>
+            <w:r>
+              <w:t>/</w:t>
+            </w:r>
+            <w:proofErr w:type="spellStart"/>
+            <w:r>
+              <w:t>categories</w:t>
+            </w:r>
+            <w:proofErr w:type="spellEnd"/>
+            <w:r>
+              <w:t>/</w:t>
+            </w:r>
+            <w:proofErr w:type="spellStart"/>
+            <w:r>
+              <w:t>income</w:t>
+            </w:r>
+            <w:proofErr w:type="spellEnd"/>
+            <w:r>
+              <w:t>/{</w:t>
+            </w:r>
+            <w:proofErr w:type="spellStart"/>
+            <w:r>
+              <w:t>category_id</w:t>
+            </w:r>
+            <w:proofErr w:type="spellEnd"/>
+            <w:r>
+              <w:t>}</w:t>
+            </w:r>
+          </w:p>
+        </w:tc>
+        <w:tc>
+          <w:tcPr>
+            <w:tcW w:w="883" w:type="pct"/>
+            <w:hideMark/>
+          </w:tcPr>
+          <w:p>
+            <w:pPr>
+              <w:pStyle w:val="aa"/>
+            </w:pPr>
+            <w:r>
+              <w:t>{</w:t>
+            </w:r>
+            <w:proofErr w:type="spellStart"/>
+            <w:r>
+              <w:t>user_id</w:t>
+            </w:r>
+            <w:proofErr w:type="spellEnd"/>
+            <w:r>
+              <w:t xml:space="preserve">, </w:t>
+            </w:r>
+            <w:proofErr w:type="spellStart"/>
+            <w:r>
+              <w:t>name</w:t>
+            </w:r>
+            <w:proofErr w:type="spellEnd"/>
+            <w:r>
+              <w:t>}</w:t>
+            </w:r>
+          </w:p>
+        </w:tc>
+        <w:tc>
+          <w:tcPr>
+            <w:tcW w:w="882" w:type="pct"/>
+            <w:hideMark/>
+          </w:tcPr>
+          <w:p>
+            <w:pPr>
+              <w:pStyle w:val="aa"/>
+            </w:pPr>
+            <w:r>
+              <w:t>{</w:t>
+            </w:r>
+            <w:proofErr w:type="spellStart"/>
+            <w:r>
+              <w:t>category_id</w:t>
+            </w:r>
+            <w:proofErr w:type="spellEnd"/>
+            <w:r>
+              <w:t xml:space="preserve">, </w:t>
+            </w:r>
+            <w:proofErr w:type="spellStart"/>
+            <w:r>
+              <w:t>name</w:t>
+            </w:r>
+            <w:proofErr w:type="spellEnd"/>
+            <w:r>
+              <w:t>}</w:t>
+            </w:r>
+          </w:p>
+        </w:tc>
+        <w:tc>
+          <w:tcPr>
+            <w:tcW w:w="515" w:type="pct"/>
+            <w:hideMark/>
+          </w:tcPr>
+          <w:p>
+            <w:pPr>
+              <w:pStyle w:val="aa"/>
+            </w:pPr>
+          </w:p>
+        </w:tc>
+        <w:tc>
+          <w:tcPr>
+            <w:tcW w:w="516" w:type="pct"/>
+            <w:noWrap/>
+            <w:hideMark/>
+          </w:tcPr>
+          <w:p>
+            <w:pPr>
+              <w:pStyle w:val="aa"/>
+            </w:pPr>
+          </w:p>
+        </w:tc>
+        <w:tc>
+          <w:tcPr>
+            <w:tcW w:w="806" w:type="pct"/>
+            <w:hideMark/>
+          </w:tcPr>
+          <w:p>
+            <w:pPr>
+              <w:pStyle w:val="aa"/>
+            </w:pPr>
+            <w:r>
+              <w:t>Изменить информацию о категории доходов</w:t>
+            </w:r>
+          </w:p>
+        </w:tc>
+      </w:tr>
+      <w:tr>
+        <w:trPr>
+          <w:trHeight w:val="1160"/>
+        </w:trPr>
+        <w:tc>
+          <w:tcPr>
+            <w:tcW w:w="177" w:type="pct"/>
+            <w:noWrap/>
+            <w:hideMark/>
+          </w:tcPr>
+          <w:p>
+            <w:pPr>
+              <w:pStyle w:val="aa"/>
+            </w:pPr>
+            <w:r>
+              <w:t>15</w:t>
+            </w:r>
+          </w:p>
+        </w:tc>
+        <w:tc>
+          <w:tcPr>
+            <w:tcW w:w="539" w:type="pct"/>
+            <w:noWrap/>
+            <w:hideMark/>
+          </w:tcPr>
+          <w:p>
+            <w:pPr>
+              <w:pStyle w:val="aa"/>
+            </w:pPr>
+            <w:r>
+              <w:t>PATCH</w:t>
+            </w:r>
+          </w:p>
+        </w:tc>
+        <w:tc>
+          <w:tcPr>
+            <w:tcW w:w="682" w:type="pct"/>
+            <w:hideMark/>
+          </w:tcPr>
+          <w:p>
+            <w:pPr>
+              <w:pStyle w:val="aa"/>
+            </w:pPr>
+            <w:r>
+              <w:t>/</w:t>
+            </w:r>
+            <w:proofErr w:type="spellStart"/>
+            <w:r>
+              <w:t>categories</w:t>
+            </w:r>
+            <w:proofErr w:type="spellEnd"/>
+            <w:r>
+              <w:t>/</w:t>
+            </w:r>
+            <w:proofErr w:type="spellStart"/>
+            <w:r>
+              <w:t>expense</w:t>
+            </w:r>
+            <w:proofErr w:type="spellEnd"/>
+            <w:r>
+              <w:t>/{</w:t>
+            </w:r>
+            <w:proofErr w:type="spellStart"/>
+            <w:r>
+              <w:t>category_id</w:t>
+            </w:r>
+            <w:proofErr w:type="spellEnd"/>
+            <w:r>
+              <w:t>}</w:t>
+            </w:r>
+          </w:p>
+        </w:tc>
+        <w:tc>
+          <w:tcPr>
+            <w:tcW w:w="883" w:type="pct"/>
+            <w:hideMark/>
+          </w:tcPr>
+          <w:p>
+            <w:pPr>
+              <w:pStyle w:val="aa"/>
+            </w:pPr>
+            <w:r>
+              <w:t>{</w:t>
+            </w:r>
+            <w:proofErr w:type="spellStart"/>
+            <w:r>
+              <w:t>user_id</w:t>
+            </w:r>
+            <w:proofErr w:type="spellEnd"/>
+            <w:r>
+              <w:t xml:space="preserve">, </w:t>
+            </w:r>
+            <w:proofErr w:type="spellStart"/>
+            <w:r>
+              <w:t>name</w:t>
+            </w:r>
+            <w:proofErr w:type="spellEnd"/>
+            <w:r>
+              <w:t xml:space="preserve">, </w:t>
+            </w:r>
+            <w:proofErr w:type="spellStart"/>
+            <w:r>
+              <w:t>limit</w:t>
+            </w:r>
+            <w:proofErr w:type="spellEnd"/>
+            <w:r>
+              <w:t>}</w:t>
+            </w:r>
+          </w:p>
+        </w:tc>
+        <w:tc>
+          <w:tcPr>
+            <w:tcW w:w="882" w:type="pct"/>
+            <w:hideMark/>
+          </w:tcPr>
+          <w:p>
+            <w:pPr>
+              <w:pStyle w:val="aa"/>
+            </w:pPr>
+            <w:r>
+              <w:t>{</w:t>
+            </w:r>
+            <w:proofErr w:type="spellStart"/>
+            <w:r>
+              <w:t>category_id</w:t>
+            </w:r>
+            <w:proofErr w:type="spellEnd"/>
+            <w:r>
+              <w:t xml:space="preserve">, </w:t>
+            </w:r>
+            <w:proofErr w:type="spellStart"/>
+            <w:r>
+              <w:t>name</w:t>
+            </w:r>
+            <w:proofErr w:type="spellEnd"/>
+            <w:r>
+              <w:t xml:space="preserve">, </w:t>
+            </w:r>
+            <w:proofErr w:type="spellStart"/>
+            <w:r>
+              <w:t>limit</w:t>
+            </w:r>
+            <w:proofErr w:type="spellEnd"/>
+            <w:r>
+              <w:t>}</w:t>
+            </w:r>
+          </w:p>
+        </w:tc>
+        <w:tc>
+          <w:tcPr>
+            <w:tcW w:w="515" w:type="pct"/>
+            <w:hideMark/>
+          </w:tcPr>
+          <w:p>
+            <w:pPr>
+              <w:pStyle w:val="aa"/>
+            </w:pPr>
+          </w:p>
+        </w:tc>
+        <w:tc>
+          <w:tcPr>
+            <w:tcW w:w="516" w:type="pct"/>
+            <w:noWrap/>
+            <w:hideMark/>
+          </w:tcPr>
+          <w:p>
+            <w:pPr>
+              <w:pStyle w:val="aa"/>
+            </w:pPr>
+          </w:p>
+        </w:tc>
+        <w:tc>
+          <w:tcPr>
+            <w:tcW w:w="806" w:type="pct"/>
+            <w:hideMark/>
+          </w:tcPr>
+          <w:p>
+            <w:pPr>
+              <w:pStyle w:val="aa"/>
+            </w:pPr>
+            <w:r>
+              <w:t>Изменить информацию о категории расходов</w:t>
+            </w:r>
+          </w:p>
+        </w:tc>
+      </w:tr>
+      <w:tr>
+        <w:trPr>
+          <w:trHeight w:val="870"/>
+        </w:trPr>
+        <w:tc>
+          <w:tcPr>
+            <w:tcW w:w="177" w:type="pct"/>
+            <w:noWrap/>
+            <w:hideMark/>
+          </w:tcPr>
+          <w:p>
+            <w:pPr>
+              <w:pStyle w:val="aa"/>
+            </w:pPr>
+            <w:r>
+              <w:t>16</w:t>
+            </w:r>
+          </w:p>
+        </w:tc>
+        <w:tc>
+          <w:tcPr>
+            <w:tcW w:w="539" w:type="pct"/>
+            <w:noWrap/>
+            <w:hideMark/>
+          </w:tcPr>
+          <w:p>
+            <w:pPr>
+              <w:pStyle w:val="aa"/>
+            </w:pPr>
+            <w:r>
+              <w:t>DELETE</w:t>
+            </w:r>
+          </w:p>
+        </w:tc>
+        <w:tc>
+          <w:tcPr>
+            <w:tcW w:w="682" w:type="pct"/>
+            <w:hideMark/>
+          </w:tcPr>
+          <w:p>
+            <w:pPr>
+              <w:pStyle w:val="aa"/>
+              <w:rPr>
+                <w:lang w:val="en-US"/>
+              </w:rPr>
+            </w:pPr>
+            <w:r>
+              <w:rPr>
+                <w:lang w:val="en-US"/>
+              </w:rPr>
+              <w:t>/categories/{</w:t>
+            </w:r>
+            <w:proofErr w:type="spellStart"/>
+            <w:r>
+              <w:rPr>
+                <w:lang w:val="en-US"/>
+              </w:rPr>
+              <w:t>transaction_type</w:t>
+            </w:r>
+            <w:proofErr w:type="spellEnd"/>
+            <w:r>
+              <w:rPr>
+                <w:lang w:val="en-US"/>
+              </w:rPr>
+              <w:t>}/{</w:t>
+            </w:r>
+            <w:proofErr w:type="spellStart"/>
+            <w:r>
+              <w:rPr>
+                <w:lang w:val="en-US"/>
+              </w:rPr>
+              <w:t>category_id</w:t>
+            </w:r>
+            <w:proofErr w:type="spellEnd"/>
+            <w:r>
+              <w:rPr>
+                <w:lang w:val="en-US"/>
+              </w:rPr>
+              <w:t>}</w:t>
+            </w:r>
+          </w:p>
+        </w:tc>
+        <w:tc>
+          <w:tcPr>
+            <w:tcW w:w="883" w:type="pct"/>
+            <w:hideMark/>
+          </w:tcPr>
+          <w:p>
+            <w:pPr>
+              <w:pStyle w:val="aa"/>
+            </w:pPr>
+            <w:r>
+              <w:t>{</w:t>
+            </w:r>
+            <w:proofErr w:type="spellStart"/>
+            <w:r>
+              <w:t>user_id</w:t>
+            </w:r>
+            <w:proofErr w:type="spellEnd"/>
+            <w:r>
+              <w:t>}</w:t>
+            </w:r>
+          </w:p>
+        </w:tc>
+        <w:tc>
+          <w:tcPr>
+            <w:tcW w:w="882" w:type="pct"/>
+            <w:hideMark/>
+          </w:tcPr>
+          <w:p>
+            <w:pPr>
+              <w:pStyle w:val="aa"/>
+            </w:pPr>
+          </w:p>
+        </w:tc>
+        <w:tc>
+          <w:tcPr>
+            <w:tcW w:w="515" w:type="pct"/>
+            <w:hideMark/>
+          </w:tcPr>
+          <w:p>
+            <w:pPr>
+              <w:pStyle w:val="aa"/>
+            </w:pPr>
+          </w:p>
+        </w:tc>
+        <w:tc>
+          <w:tcPr>
+            <w:tcW w:w="516" w:type="pct"/>
+            <w:noWrap/>
+            <w:hideMark/>
+          </w:tcPr>
+          <w:p>
+            <w:pPr>
+              <w:pStyle w:val="aa"/>
+            </w:pPr>
+          </w:p>
+        </w:tc>
+        <w:tc>
+          <w:tcPr>
+            <w:tcW w:w="806" w:type="pct"/>
+            <w:hideMark/>
+          </w:tcPr>
+          <w:p>
+            <w:pPr>
+              <w:pStyle w:val="aa"/>
+            </w:pPr>
+            <w:r>
+              <w:t>Удалить категорию</w:t>
+            </w:r>
+          </w:p>
+        </w:tc>
+      </w:tr>
+    </w:tbl>
+    <w:p>
+      <w:pPr>
+        <w:rPr>
+          <w:lang w:val="en-US"/>
+        </w:rPr>
+      </w:pPr>
+      <w:r>
+        <w:rPr>
+          <w:lang w:val="en-US"/>
+        </w:rPr>
+        <w:fldChar w:fldCharType="end"/>
+      </w:r>
+    </w:p>
+    <w:p>
+      <w:pPr>
+        <w:pStyle w:val="2"/>
+      </w:pPr>
+      <w:r>
+        <w:t>Макет сайта</w:t>
+      </w:r>
+    </w:p>
+    <w:p>
+      <w:r>
+        <w:t xml:space="preserve">Были создан макет сайта в </w:t>
+      </w:r>
+      <w:proofErr w:type="spellStart"/>
+      <w:r>
+        <w:t>Figma</w:t>
+      </w:r>
+      <w:proofErr w:type="spellEnd"/>
+      <w:r>
+        <w:t>:</w:t>
       </w:r>
     </w:p>
     <w:p/>
@@ -5135,36 +8920,99 @@
                 <w:rFonts w:cs="Times New Roman"/>
               </w:rPr>
               <w:br/>
-              <w:t>src/</w:t>
+            </w:r>
+            <w:proofErr w:type="spellStart"/>
+            <w:r>
+              <w:rPr>
+                <w:rFonts w:cs="Times New Roman"/>
+              </w:rPr>
+              <w:t>src</w:t>
+            </w:r>
+            <w:proofErr w:type="spellEnd"/>
+            <w:r>
+              <w:rPr>
+                <w:rFonts w:cs="Times New Roman"/>
+              </w:rPr>
+              <w:t>/</w:t>
             </w:r>
             <w:r>
               <w:rPr>
                 <w:rFonts w:cs="Times New Roman"/>
               </w:rPr>
               <w:br/>
-              <w:t>├── app/</w:t>
+              <w:t xml:space="preserve">├── </w:t>
+            </w:r>
+            <w:proofErr w:type="spellStart"/>
+            <w:r>
+              <w:rPr>
+                <w:rFonts w:cs="Times New Roman"/>
+              </w:rPr>
+              <w:t>app</w:t>
+            </w:r>
+            <w:proofErr w:type="spellEnd"/>
+            <w:r>
+              <w:rPr>
+                <w:rFonts w:cs="Times New Roman"/>
+              </w:rPr>
+              <w:t>/</w:t>
             </w:r>
             <w:r>
               <w:rPr>
                 <w:rFonts w:cs="Times New Roman"/>
               </w:rPr>
               <w:br/>
-              <w:t>│ ├── routes/</w:t>
+              <w:t xml:space="preserve">│ ├── </w:t>
+            </w:r>
+            <w:proofErr w:type="spellStart"/>
+            <w:r>
+              <w:rPr>
+                <w:rFonts w:cs="Times New Roman"/>
+              </w:rPr>
+              <w:t>routes</w:t>
+            </w:r>
+            <w:proofErr w:type="spellEnd"/>
+            <w:r>
+              <w:rPr>
+                <w:rFonts w:cs="Times New Roman"/>
+              </w:rPr>
+              <w:t>/</w:t>
             </w:r>
             <w:r>
               <w:rPr>
                 <w:rFonts w:cs="Times New Roman"/>
               </w:rPr>
               <w:br/>
-              <w:t>│ ├── providers/</w:t>
+              <w:t xml:space="preserve">│ ├── </w:t>
+            </w:r>
+            <w:proofErr w:type="spellStart"/>
+            <w:r>
+              <w:rPr>
+                <w:rFonts w:cs="Times New Roman"/>
+              </w:rPr>
+              <w:t>providers</w:t>
+            </w:r>
+            <w:proofErr w:type="spellEnd"/>
+            <w:r>
+              <w:rPr>
+                <w:rFonts w:cs="Times New Roman"/>
+              </w:rPr>
+              <w:t>/</w:t>
             </w:r>
             <w:r>
               <w:rPr>
                 <w:rFonts w:cs="Times New Roman"/>
               </w:rPr>
               <w:br/>
-              <w:t>│ └── App.tsx</w:t>
-            </w:r>
+              <w:t xml:space="preserve">│ └── </w:t>
+            </w:r>
+            <w:proofErr w:type="spellStart"/>
+            <w:r>
+              <w:rPr>
+                <w:rFonts w:cs="Times New Roman"/>
+              </w:rPr>
+              <w:t>App.tsx</w:t>
+            </w:r>
+            <w:proofErr w:type="spellEnd"/>
             <w:r>
               <w:rPr>
                 <w:rFonts w:cs="Times New Roman"/>
@@ -5177,56 +9025,174 @@
                 <w:rFonts w:cs="Times New Roman"/>
               </w:rPr>
               <w:br/>
-              <w:t>├── features/</w:t>
+              <w:t xml:space="preserve">├── </w:t>
+            </w:r>
+            <w:proofErr w:type="spellStart"/>
+            <w:r>
+              <w:rPr>
+                <w:rFonts w:cs="Times New Roman"/>
+              </w:rPr>
+              <w:t>features</w:t>
+            </w:r>
+            <w:proofErr w:type="spellEnd"/>
+            <w:r>
+              <w:rPr>
+                <w:rFonts w:cs="Times New Roman"/>
+              </w:rPr>
+              <w:t>/</w:t>
             </w:r>
             <w:r>
               <w:rPr>
                 <w:rFonts w:cs="Times New Roman"/>
               </w:rPr>
               <w:br/>
-              <w:t>│ ├── auth/</w:t>
+              <w:t xml:space="preserve">│ ├── </w:t>
+            </w:r>
+            <w:proofErr w:type="spellStart"/>
+            <w:r>
+              <w:rPr>
+                <w:rFonts w:cs="Times New Roman"/>
+              </w:rPr>
+              <w:t>auth</w:t>
+            </w:r>
+            <w:proofErr w:type="spellEnd"/>
+            <w:r>
+              <w:rPr>
+                <w:rFonts w:cs="Times New Roman"/>
+              </w:rPr>
+              <w:t>/</w:t>
             </w:r>
             <w:r>
               <w:rPr>
                 <w:rFonts w:cs="Times New Roman"/>
               </w:rPr>
               <w:br/>
-              <w:t>│ │ ├── api/</w:t>
+              <w:t xml:space="preserve">│ │ ├── </w:t>
+            </w:r>
+            <w:proofErr w:type="spellStart"/>
+            <w:r>
+              <w:rPr>
+                <w:rFonts w:cs="Times New Roman"/>
+              </w:rPr>
+              <w:t>api</w:t>
+            </w:r>
+            <w:proofErr w:type="spellEnd"/>
+            <w:r>
+              <w:rPr>
+                <w:rFonts w:cs="Times New Roman"/>
+              </w:rPr>
+              <w:t>/</w:t>
             </w:r>
             <w:r>
               <w:rPr>
                 <w:rFonts w:cs="Times New Roman"/>
               </w:rPr>
               <w:br/>
-              <w:t>│ │ ├── components/</w:t>
+              <w:t xml:space="preserve">│ │ ├── </w:t>
+            </w:r>
+            <w:proofErr w:type="spellStart"/>
+            <w:r>
+              <w:rPr>
+                <w:rFonts w:cs="Times New Roman"/>
+              </w:rPr>
+              <w:t>components</w:t>
+            </w:r>
+            <w:proofErr w:type="spellEnd"/>
+            <w:r>
+              <w:rPr>
+                <w:rFonts w:cs="Times New Roman"/>
+              </w:rPr>
+              <w:t>/</w:t>
             </w:r>
             <w:r>
               <w:rPr>
                 <w:rFonts w:cs="Times New Roman"/>
               </w:rPr>
               <w:br/>
-              <w:t>│ │ ├── hooks/</w:t>
+              <w:t xml:space="preserve">│ │ ├── </w:t>
+            </w:r>
+            <w:proofErr w:type="spellStart"/>
+            <w:r>
+              <w:rPr>
+                <w:rFonts w:cs="Times New Roman"/>
+              </w:rPr>
+              <w:t>hooks</w:t>
+            </w:r>
+            <w:proofErr w:type="spellEnd"/>
+            <w:r>
+              <w:rPr>
+                <w:rFonts w:cs="Times New Roman"/>
+              </w:rPr>
+              <w:t>/</w:t>
             </w:r>
             <w:r>
               <w:rPr>
                 <w:rFonts w:cs="Times New Roman"/>
               </w:rPr>
               <w:br/>
-              <w:t>│ │ ├── stores/</w:t>
+            </w:r>
+            <w:r>
+              <w:rPr>
+                <w:rFonts w:cs="Times New Roman"/>
+              </w:rPr>
+              <w:lastRenderedPageBreak/>
+              <w:t xml:space="preserve">│ │ ├── </w:t>
+            </w:r>
+            <w:proofErr w:type="spellStart"/>
+            <w:r>
+              <w:rPr>
+                <w:rFonts w:cs="Times New Roman"/>
+              </w:rPr>
+              <w:t>stores</w:t>
+            </w:r>
+            <w:proofErr w:type="spellEnd"/>
+            <w:r>
+              <w:rPr>
+                <w:rFonts w:cs="Times New Roman"/>
+              </w:rPr>
+              <w:t>/</w:t>
             </w:r>
             <w:r>
               <w:rPr>
                 <w:rFonts w:cs="Times New Roman"/>
               </w:rPr>
               <w:br/>
-              <w:t>│ │ ├── types/</w:t>
+              <w:t xml:space="preserve">│ │ ├── </w:t>
+            </w:r>
+            <w:proofErr w:type="spellStart"/>
+            <w:r>
+              <w:rPr>
+                <w:rFonts w:cs="Times New Roman"/>
+              </w:rPr>
+              <w:t>types</w:t>
+            </w:r>
+            <w:proofErr w:type="spellEnd"/>
+            <w:r>
+              <w:rPr>
+                <w:rFonts w:cs="Times New Roman"/>
+              </w:rPr>
+              <w:t>/</w:t>
             </w:r>
             <w:r>
               <w:rPr>
                 <w:rFonts w:cs="Times New Roman"/>
               </w:rPr>
               <w:br/>
-              <w:t>│ │ └── views/</w:t>
+              <w:t xml:space="preserve">│ │ └── </w:t>
+            </w:r>
+            <w:proofErr w:type="spellStart"/>
+            <w:r>
+              <w:rPr>
+                <w:rFonts w:cs="Times New Roman"/>
+              </w:rPr>
+              <w:t>views</w:t>
+            </w:r>
+            <w:proofErr w:type="spellEnd"/>
+            <w:r>
+              <w:rPr>
+                <w:rFonts w:cs="Times New Roman"/>
+              </w:rPr>
+              <w:t>/</w:t>
             </w:r>
             <w:r>
               <w:rPr>
@@ -5240,104 +9206,126 @@
                 <w:rFonts w:cs="Times New Roman"/>
               </w:rPr>
               <w:br/>
-              <w:t>│ ├── catalog/</w:t>
+              <w:t xml:space="preserve">│ ├── </w:t>
+            </w:r>
+            <w:proofErr w:type="spellStart"/>
+            <w:r>
+              <w:rPr>
+                <w:rFonts w:cs="Times New Roman"/>
+              </w:rPr>
+              <w:t>catalog</w:t>
+            </w:r>
+            <w:proofErr w:type="spellEnd"/>
+            <w:r>
+              <w:rPr>
+                <w:rFonts w:cs="Times New Roman"/>
+              </w:rPr>
+              <w:t>/</w:t>
             </w:r>
             <w:r>
               <w:rPr>
                 <w:rFonts w:cs="Times New Roman"/>
               </w:rPr>
               <w:br/>
-              <w:t>│ │ ├── api/</w:t>
+              <w:t xml:space="preserve">│ │ ├── </w:t>
+            </w:r>
+            <w:proofErr w:type="spellStart"/>
+            <w:r>
+              <w:rPr>
+                <w:rFonts w:cs="Times New Roman"/>
+              </w:rPr>
+              <w:t>api</w:t>
+            </w:r>
+            <w:proofErr w:type="spellEnd"/>
+            <w:r>
+              <w:rPr>
+                <w:rFonts w:cs="Times New Roman"/>
+              </w:rPr>
+              <w:t>/</w:t>
             </w:r>
             <w:r>
               <w:rPr>
                 <w:rFonts w:cs="Times New Roman"/>
               </w:rPr>
               <w:br/>
-              <w:t>│ │ ├── components/</w:t>
+              <w:t xml:space="preserve">│ │ ├── </w:t>
+            </w:r>
+            <w:proofErr w:type="spellStart"/>
+            <w:r>
+              <w:rPr>
+                <w:rFonts w:cs="Times New Roman"/>
+              </w:rPr>
+              <w:t>components</w:t>
+            </w:r>
+            <w:proofErr w:type="spellEnd"/>
+            <w:r>
+              <w:rPr>
+                <w:rFonts w:cs="Times New Roman"/>
+              </w:rPr>
+              <w:t>/</w:t>
             </w:r>
             <w:r>
               <w:rPr>
                 <w:rFonts w:cs="Times New Roman"/>
               </w:rPr>
               <w:br/>
-              <w:t>│ │ ├── hooks/</w:t>
+              <w:t xml:space="preserve">│ │ ├── </w:t>
+            </w:r>
+            <w:proofErr w:type="spellStart"/>
+            <w:r>
+              <w:rPr>
+                <w:rFonts w:cs="Times New Roman"/>
+              </w:rPr>
+              <w:t>hooks</w:t>
+            </w:r>
+            <w:proofErr w:type="spellEnd"/>
+            <w:r>
+              <w:rPr>
+                <w:rFonts w:cs="Times New Roman"/>
+              </w:rPr>
+              <w:t>/</w:t>
             </w:r>
             <w:r>
               <w:rPr>
                 <w:rFonts w:cs="Times New Roman"/>
               </w:rPr>
               <w:br/>
-              <w:t>│ │ ├── types/</w:t>
+              <w:t xml:space="preserve">│ │ ├── </w:t>
+            </w:r>
+            <w:proofErr w:type="spellStart"/>
+            <w:r>
+              <w:rPr>
+                <w:rFonts w:cs="Times New Roman"/>
+              </w:rPr>
+              <w:t>types</w:t>
+            </w:r>
+            <w:proofErr w:type="spellEnd"/>
+            <w:r>
+              <w:rPr>
+                <w:rFonts w:cs="Times New Roman"/>
+              </w:rPr>
+              <w:t>/</w:t>
             </w:r>
             <w:r>
               <w:rPr>
                 <w:rFonts w:cs="Times New Roman"/>
               </w:rPr>
               <w:br/>
-              <w:t>│ │ └── views/</w:t>
-            </w:r>
-            <w:r>
-              <w:rPr>
-                <w:rFonts w:cs="Times New Roman"/>
-              </w:rPr>
-              <w:br/>
-            </w:r>
-            <w:r>
-              <w:rPr>
-                <w:rFonts w:cs="Times New Roman"/>
-              </w:rPr>
-              <w:lastRenderedPageBreak/>
-              <w:t>│ │</w:t>
-            </w:r>
-            <w:r>
-              <w:rPr>
-                <w:rFonts w:cs="Times New Roman"/>
-              </w:rPr>
-              <w:br/>
-              <w:t>│ ├── library/</w:t>
-            </w:r>
-            <w:r>
-              <w:rPr>
-                <w:rFonts w:cs="Times New Roman"/>
-              </w:rPr>
-              <w:br/>
-              <w:t>│ │ ├── api/</w:t>
-            </w:r>
-            <w:r>
-              <w:rPr>
-                <w:rFonts w:cs="Times New Roman"/>
-              </w:rPr>
-              <w:br/>
-              <w:t>│ │ ├── components/</w:t>
-            </w:r>
-            <w:r>
-              <w:rPr>
-                <w:rFonts w:cs="Times New Roman"/>
-              </w:rPr>
-              <w:br/>
-              <w:t>│ │ ├── hooks/</w:t>
-            </w:r>
-            <w:r>
-              <w:rPr>
-                <w:rFonts w:cs="Times New Roman"/>
-              </w:rPr>
-              <w:br/>
-              <w:t>│ │ ├── stores/</w:t>
-            </w:r>
-            <w:r>
-              <w:rPr>
-                <w:rFonts w:cs="Times New Roman"/>
-              </w:rPr>
-              <w:br/>
-              <w:t>│ │ ├── types/</w:t>
-            </w:r>
-            <w:r>
-              <w:rPr>
-                <w:rFonts w:cs="Times New Roman"/>
-              </w:rPr>
-              <w:br/>
-              <w:t>│ │ └── views/</w:t>
+              <w:t xml:space="preserve">│ │ └── </w:t>
+            </w:r>
+            <w:proofErr w:type="spellStart"/>
+            <w:r>
+              <w:rPr>
+                <w:rFonts w:cs="Times New Roman"/>
+              </w:rPr>
+              <w:t>views</w:t>
+            </w:r>
+            <w:proofErr w:type="spellEnd"/>
+            <w:r>
+              <w:rPr>
+                <w:rFonts w:cs="Times New Roman"/>
+              </w:rPr>
+              <w:t>/</w:t>
             </w:r>
             <w:r>
               <w:rPr>
@@ -5351,35 +9339,147 @@
                 <w:rFonts w:cs="Times New Roman"/>
               </w:rPr>
               <w:br/>
-              <w:t>│ ├── collections/</w:t>
+              <w:t xml:space="preserve">│ ├── </w:t>
+            </w:r>
+            <w:proofErr w:type="spellStart"/>
+            <w:r>
+              <w:rPr>
+                <w:rFonts w:cs="Times New Roman"/>
+              </w:rPr>
+              <w:t>library</w:t>
+            </w:r>
+            <w:proofErr w:type="spellEnd"/>
+            <w:r>
+              <w:rPr>
+                <w:rFonts w:cs="Times New Roman"/>
+              </w:rPr>
+              <w:t>/</w:t>
             </w:r>
             <w:r>
               <w:rPr>
                 <w:rFonts w:cs="Times New Roman"/>
               </w:rPr>
               <w:br/>
-              <w:t>│ │ ├── api/</w:t>
+              <w:t xml:space="preserve">│ │ ├── </w:t>
+            </w:r>
+            <w:proofErr w:type="spellStart"/>
+            <w:r>
+              <w:rPr>
+                <w:rFonts w:cs="Times New Roman"/>
+              </w:rPr>
+              <w:t>api</w:t>
+            </w:r>
+            <w:proofErr w:type="spellEnd"/>
+            <w:r>
+              <w:rPr>
+                <w:rFonts w:cs="Times New Roman"/>
+              </w:rPr>
+              <w:t>/</w:t>
             </w:r>
             <w:r>
               <w:rPr>
                 <w:rFonts w:cs="Times New Roman"/>
               </w:rPr>
               <w:br/>
-              <w:t>│ │ ├── components/</w:t>
+              <w:t xml:space="preserve">│ │ ├── </w:t>
+            </w:r>
+            <w:proofErr w:type="spellStart"/>
+            <w:r>
+              <w:rPr>
+                <w:rFonts w:cs="Times New Roman"/>
+              </w:rPr>
+              <w:t>components</w:t>
+            </w:r>
+            <w:proofErr w:type="spellEnd"/>
+            <w:r>
+              <w:rPr>
+                <w:rFonts w:cs="Times New Roman"/>
+              </w:rPr>
+              <w:t>/</w:t>
             </w:r>
             <w:r>
               <w:rPr>
                 <w:rFonts w:cs="Times New Roman"/>
               </w:rPr>
               <w:br/>
-              <w:t>│ │ ├── hooks/</w:t>
+              <w:t xml:space="preserve">│ │ ├── </w:t>
+            </w:r>
+            <w:proofErr w:type="spellStart"/>
+            <w:r>
+              <w:rPr>
+                <w:rFonts w:cs="Times New Roman"/>
+              </w:rPr>
+              <w:t>hooks</w:t>
+            </w:r>
+            <w:proofErr w:type="spellEnd"/>
+            <w:r>
+              <w:rPr>
+                <w:rFonts w:cs="Times New Roman"/>
+              </w:rPr>
+              <w:t>/</w:t>
             </w:r>
             <w:r>
               <w:rPr>
                 <w:rFonts w:cs="Times New Roman"/>
               </w:rPr>
               <w:br/>
-              <w:t>│ │ └── views/</w:t>
+              <w:t xml:space="preserve">│ │ ├── </w:t>
+            </w:r>
+            <w:proofErr w:type="spellStart"/>
+            <w:r>
+              <w:rPr>
+                <w:rFonts w:cs="Times New Roman"/>
+              </w:rPr>
+              <w:t>stores</w:t>
+            </w:r>
+            <w:proofErr w:type="spellEnd"/>
+            <w:r>
+              <w:rPr>
+                <w:rFonts w:cs="Times New Roman"/>
+              </w:rPr>
+              <w:t>/</w:t>
+            </w:r>
+            <w:r>
+              <w:rPr>
+                <w:rFonts w:cs="Times New Roman"/>
+              </w:rPr>
+              <w:br/>
+              <w:t xml:space="preserve">│ │ ├── </w:t>
+            </w:r>
+            <w:proofErr w:type="spellStart"/>
+            <w:r>
+              <w:rPr>
+                <w:rFonts w:cs="Times New Roman"/>
+              </w:rPr>
+              <w:t>types</w:t>
+            </w:r>
+            <w:proofErr w:type="spellEnd"/>
+            <w:r>
+              <w:rPr>
+                <w:rFonts w:cs="Times New Roman"/>
+              </w:rPr>
+              <w:t>/</w:t>
+            </w:r>
+            <w:r>
+              <w:rPr>
+                <w:rFonts w:cs="Times New Roman"/>
+              </w:rPr>
+              <w:br/>
+              <w:t xml:space="preserve">│ │ └── </w:t>
+            </w:r>
+            <w:proofErr w:type="spellStart"/>
+            <w:r>
+              <w:rPr>
+                <w:rFonts w:cs="Times New Roman"/>
+              </w:rPr>
+              <w:t>views</w:t>
+            </w:r>
+            <w:proofErr w:type="spellEnd"/>
+            <w:r>
+              <w:rPr>
+                <w:rFonts w:cs="Times New Roman"/>
+              </w:rPr>
+              <w:t>/</w:t>
             </w:r>
             <w:r>
               <w:rPr>
@@ -5393,35 +9493,377 @@
                 <w:rFonts w:cs="Times New Roman"/>
               </w:rPr>
               <w:br/>
-              <w:t>│ └── profile/</w:t>
+              <w:t xml:space="preserve">│ ├── </w:t>
+            </w:r>
+            <w:proofErr w:type="spellStart"/>
+            <w:r>
+              <w:rPr>
+                <w:rFonts w:cs="Times New Roman"/>
+              </w:rPr>
+              <w:t>collections</w:t>
+            </w:r>
+            <w:proofErr w:type="spellEnd"/>
+            <w:r>
+              <w:rPr>
+                <w:rFonts w:cs="Times New Roman"/>
+              </w:rPr>
+              <w:t>/</w:t>
             </w:r>
             <w:r>
               <w:rPr>
                 <w:rFonts w:cs="Times New Roman"/>
               </w:rPr>
               <w:br/>
-              <w:t>│ ├── api/</w:t>
+              <w:t xml:space="preserve">│ │ ├── </w:t>
+            </w:r>
+            <w:proofErr w:type="spellStart"/>
+            <w:r>
+              <w:rPr>
+                <w:rFonts w:cs="Times New Roman"/>
+              </w:rPr>
+              <w:t>api</w:t>
+            </w:r>
+            <w:proofErr w:type="spellEnd"/>
+            <w:r>
+              <w:rPr>
+                <w:rFonts w:cs="Times New Roman"/>
+              </w:rPr>
+              <w:t>/</w:t>
             </w:r>
             <w:r>
               <w:rPr>
                 <w:rFonts w:cs="Times New Roman"/>
               </w:rPr>
               <w:br/>
-              <w:t>│ ├── components/</w:t>
+              <w:t xml:space="preserve">│ │ ├── </w:t>
+            </w:r>
+            <w:proofErr w:type="spellStart"/>
+            <w:r>
+              <w:rPr>
+                <w:rFonts w:cs="Times New Roman"/>
+              </w:rPr>
+              <w:t>components</w:t>
+            </w:r>
+            <w:proofErr w:type="spellEnd"/>
+            <w:r>
+              <w:rPr>
+                <w:rFonts w:cs="Times New Roman"/>
+              </w:rPr>
+              <w:t>/</w:t>
             </w:r>
             <w:r>
               <w:rPr>
                 <w:rFonts w:cs="Times New Roman"/>
               </w:rPr>
               <w:br/>
-              <w:t>│ ├── hooks/</w:t>
+              <w:t xml:space="preserve">│ │ ├── </w:t>
+            </w:r>
+            <w:proofErr w:type="spellStart"/>
+            <w:r>
+              <w:rPr>
+                <w:rFonts w:cs="Times New Roman"/>
+              </w:rPr>
+              <w:t>hooks</w:t>
+            </w:r>
+            <w:proofErr w:type="spellEnd"/>
+            <w:r>
+              <w:rPr>
+                <w:rFonts w:cs="Times New Roman"/>
+              </w:rPr>
+              <w:t>/</w:t>
             </w:r>
             <w:r>
               <w:rPr>
                 <w:rFonts w:cs="Times New Roman"/>
               </w:rPr>
               <w:br/>
-              <w:t>│ └── views/</w:t>
+              <w:t xml:space="preserve">│ │ └── </w:t>
+            </w:r>
+            <w:proofErr w:type="spellStart"/>
+            <w:r>
+              <w:rPr>
+                <w:rFonts w:cs="Times New Roman"/>
+              </w:rPr>
+              <w:t>views</w:t>
+            </w:r>
+            <w:proofErr w:type="spellEnd"/>
+            <w:r>
+              <w:rPr>
+                <w:rFonts w:cs="Times New Roman"/>
+              </w:rPr>
+              <w:t>/</w:t>
+            </w:r>
+            <w:r>
+              <w:rPr>
+                <w:rFonts w:cs="Times New Roman"/>
+              </w:rPr>
+              <w:br/>
+              <w:t>│ │</w:t>
+            </w:r>
+            <w:r>
+              <w:rPr>
+                <w:rFonts w:cs="Times New Roman"/>
+              </w:rPr>
+              <w:br/>
+              <w:t xml:space="preserve">│ └── </w:t>
+            </w:r>
+            <w:proofErr w:type="spellStart"/>
+            <w:r>
+              <w:rPr>
+                <w:rFonts w:cs="Times New Roman"/>
+              </w:rPr>
+              <w:t>profile</w:t>
+            </w:r>
+            <w:proofErr w:type="spellEnd"/>
+            <w:r>
+              <w:rPr>
+                <w:rFonts w:cs="Times New Roman"/>
+              </w:rPr>
+              <w:t>/</w:t>
+            </w:r>
+            <w:r>
+              <w:rPr>
+                <w:rFonts w:cs="Times New Roman"/>
+              </w:rPr>
+              <w:br/>
+              <w:t xml:space="preserve">│ ├── </w:t>
+            </w:r>
+            <w:proofErr w:type="spellStart"/>
+            <w:r>
+              <w:rPr>
+                <w:rFonts w:cs="Times New Roman"/>
+              </w:rPr>
+              <w:t>api</w:t>
+            </w:r>
+            <w:proofErr w:type="spellEnd"/>
+            <w:r>
+              <w:rPr>
+                <w:rFonts w:cs="Times New Roman"/>
+              </w:rPr>
+              <w:t>/</w:t>
+            </w:r>
+            <w:r>
+              <w:rPr>
+                <w:rFonts w:cs="Times New Roman"/>
+              </w:rPr>
+              <w:br/>
+              <w:t xml:space="preserve">│ ├── </w:t>
+            </w:r>
+            <w:proofErr w:type="spellStart"/>
+            <w:r>
+              <w:rPr>
+                <w:rFonts w:cs="Times New Roman"/>
+              </w:rPr>
+              <w:t>components</w:t>
+            </w:r>
+            <w:proofErr w:type="spellEnd"/>
+            <w:r>
+              <w:rPr>
+                <w:rFonts w:cs="Times New Roman"/>
+              </w:rPr>
+              <w:t>/</w:t>
+            </w:r>
+            <w:r>
+              <w:rPr>
+                <w:rFonts w:cs="Times New Roman"/>
+              </w:rPr>
+              <w:br/>
+              <w:t xml:space="preserve">│ ├── </w:t>
+            </w:r>
+            <w:proofErr w:type="spellStart"/>
+            <w:r>
+              <w:rPr>
+                <w:rFonts w:cs="Times New Roman"/>
+              </w:rPr>
+              <w:t>hooks</w:t>
+            </w:r>
+            <w:proofErr w:type="spellEnd"/>
+            <w:r>
+              <w:rPr>
+                <w:rFonts w:cs="Times New Roman"/>
+              </w:rPr>
+              <w:t>/</w:t>
+            </w:r>
+            <w:r>
+              <w:rPr>
+                <w:rFonts w:cs="Times New Roman"/>
+              </w:rPr>
+              <w:br/>
+              <w:t xml:space="preserve">│ └── </w:t>
+            </w:r>
+            <w:proofErr w:type="spellStart"/>
+            <w:r>
+              <w:rPr>
+                <w:rFonts w:cs="Times New Roman"/>
+              </w:rPr>
+              <w:t>views</w:t>
+            </w:r>
+            <w:proofErr w:type="spellEnd"/>
+            <w:r>
+              <w:rPr>
+                <w:rFonts w:cs="Times New Roman"/>
+              </w:rPr>
+              <w:t>/</w:t>
+            </w:r>
+            <w:r>
+              <w:rPr>
+                <w:rFonts w:cs="Times New Roman"/>
+              </w:rPr>
+              <w:br/>
+            </w:r>
+            <w:r>
+              <w:rPr>
+                <w:rFonts w:cs="Times New Roman"/>
+              </w:rPr>
+              <w:lastRenderedPageBreak/>
+              <w:t>│</w:t>
+            </w:r>
+            <w:r>
+              <w:rPr>
+                <w:rFonts w:cs="Times New Roman"/>
+              </w:rPr>
+              <w:br/>
+              <w:t xml:space="preserve">├── </w:t>
+            </w:r>
+            <w:proofErr w:type="spellStart"/>
+            <w:r>
+              <w:rPr>
+                <w:rFonts w:cs="Times New Roman"/>
+              </w:rPr>
+              <w:t>shared</w:t>
+            </w:r>
+            <w:proofErr w:type="spellEnd"/>
+            <w:r>
+              <w:rPr>
+                <w:rFonts w:cs="Times New Roman"/>
+              </w:rPr>
+              <w:t>/</w:t>
+            </w:r>
+            <w:r>
+              <w:rPr>
+                <w:rFonts w:cs="Times New Roman"/>
+              </w:rPr>
+              <w:br/>
+              <w:t xml:space="preserve">│ ├── </w:t>
+            </w:r>
+            <w:proofErr w:type="spellStart"/>
+            <w:r>
+              <w:rPr>
+                <w:rFonts w:cs="Times New Roman"/>
+              </w:rPr>
+              <w:t>components</w:t>
+            </w:r>
+            <w:proofErr w:type="spellEnd"/>
+            <w:r>
+              <w:rPr>
+                <w:rFonts w:cs="Times New Roman"/>
+              </w:rPr>
+              <w:t>/</w:t>
+            </w:r>
+            <w:r>
+              <w:rPr>
+                <w:rFonts w:cs="Times New Roman"/>
+              </w:rPr>
+              <w:br/>
+              <w:t xml:space="preserve">│ ├── </w:t>
+            </w:r>
+            <w:proofErr w:type="spellStart"/>
+            <w:r>
+              <w:rPr>
+                <w:rFonts w:cs="Times New Roman"/>
+              </w:rPr>
+              <w:t>hooks</w:t>
+            </w:r>
+            <w:proofErr w:type="spellEnd"/>
+            <w:r>
+              <w:rPr>
+                <w:rFonts w:cs="Times New Roman"/>
+              </w:rPr>
+              <w:t>/</w:t>
+            </w:r>
+            <w:r>
+              <w:rPr>
+                <w:rFonts w:cs="Times New Roman"/>
+              </w:rPr>
+              <w:br/>
+              <w:t xml:space="preserve">│ ├── </w:t>
+            </w:r>
+            <w:proofErr w:type="spellStart"/>
+            <w:r>
+              <w:rPr>
+                <w:rFonts w:cs="Times New Roman"/>
+              </w:rPr>
+              <w:t>utils</w:t>
+            </w:r>
+            <w:proofErr w:type="spellEnd"/>
+            <w:r>
+              <w:rPr>
+                <w:rFonts w:cs="Times New Roman"/>
+              </w:rPr>
+              <w:t>/</w:t>
+            </w:r>
+            <w:r>
+              <w:rPr>
+                <w:rFonts w:cs="Times New Roman"/>
+              </w:rPr>
+              <w:br/>
+              <w:t xml:space="preserve">│ ├── </w:t>
+            </w:r>
+            <w:proofErr w:type="spellStart"/>
+            <w:r>
+              <w:rPr>
+                <w:rFonts w:cs="Times New Roman"/>
+              </w:rPr>
+              <w:t>api</w:t>
+            </w:r>
+            <w:proofErr w:type="spellEnd"/>
+            <w:r>
+              <w:rPr>
+                <w:rFonts w:cs="Times New Roman"/>
+              </w:rPr>
+              <w:t>/</w:t>
+            </w:r>
+            <w:r>
+              <w:rPr>
+                <w:rFonts w:cs="Times New Roman"/>
+              </w:rPr>
+              <w:br/>
+              <w:t xml:space="preserve">│ ├── </w:t>
+            </w:r>
+            <w:proofErr w:type="spellStart"/>
+            <w:r>
+              <w:rPr>
+                <w:rFonts w:cs="Times New Roman"/>
+              </w:rPr>
+              <w:t>types</w:t>
+            </w:r>
+            <w:proofErr w:type="spellEnd"/>
+            <w:r>
+              <w:rPr>
+                <w:rFonts w:cs="Times New Roman"/>
+              </w:rPr>
+              <w:t>/</w:t>
+            </w:r>
+            <w:r>
+              <w:rPr>
+                <w:rFonts w:cs="Times New Roman"/>
+              </w:rPr>
+              <w:br/>
+              <w:t xml:space="preserve">│ └── </w:t>
+            </w:r>
+            <w:proofErr w:type="spellStart"/>
+            <w:r>
+              <w:rPr>
+                <w:rFonts w:cs="Times New Roman"/>
+              </w:rPr>
+              <w:t>constants</w:t>
+            </w:r>
+            <w:proofErr w:type="spellEnd"/>
+            <w:r>
+              <w:rPr>
+                <w:rFonts w:cs="Times New Roman"/>
+              </w:rPr>
+              <w:t>/</w:t>
             </w:r>
             <w:r>
               <w:rPr>
@@ -5435,76 +9877,42 @@
                 <w:rFonts w:cs="Times New Roman"/>
               </w:rPr>
               <w:br/>
-              <w:t>├── shared/</w:t>
+              <w:t xml:space="preserve">├── </w:t>
+            </w:r>
+            <w:proofErr w:type="spellStart"/>
+            <w:r>
+              <w:rPr>
+                <w:rFonts w:cs="Times New Roman"/>
+              </w:rPr>
+              <w:t>assets</w:t>
+            </w:r>
+            <w:proofErr w:type="spellEnd"/>
+            <w:r>
+              <w:rPr>
+                <w:rFonts w:cs="Times New Roman"/>
+              </w:rPr>
+              <w:t>/</w:t>
             </w:r>
             <w:r>
               <w:rPr>
                 <w:rFonts w:cs="Times New Roman"/>
               </w:rPr>
               <w:br/>
-              <w:t>│ ├── components/</w:t>
-            </w:r>
-            <w:r>
-              <w:rPr>
-                <w:rFonts w:cs="Times New Roman"/>
-              </w:rPr>
-              <w:br/>
-              <w:t>│ ├── hooks/</w:t>
-            </w:r>
-            <w:r>
-              <w:rPr>
-                <w:rFonts w:cs="Times New Roman"/>
-              </w:rPr>
-              <w:br/>
-              <w:t>│ ├── utils/</w:t>
-            </w:r>
-            <w:r>
-              <w:rPr>
-                <w:rFonts w:cs="Times New Roman"/>
-              </w:rPr>
-              <w:br/>
-              <w:t>│ ├── api/</w:t>
-            </w:r>
-            <w:r>
-              <w:rPr>
-                <w:rFonts w:cs="Times New Roman"/>
-              </w:rPr>
-              <w:br/>
-              <w:t>│ ├── types/</w:t>
-            </w:r>
-            <w:r>
-              <w:rPr>
-                <w:rFonts w:cs="Times New Roman"/>
-              </w:rPr>
-              <w:br/>
-              <w:t>│ └── constants/</w:t>
-            </w:r>
-            <w:r>
-              <w:rPr>
-                <w:rFonts w:cs="Times New Roman"/>
-              </w:rPr>
-              <w:br/>
-              <w:t>│</w:t>
-            </w:r>
-            <w:r>
-              <w:rPr>
-                <w:rFonts w:cs="Times New Roman"/>
-              </w:rPr>
-              <w:br/>
-            </w:r>
-            <w:r>
-              <w:rPr>
-                <w:rFonts w:cs="Times New Roman"/>
-              </w:rPr>
-              <w:lastRenderedPageBreak/>
-              <w:t>├── assets/</w:t>
-            </w:r>
-            <w:r>
-              <w:rPr>
-                <w:rFonts w:cs="Times New Roman"/>
-              </w:rPr>
-              <w:br/>
-              <w:t>└── styles/</w:t>
+              <w:t xml:space="preserve">└── </w:t>
+            </w:r>
+            <w:proofErr w:type="spellStart"/>
+            <w:r>
+              <w:rPr>
+                <w:rFonts w:cs="Times New Roman"/>
+              </w:rPr>
+              <w:t>styles</w:t>
+            </w:r>
+            <w:proofErr w:type="spellEnd"/>
+            <w:r>
+              <w:rPr>
+                <w:rFonts w:cs="Times New Roman"/>
+              </w:rPr>
+              <w:t>/</w:t>
             </w:r>
           </w:p>
           <w:p>
@@ -5733,16 +10141,16 @@
     </w:lvl>
   </w:abstractNum>
   <w:abstractNum w:abstractNumId="2" w15:restartNumberingAfterBreak="0">
-    <w:nsid w:val="22721ECD"/>
+    <w:nsid w:val="15383C21"/>
     <w:multiLevelType w:val="hybridMultilevel"/>
-    <w:tmpl w:val="A0B27A00"/>
+    <w:tmpl w:val="F0EE7102"/>
     <w:lvl w:ilvl="0" w:tplc="04190001">
       <w:start w:val="1"/>
       <w:numFmt w:val="bullet"/>
       <w:lvlText w:val=""/>
       <w:lvlJc w:val="left"/>
       <w:pPr>
-        <w:ind w:left="720" w:hanging="360"/>
+        <w:ind w:left="1429" w:hanging="360"/>
       </w:pPr>
       <w:rPr>
         <w:rFonts w:ascii="Symbol" w:hAnsi="Symbol" w:hint="default"/>
@@ -5754,7 +10162,7 @@
       <w:lvlText w:val="o"/>
       <w:lvlJc w:val="left"/>
       <w:pPr>
-        <w:ind w:left="1440" w:hanging="360"/>
+        <w:ind w:left="2149" w:hanging="360"/>
       </w:pPr>
       <w:rPr>
         <w:rFonts w:ascii="Courier New" w:hAnsi="Courier New" w:cs="Courier New" w:hint="default"/>
@@ -5766,7 +10174,7 @@
       <w:lvlText w:val=""/>
       <w:lvlJc w:val="left"/>
       <w:pPr>
-        <w:ind w:left="2160" w:hanging="360"/>
+        <w:ind w:left="2869" w:hanging="360"/>
       </w:pPr>
       <w:rPr>
         <w:rFonts w:ascii="Wingdings" w:hAnsi="Wingdings" w:hint="default"/>
@@ -5778,7 +10186,7 @@
       <w:lvlText w:val=""/>
       <w:lvlJc w:val="left"/>
       <w:pPr>
-        <w:ind w:left="2880" w:hanging="360"/>
+        <w:ind w:left="3589" w:hanging="360"/>
       </w:pPr>
       <w:rPr>
         <w:rFonts w:ascii="Symbol" w:hAnsi="Symbol" w:hint="default"/>
@@ -5790,7 +10198,7 @@
       <w:lvlText w:val="o"/>
       <w:lvlJc w:val="left"/>
       <w:pPr>
-        <w:ind w:left="3600" w:hanging="360"/>
+        <w:ind w:left="4309" w:hanging="360"/>
       </w:pPr>
       <w:rPr>
         <w:rFonts w:ascii="Courier New" w:hAnsi="Courier New" w:cs="Courier New" w:hint="default"/>
@@ -5802,7 +10210,7 @@
       <w:lvlText w:val=""/>
       <w:lvlJc w:val="left"/>
       <w:pPr>
-        <w:ind w:left="4320" w:hanging="360"/>
+        <w:ind w:left="5029" w:hanging="360"/>
       </w:pPr>
       <w:rPr>
         <w:rFonts w:ascii="Wingdings" w:hAnsi="Wingdings" w:hint="default"/>
@@ -5814,7 +10222,7 @@
       <w:lvlText w:val=""/>
       <w:lvlJc w:val="left"/>
       <w:pPr>
-        <w:ind w:left="5040" w:hanging="360"/>
+        <w:ind w:left="5749" w:hanging="360"/>
       </w:pPr>
       <w:rPr>
         <w:rFonts w:ascii="Symbol" w:hAnsi="Symbol" w:hint="default"/>
@@ -5826,7 +10234,7 @@
       <w:lvlText w:val="o"/>
       <w:lvlJc w:val="left"/>
       <w:pPr>
-        <w:ind w:left="5760" w:hanging="360"/>
+        <w:ind w:left="6469" w:hanging="360"/>
       </w:pPr>
       <w:rPr>
         <w:rFonts w:ascii="Courier New" w:hAnsi="Courier New" w:cs="Courier New" w:hint="default"/>
@@ -5838,7 +10246,7 @@
       <w:lvlText w:val=""/>
       <w:lvlJc w:val="left"/>
       <w:pPr>
-        <w:ind w:left="6480" w:hanging="360"/>
+        <w:ind w:left="7189" w:hanging="360"/>
       </w:pPr>
       <w:rPr>
         <w:rFonts w:ascii="Wingdings" w:hAnsi="Wingdings" w:hint="default"/>
@@ -5846,6 +10254,119 @@
     </w:lvl>
   </w:abstractNum>
   <w:abstractNum w:abstractNumId="3" w15:restartNumberingAfterBreak="0">
+    <w:nsid w:val="22721ECD"/>
+    <w:multiLevelType w:val="hybridMultilevel"/>
+    <w:tmpl w:val="A0B27A00"/>
+    <w:lvl w:ilvl="0" w:tplc="04190001">
+      <w:start w:val="1"/>
+      <w:numFmt w:val="bullet"/>
+      <w:lvlText w:val=""/>
+      <w:lvlJc w:val="left"/>
+      <w:pPr>
+        <w:ind w:left="720" w:hanging="360"/>
+      </w:pPr>
+      <w:rPr>
+        <w:rFonts w:ascii="Symbol" w:hAnsi="Symbol" w:hint="default"/>
+      </w:rPr>
+    </w:lvl>
+    <w:lvl w:ilvl="1" w:tplc="04190003" w:tentative="1">
+      <w:start w:val="1"/>
+      <w:numFmt w:val="bullet"/>
+      <w:lvlText w:val="o"/>
+      <w:lvlJc w:val="left"/>
+      <w:pPr>
+        <w:ind w:left="1440" w:hanging="360"/>
+      </w:pPr>
+      <w:rPr>
+        <w:rFonts w:ascii="Courier New" w:hAnsi="Courier New" w:cs="Courier New" w:hint="default"/>
+      </w:rPr>
+    </w:lvl>
+    <w:lvl w:ilvl="2" w:tplc="04190005" w:tentative="1">
+      <w:start w:val="1"/>
+      <w:numFmt w:val="bullet"/>
+      <w:lvlText w:val=""/>
+      <w:lvlJc w:val="left"/>
+      <w:pPr>
+        <w:ind w:left="2160" w:hanging="360"/>
+      </w:pPr>
+      <w:rPr>
+        <w:rFonts w:ascii="Wingdings" w:hAnsi="Wingdings" w:hint="default"/>
+      </w:rPr>
+    </w:lvl>
+    <w:lvl w:ilvl="3" w:tplc="04190001" w:tentative="1">
+      <w:start w:val="1"/>
+      <w:numFmt w:val="bullet"/>
+      <w:lvlText w:val=""/>
+      <w:lvlJc w:val="left"/>
+      <w:pPr>
+        <w:ind w:left="2880" w:hanging="360"/>
+      </w:pPr>
+      <w:rPr>
+        <w:rFonts w:ascii="Symbol" w:hAnsi="Symbol" w:hint="default"/>
+      </w:rPr>
+    </w:lvl>
+    <w:lvl w:ilvl="4" w:tplc="04190003" w:tentative="1">
+      <w:start w:val="1"/>
+      <w:numFmt w:val="bullet"/>
+      <w:lvlText w:val="o"/>
+      <w:lvlJc w:val="left"/>
+      <w:pPr>
+        <w:ind w:left="3600" w:hanging="360"/>
+      </w:pPr>
+      <w:rPr>
+        <w:rFonts w:ascii="Courier New" w:hAnsi="Courier New" w:cs="Courier New" w:hint="default"/>
+      </w:rPr>
+    </w:lvl>
+    <w:lvl w:ilvl="5" w:tplc="04190005" w:tentative="1">
+      <w:start w:val="1"/>
+      <w:numFmt w:val="bullet"/>
+      <w:lvlText w:val=""/>
+      <w:lvlJc w:val="left"/>
+      <w:pPr>
+        <w:ind w:left="4320" w:hanging="360"/>
+      </w:pPr>
+      <w:rPr>
+        <w:rFonts w:ascii="Wingdings" w:hAnsi="Wingdings" w:hint="default"/>
+      </w:rPr>
+    </w:lvl>
+    <w:lvl w:ilvl="6" w:tplc="04190001" w:tentative="1">
+      <w:start w:val="1"/>
+      <w:numFmt w:val="bullet"/>
+      <w:lvlText w:val=""/>
+      <w:lvlJc w:val="left"/>
+      <w:pPr>
+        <w:ind w:left="5040" w:hanging="360"/>
+      </w:pPr>
+      <w:rPr>
+        <w:rFonts w:ascii="Symbol" w:hAnsi="Symbol" w:hint="default"/>
+      </w:rPr>
+    </w:lvl>
+    <w:lvl w:ilvl="7" w:tplc="04190003" w:tentative="1">
+      <w:start w:val="1"/>
+      <w:numFmt w:val="bullet"/>
+      <w:lvlText w:val="o"/>
+      <w:lvlJc w:val="left"/>
+      <w:pPr>
+        <w:ind w:left="5760" w:hanging="360"/>
+      </w:pPr>
+      <w:rPr>
+        <w:rFonts w:ascii="Courier New" w:hAnsi="Courier New" w:cs="Courier New" w:hint="default"/>
+      </w:rPr>
+    </w:lvl>
+    <w:lvl w:ilvl="8" w:tplc="04190005" w:tentative="1">
+      <w:start w:val="1"/>
+      <w:numFmt w:val="bullet"/>
+      <w:lvlText w:val=""/>
+      <w:lvlJc w:val="left"/>
+      <w:pPr>
+        <w:ind w:left="6480" w:hanging="360"/>
+      </w:pPr>
+      <w:rPr>
+        <w:rFonts w:ascii="Wingdings" w:hAnsi="Wingdings" w:hint="default"/>
+      </w:rPr>
+    </w:lvl>
+  </w:abstractNum>
+  <w:abstractNum w:abstractNumId="4" w15:restartNumberingAfterBreak="0">
     <w:nsid w:val="290B4535"/>
     <w:multiLevelType w:val="hybridMultilevel"/>
     <w:tmpl w:val="273A4928"/>
@@ -5934,7 +10455,7 @@
       </w:pPr>
     </w:lvl>
   </w:abstractNum>
-  <w:abstractNum w:abstractNumId="4" w15:restartNumberingAfterBreak="0">
+  <w:abstractNum w:abstractNumId="5" w15:restartNumberingAfterBreak="0">
     <w:nsid w:val="41CD1973"/>
     <w:multiLevelType w:val="hybridMultilevel"/>
     <w:tmpl w:val="1F2C4AB4"/>
@@ -6047,7 +10568,7 @@
       </w:rPr>
     </w:lvl>
   </w:abstractNum>
-  <w:abstractNum w:abstractNumId="5" w15:restartNumberingAfterBreak="0">
+  <w:abstractNum w:abstractNumId="6" w15:restartNumberingAfterBreak="0">
     <w:nsid w:val="626A3E13"/>
     <w:multiLevelType w:val="hybridMultilevel"/>
     <w:tmpl w:val="4AC0F858"/>
@@ -6160,7 +10681,7 @@
       </w:rPr>
     </w:lvl>
   </w:abstractNum>
-  <w:abstractNum w:abstractNumId="6" w15:restartNumberingAfterBreak="0">
+  <w:abstractNum w:abstractNumId="7" w15:restartNumberingAfterBreak="0">
     <w:nsid w:val="6652133C"/>
     <w:multiLevelType w:val="hybridMultilevel"/>
     <w:tmpl w:val="C7ACC1F8"/>
@@ -6273,7 +10794,7 @@
       </w:rPr>
     </w:lvl>
   </w:abstractNum>
-  <w:abstractNum w:abstractNumId="7" w15:restartNumberingAfterBreak="0">
+  <w:abstractNum w:abstractNumId="8" w15:restartNumberingAfterBreak="0">
     <w:nsid w:val="6A41130F"/>
     <w:multiLevelType w:val="hybridMultilevel"/>
     <w:tmpl w:val="A1CA5686"/>
@@ -6386,7 +10907,7 @@
       </w:rPr>
     </w:lvl>
   </w:abstractNum>
-  <w:abstractNum w:abstractNumId="8" w15:restartNumberingAfterBreak="0">
+  <w:abstractNum w:abstractNumId="9" w15:restartNumberingAfterBreak="0">
     <w:nsid w:val="75587128"/>
     <w:multiLevelType w:val="hybridMultilevel"/>
     <w:tmpl w:val="A3EE8A84"/>
@@ -6500,31 +11021,34 @@
     </w:lvl>
   </w:abstractNum>
   <w:num w:numId="1" w16cid:durableId="2060476974">
-    <w:abstractNumId w:val="6"/>
+    <w:abstractNumId w:val="7"/>
   </w:num>
   <w:num w:numId="2" w16cid:durableId="697895825">
-    <w:abstractNumId w:val="8"/>
+    <w:abstractNumId w:val="9"/>
   </w:num>
   <w:num w:numId="3" w16cid:durableId="162430324">
-    <w:abstractNumId w:val="2"/>
+    <w:abstractNumId w:val="3"/>
   </w:num>
   <w:num w:numId="4" w16cid:durableId="1064111257">
     <w:abstractNumId w:val="0"/>
   </w:num>
   <w:num w:numId="5" w16cid:durableId="1628272200">
-    <w:abstractNumId w:val="7"/>
+    <w:abstractNumId w:val="8"/>
   </w:num>
   <w:num w:numId="6" w16cid:durableId="1406682177">
-    <w:abstractNumId w:val="4"/>
+    <w:abstractNumId w:val="5"/>
   </w:num>
   <w:num w:numId="7" w16cid:durableId="1235041596">
-    <w:abstractNumId w:val="5"/>
+    <w:abstractNumId w:val="6"/>
   </w:num>
   <w:num w:numId="8" w16cid:durableId="401149061">
     <w:abstractNumId w:val="1"/>
   </w:num>
   <w:num w:numId="9" w16cid:durableId="1359433929">
-    <w:abstractNumId w:val="3"/>
+    <w:abstractNumId w:val="4"/>
+  </w:num>
+  <w:num w:numId="10" w16cid:durableId="1837917424">
+    <w:abstractNumId w:val="2"/>
   </w:num>
 </w:numbering>
 </file>
@@ -7145,7 +11669,6 @@
   <w:style w:type="character" w:default="1" w:styleId="a0">
     <w:name w:val="Default Paragraph Font"/>
     <w:uiPriority w:val="1"/>
-    <w:semiHidden/>
     <w:unhideWhenUsed/>
   </w:style>
   <w:style w:type="table" w:default="1" w:styleId="a1">

--- a/documents/Отчет по СПО (проект 2).docx
+++ b/documents/Отчет по СПО (проект 2).docx
@@ -5344,7 +5344,19 @@
         <w:rPr>
           <w:lang w:val="en-US"/>
         </w:rPr>
-        <w:instrText xml:space="preserve"> LINK Excel.Sheet.12 "C:\\Users\\kseni\\Downloads\\University\\Software_development_5_sem\\Goblincore\\documents\\СПО_Goblincore_Список_API.xlsx" "Лист1!R3C6:R23C13" \a \f 5 \h  \* MERGEFORMAT </w:instrText>
+        <w:instrText xml:space="preserve"> LINK </w:instrText>
+      </w:r>
+      <w:r>
+        <w:rPr>
+          <w:lang w:val="en-US"/>
+        </w:rPr>
+        <w:instrText xml:space="preserve">Excel.Sheet.12 C:\\Users\\kseni\\Downloads\\University\\Software_development_5_sem\\Goblincore\\documents\\СПО_Goblincore_Список_API.xlsx Лист1!R3C6:R23C13 </w:instrText>
+      </w:r>
+      <w:r>
+        <w:rPr>
+          <w:lang w:val="en-US"/>
+        </w:rPr>
+        <w:instrText xml:space="preserve">\a \f 5 \h  \* MERGEFORMAT </w:instrText>
       </w:r>
       <w:r>
         <w:rPr>
@@ -8870,7 +8882,443 @@
         <w:t>:</w:t>
       </w:r>
     </w:p>
-    <w:p/>
+    <w:p>
+      <w:r>
+        <w:t>Страница регистрации:</w:t>
+      </w:r>
+    </w:p>
+    <w:p>
+      <w:pPr>
+        <w:pStyle w:val="a6"/>
+      </w:pPr>
+      <w:r>
+        <w:rPr>
+          <w:noProof/>
+        </w:rPr>
+        <w:lastRenderedPageBreak/>
+        <w:drawing>
+          <wp:inline distT="0" distB="0" distL="0" distR="0" wp14:anchorId="37E8B276" wp14:editId="0BE46321">
+            <wp:extent cx="6120130" cy="5845810"/>
+            <wp:effectExtent l="0" t="0" r="0" b="2540"/>
+            <wp:docPr id="677852130" name="Рисунок 1"/>
+            <wp:cNvGraphicFramePr>
+              <a:graphicFrameLocks xmlns:a="http://schemas.openxmlformats.org/drawingml/2006/main" noChangeAspect="1"/>
+            </wp:cNvGraphicFramePr>
+            <a:graphic xmlns:a="http://schemas.openxmlformats.org/drawingml/2006/main">
+              <a:graphicData uri="http://schemas.openxmlformats.org/drawingml/2006/picture">
+                <pic:pic xmlns:pic="http://schemas.openxmlformats.org/drawingml/2006/picture">
+                  <pic:nvPicPr>
+                    <pic:cNvPr id="677852130" name="Рисунок 677852130"/>
+                    <pic:cNvPicPr/>
+                  </pic:nvPicPr>
+                  <pic:blipFill>
+                    <a:blip r:embed="rId9">
+                      <a:extLst>
+                        <a:ext uri="{28A0092B-C50C-407E-A947-70E740481C1C}">
+                          <a14:useLocalDpi xmlns:a14="http://schemas.microsoft.com/office/drawing/2010/main" val="0"/>
+                        </a:ext>
+                      </a:extLst>
+                    </a:blip>
+                    <a:stretch>
+                      <a:fillRect/>
+                    </a:stretch>
+                  </pic:blipFill>
+                  <pic:spPr>
+                    <a:xfrm>
+                      <a:off x="0" y="0"/>
+                      <a:ext cx="6120130" cy="5845810"/>
+                    </a:xfrm>
+                    <a:prstGeom prst="rect">
+                      <a:avLst/>
+                    </a:prstGeom>
+                  </pic:spPr>
+                </pic:pic>
+              </a:graphicData>
+            </a:graphic>
+          </wp:inline>
+        </w:drawing>
+      </w:r>
+    </w:p>
+    <w:p>
+      <w:r>
+        <w:t>Страницы со списками доходов и расходов:</w:t>
+      </w:r>
+    </w:p>
+    <w:p>
+      <w:pPr>
+        <w:pStyle w:val="a6"/>
+      </w:pPr>
+      <w:r>
+        <w:rPr>
+          <w:noProof/>
+        </w:rPr>
+        <w:lastRenderedPageBreak/>
+        <w:drawing>
+          <wp:inline distT="0" distB="0" distL="0" distR="0" wp14:anchorId="1C13013E" wp14:editId="486927F1">
+            <wp:extent cx="6120130" cy="2832735"/>
+            <wp:effectExtent l="0" t="0" r="0" b="5715"/>
+            <wp:docPr id="1909926982" name="Рисунок 2"/>
+            <wp:cNvGraphicFramePr>
+              <a:graphicFrameLocks xmlns:a="http://schemas.openxmlformats.org/drawingml/2006/main" noChangeAspect="1"/>
+            </wp:cNvGraphicFramePr>
+            <a:graphic xmlns:a="http://schemas.openxmlformats.org/drawingml/2006/main">
+              <a:graphicData uri="http://schemas.openxmlformats.org/drawingml/2006/picture">
+                <pic:pic xmlns:pic="http://schemas.openxmlformats.org/drawingml/2006/picture">
+                  <pic:nvPicPr>
+                    <pic:cNvPr id="1909926982" name="Рисунок 1909926982"/>
+                    <pic:cNvPicPr/>
+                  </pic:nvPicPr>
+                  <pic:blipFill>
+                    <a:blip r:embed="rId10" cstate="print">
+                      <a:extLst>
+                        <a:ext uri="{28A0092B-C50C-407E-A947-70E740481C1C}">
+                          <a14:useLocalDpi xmlns:a14="http://schemas.microsoft.com/office/drawing/2010/main" val="0"/>
+                        </a:ext>
+                      </a:extLst>
+                    </a:blip>
+                    <a:stretch>
+                      <a:fillRect/>
+                    </a:stretch>
+                  </pic:blipFill>
+                  <pic:spPr>
+                    <a:xfrm>
+                      <a:off x="0" y="0"/>
+                      <a:ext cx="6120130" cy="2832735"/>
+                    </a:xfrm>
+                    <a:prstGeom prst="rect">
+                      <a:avLst/>
+                    </a:prstGeom>
+                  </pic:spPr>
+                </pic:pic>
+              </a:graphicData>
+            </a:graphic>
+          </wp:inline>
+        </w:drawing>
+      </w:r>
+    </w:p>
+    <w:p>
+      <w:pPr>
+        <w:pStyle w:val="a6"/>
+      </w:pPr>
+      <w:r>
+        <w:rPr>
+          <w:noProof/>
+        </w:rPr>
+        <w:drawing>
+          <wp:inline distT="0" distB="0" distL="0" distR="0" wp14:anchorId="432EEFCD" wp14:editId="434BA797">
+            <wp:extent cx="6120130" cy="3556635"/>
+            <wp:effectExtent l="0" t="0" r="0" b="5715"/>
+            <wp:docPr id="619732501" name="Рисунок 3"/>
+            <wp:cNvGraphicFramePr>
+              <a:graphicFrameLocks xmlns:a="http://schemas.openxmlformats.org/drawingml/2006/main" noChangeAspect="1"/>
+            </wp:cNvGraphicFramePr>
+            <a:graphic xmlns:a="http://schemas.openxmlformats.org/drawingml/2006/main">
+              <a:graphicData uri="http://schemas.openxmlformats.org/drawingml/2006/picture">
+                <pic:pic xmlns:pic="http://schemas.openxmlformats.org/drawingml/2006/picture">
+                  <pic:nvPicPr>
+                    <pic:cNvPr id="619732501" name="Рисунок 619732501"/>
+                    <pic:cNvPicPr/>
+                  </pic:nvPicPr>
+                  <pic:blipFill>
+                    <a:blip r:embed="rId11" cstate="print">
+                      <a:extLst>
+                        <a:ext uri="{28A0092B-C50C-407E-A947-70E740481C1C}">
+                          <a14:useLocalDpi xmlns:a14="http://schemas.microsoft.com/office/drawing/2010/main" val="0"/>
+                        </a:ext>
+                      </a:extLst>
+                    </a:blip>
+                    <a:stretch>
+                      <a:fillRect/>
+                    </a:stretch>
+                  </pic:blipFill>
+                  <pic:spPr>
+                    <a:xfrm>
+                      <a:off x="0" y="0"/>
+                      <a:ext cx="6120130" cy="3556635"/>
+                    </a:xfrm>
+                    <a:prstGeom prst="rect">
+                      <a:avLst/>
+                    </a:prstGeom>
+                  </pic:spPr>
+                </pic:pic>
+              </a:graphicData>
+            </a:graphic>
+          </wp:inline>
+        </w:drawing>
+      </w:r>
+    </w:p>
+    <w:p>
+      <w:pPr>
+        <w:pStyle w:val="a6"/>
+      </w:pPr>
+      <w:r>
+        <w:rPr>
+          <w:noProof/>
+        </w:rPr>
+        <w:drawing>
+          <wp:inline distT="0" distB="0" distL="0" distR="0" wp14:anchorId="3F0E803D" wp14:editId="693F7A81">
+            <wp:extent cx="6120130" cy="1485900"/>
+            <wp:effectExtent l="0" t="0" r="0" b="0"/>
+            <wp:docPr id="1894483415" name="Рисунок 4"/>
+            <wp:cNvGraphicFramePr>
+              <a:graphicFrameLocks xmlns:a="http://schemas.openxmlformats.org/drawingml/2006/main" noChangeAspect="1"/>
+            </wp:cNvGraphicFramePr>
+            <a:graphic xmlns:a="http://schemas.openxmlformats.org/drawingml/2006/main">
+              <a:graphicData uri="http://schemas.openxmlformats.org/drawingml/2006/picture">
+                <pic:pic xmlns:pic="http://schemas.openxmlformats.org/drawingml/2006/picture">
+                  <pic:nvPicPr>
+                    <pic:cNvPr id="1894483415" name="Рисунок 1894483415"/>
+                    <pic:cNvPicPr/>
+                  </pic:nvPicPr>
+                  <pic:blipFill>
+                    <a:blip r:embed="rId12" cstate="print">
+                      <a:extLst>
+                        <a:ext uri="{28A0092B-C50C-407E-A947-70E740481C1C}">
+                          <a14:useLocalDpi xmlns:a14="http://schemas.microsoft.com/office/drawing/2010/main" val="0"/>
+                        </a:ext>
+                      </a:extLst>
+                    </a:blip>
+                    <a:stretch>
+                      <a:fillRect/>
+                    </a:stretch>
+                  </pic:blipFill>
+                  <pic:spPr>
+                    <a:xfrm>
+                      <a:off x="0" y="0"/>
+                      <a:ext cx="6120130" cy="1485900"/>
+                    </a:xfrm>
+                    <a:prstGeom prst="rect">
+                      <a:avLst/>
+                    </a:prstGeom>
+                  </pic:spPr>
+                </pic:pic>
+              </a:graphicData>
+            </a:graphic>
+          </wp:inline>
+        </w:drawing>
+      </w:r>
+    </w:p>
+    <w:p>
+      <w:r>
+        <w:t>Страницы с категориями доходов и расходов:</w:t>
+      </w:r>
+    </w:p>
+    <w:p>
+      <w:pPr>
+        <w:pStyle w:val="a6"/>
+      </w:pPr>
+      <w:r>
+        <w:rPr>
+          <w:noProof/>
+        </w:rPr>
+        <w:lastRenderedPageBreak/>
+        <w:drawing>
+          <wp:inline distT="0" distB="0" distL="0" distR="0" wp14:anchorId="5210D9CA" wp14:editId="21738EF1">
+            <wp:extent cx="6120130" cy="2541905"/>
+            <wp:effectExtent l="0" t="0" r="0" b="0"/>
+            <wp:docPr id="1540790526" name="Рисунок 5"/>
+            <wp:cNvGraphicFramePr>
+              <a:graphicFrameLocks xmlns:a="http://schemas.openxmlformats.org/drawingml/2006/main" noChangeAspect="1"/>
+            </wp:cNvGraphicFramePr>
+            <a:graphic xmlns:a="http://schemas.openxmlformats.org/drawingml/2006/main">
+              <a:graphicData uri="http://schemas.openxmlformats.org/drawingml/2006/picture">
+                <pic:pic xmlns:pic="http://schemas.openxmlformats.org/drawingml/2006/picture">
+                  <pic:nvPicPr>
+                    <pic:cNvPr id="1540790526" name="Рисунок 1540790526"/>
+                    <pic:cNvPicPr/>
+                  </pic:nvPicPr>
+                  <pic:blipFill>
+                    <a:blip r:embed="rId13" cstate="print">
+                      <a:extLst>
+                        <a:ext uri="{28A0092B-C50C-407E-A947-70E740481C1C}">
+                          <a14:useLocalDpi xmlns:a14="http://schemas.microsoft.com/office/drawing/2010/main" val="0"/>
+                        </a:ext>
+                      </a:extLst>
+                    </a:blip>
+                    <a:stretch>
+                      <a:fillRect/>
+                    </a:stretch>
+                  </pic:blipFill>
+                  <pic:spPr>
+                    <a:xfrm>
+                      <a:off x="0" y="0"/>
+                      <a:ext cx="6120130" cy="2541905"/>
+                    </a:xfrm>
+                    <a:prstGeom prst="rect">
+                      <a:avLst/>
+                    </a:prstGeom>
+                  </pic:spPr>
+                </pic:pic>
+              </a:graphicData>
+            </a:graphic>
+          </wp:inline>
+        </w:drawing>
+      </w:r>
+    </w:p>
+    <w:p>
+      <w:pPr>
+        <w:pStyle w:val="a6"/>
+      </w:pPr>
+      <w:r>
+        <w:rPr>
+          <w:noProof/>
+        </w:rPr>
+        <w:drawing>
+          <wp:inline distT="0" distB="0" distL="0" distR="0" wp14:anchorId="781AF619" wp14:editId="79BB4C85">
+            <wp:extent cx="6120130" cy="1805940"/>
+            <wp:effectExtent l="0" t="0" r="0" b="3810"/>
+            <wp:docPr id="1989431065" name="Рисунок 6"/>
+            <wp:cNvGraphicFramePr>
+              <a:graphicFrameLocks xmlns:a="http://schemas.openxmlformats.org/drawingml/2006/main" noChangeAspect="1"/>
+            </wp:cNvGraphicFramePr>
+            <a:graphic xmlns:a="http://schemas.openxmlformats.org/drawingml/2006/main">
+              <a:graphicData uri="http://schemas.openxmlformats.org/drawingml/2006/picture">
+                <pic:pic xmlns:pic="http://schemas.openxmlformats.org/drawingml/2006/picture">
+                  <pic:nvPicPr>
+                    <pic:cNvPr id="1989431065" name="Рисунок 1989431065"/>
+                    <pic:cNvPicPr/>
+                  </pic:nvPicPr>
+                  <pic:blipFill>
+                    <a:blip r:embed="rId14" cstate="print">
+                      <a:extLst>
+                        <a:ext uri="{28A0092B-C50C-407E-A947-70E740481C1C}">
+                          <a14:useLocalDpi xmlns:a14="http://schemas.microsoft.com/office/drawing/2010/main" val="0"/>
+                        </a:ext>
+                      </a:extLst>
+                    </a:blip>
+                    <a:stretch>
+                      <a:fillRect/>
+                    </a:stretch>
+                  </pic:blipFill>
+                  <pic:spPr>
+                    <a:xfrm>
+                      <a:off x="0" y="0"/>
+                      <a:ext cx="6120130" cy="1805940"/>
+                    </a:xfrm>
+                    <a:prstGeom prst="rect">
+                      <a:avLst/>
+                    </a:prstGeom>
+                  </pic:spPr>
+                </pic:pic>
+              </a:graphicData>
+            </a:graphic>
+          </wp:inline>
+        </w:drawing>
+      </w:r>
+    </w:p>
+    <w:p>
+      <w:r>
+        <w:t>Страница со статистикой:</w:t>
+      </w:r>
+    </w:p>
+    <w:p>
+      <w:pPr>
+        <w:pStyle w:val="a6"/>
+      </w:pPr>
+      <w:r>
+        <w:rPr>
+          <w:noProof/>
+        </w:rPr>
+        <w:drawing>
+          <wp:inline distT="0" distB="0" distL="0" distR="0" wp14:anchorId="3E69EE25" wp14:editId="5249F14F">
+            <wp:extent cx="6120130" cy="2717800"/>
+            <wp:effectExtent l="0" t="0" r="0" b="6350"/>
+            <wp:docPr id="218499688" name="Рисунок 7"/>
+            <wp:cNvGraphicFramePr>
+              <a:graphicFrameLocks xmlns:a="http://schemas.openxmlformats.org/drawingml/2006/main" noChangeAspect="1"/>
+            </wp:cNvGraphicFramePr>
+            <a:graphic xmlns:a="http://schemas.openxmlformats.org/drawingml/2006/main">
+              <a:graphicData uri="http://schemas.openxmlformats.org/drawingml/2006/picture">
+                <pic:pic xmlns:pic="http://schemas.openxmlformats.org/drawingml/2006/picture">
+                  <pic:nvPicPr>
+                    <pic:cNvPr id="218499688" name="Рисунок 218499688"/>
+                    <pic:cNvPicPr/>
+                  </pic:nvPicPr>
+                  <pic:blipFill>
+                    <a:blip r:embed="rId15" cstate="print">
+                      <a:extLst>
+                        <a:ext uri="{28A0092B-C50C-407E-A947-70E740481C1C}">
+                          <a14:useLocalDpi xmlns:a14="http://schemas.microsoft.com/office/drawing/2010/main" val="0"/>
+                        </a:ext>
+                      </a:extLst>
+                    </a:blip>
+                    <a:stretch>
+                      <a:fillRect/>
+                    </a:stretch>
+                  </pic:blipFill>
+                  <pic:spPr>
+                    <a:xfrm>
+                      <a:off x="0" y="0"/>
+                      <a:ext cx="6120130" cy="2717800"/>
+                    </a:xfrm>
+                    <a:prstGeom prst="rect">
+                      <a:avLst/>
+                    </a:prstGeom>
+                  </pic:spPr>
+                </pic:pic>
+              </a:graphicData>
+            </a:graphic>
+          </wp:inline>
+        </w:drawing>
+      </w:r>
+    </w:p>
+    <w:p>
+      <w:r>
+        <w:t>Страница с информацией о профиле пользователя:</w:t>
+      </w:r>
+    </w:p>
+    <w:p>
+      <w:pPr>
+        <w:pStyle w:val="a6"/>
+      </w:pPr>
+      <w:r>
+        <w:rPr>
+          <w:noProof/>
+        </w:rPr>
+        <w:lastRenderedPageBreak/>
+        <w:drawing>
+          <wp:inline distT="0" distB="0" distL="0" distR="0" wp14:anchorId="72E59EBE" wp14:editId="71A7ED5D">
+            <wp:extent cx="6120130" cy="3260725"/>
+            <wp:effectExtent l="0" t="0" r="0" b="0"/>
+            <wp:docPr id="2005082096" name="Рисунок 8"/>
+            <wp:cNvGraphicFramePr>
+              <a:graphicFrameLocks xmlns:a="http://schemas.openxmlformats.org/drawingml/2006/main" noChangeAspect="1"/>
+            </wp:cNvGraphicFramePr>
+            <a:graphic xmlns:a="http://schemas.openxmlformats.org/drawingml/2006/main">
+              <a:graphicData uri="http://schemas.openxmlformats.org/drawingml/2006/picture">
+                <pic:pic xmlns:pic="http://schemas.openxmlformats.org/drawingml/2006/picture">
+                  <pic:nvPicPr>
+                    <pic:cNvPr id="2005082096" name="Рисунок 2005082096"/>
+                    <pic:cNvPicPr/>
+                  </pic:nvPicPr>
+                  <pic:blipFill>
+                    <a:blip r:embed="rId16" cstate="print">
+                      <a:extLst>
+                        <a:ext uri="{28A0092B-C50C-407E-A947-70E740481C1C}">
+                          <a14:useLocalDpi xmlns:a14="http://schemas.microsoft.com/office/drawing/2010/main" val="0"/>
+                        </a:ext>
+                      </a:extLst>
+                    </a:blip>
+                    <a:stretch>
+                      <a:fillRect/>
+                    </a:stretch>
+                  </pic:blipFill>
+                  <pic:spPr>
+                    <a:xfrm>
+                      <a:off x="0" y="0"/>
+                      <a:ext cx="6120130" cy="3260725"/>
+                    </a:xfrm>
+                    <a:prstGeom prst="rect">
+                      <a:avLst/>
+                    </a:prstGeom>
+                  </pic:spPr>
+                </pic:pic>
+              </a:graphicData>
+            </a:graphic>
+          </wp:inline>
+        </w:drawing>
+      </w:r>
+    </w:p>
     <w:p>
       <w:pPr>
         <w:pStyle w:val="2"/>
@@ -9130,12 +9578,6 @@
                 <w:rFonts w:cs="Times New Roman"/>
               </w:rPr>
               <w:br/>
-            </w:r>
-            <w:r>
-              <w:rPr>
-                <w:rFonts w:cs="Times New Roman"/>
-              </w:rPr>
-              <w:lastRenderedPageBreak/>
               <w:t xml:space="preserve">│ │ ├── </w:t>
             </w:r>
             <w:proofErr w:type="spellStart"/>
@@ -9199,6 +9641,12 @@
                 <w:rFonts w:cs="Times New Roman"/>
               </w:rPr>
               <w:br/>
+            </w:r>
+            <w:r>
+              <w:rPr>
+                <w:rFonts w:cs="Times New Roman"/>
+              </w:rPr>
+              <w:lastRenderedPageBreak/>
               <w:t>│ │</w:t>
             </w:r>
             <w:r>
@@ -9710,12 +10158,6 @@
                 <w:rFonts w:cs="Times New Roman"/>
               </w:rPr>
               <w:br/>
-            </w:r>
-            <w:r>
-              <w:rPr>
-                <w:rFonts w:cs="Times New Roman"/>
-              </w:rPr>
-              <w:lastRenderedPageBreak/>
               <w:t>│</w:t>
             </w:r>
             <w:r>
@@ -9765,6 +10207,12 @@
                 <w:rFonts w:cs="Times New Roman"/>
               </w:rPr>
               <w:br/>
+            </w:r>
+            <w:r>
+              <w:rPr>
+                <w:rFonts w:cs="Times New Roman"/>
+              </w:rPr>
+              <w:lastRenderedPageBreak/>
               <w:t xml:space="preserve">│ ├── </w:t>
             </w:r>
             <w:proofErr w:type="spellStart"/>
@@ -11669,6 +12117,7 @@
   <w:style w:type="character" w:default="1" w:styleId="a0">
     <w:name w:val="Default Paragraph Font"/>
     <w:uiPriority w:val="1"/>
+    <w:semiHidden/>
     <w:unhideWhenUsed/>
   </w:style>
   <w:style w:type="table" w:default="1" w:styleId="a1">

--- a/documents/Отчет по СПО (проект 2).docx
+++ b/documents/Отчет по СПО (проект 2).docx
@@ -5369,18 +5369,17 @@
       <w:tblPr>
         <w:tblStyle w:val="af6"/>
         <w:tblW w:w="5000" w:type="pct"/>
-        <w:tblLayout w:type="fixed"/>
         <w:tblLook w:val="04A0" w:firstRow="1" w:lastRow="0" w:firstColumn="1" w:lastColumn="0" w:noHBand="0" w:noVBand="1"/>
       </w:tblPr>
       <w:tblGrid>
-        <w:gridCol w:w="341"/>
-        <w:gridCol w:w="1038"/>
-        <w:gridCol w:w="1313"/>
-        <w:gridCol w:w="1700"/>
-        <w:gridCol w:w="1698"/>
-        <w:gridCol w:w="992"/>
-        <w:gridCol w:w="994"/>
-        <w:gridCol w:w="1552"/>
+        <w:gridCol w:w="377"/>
+        <w:gridCol w:w="917"/>
+        <w:gridCol w:w="2516"/>
+        <w:gridCol w:w="1213"/>
+        <w:gridCol w:w="1269"/>
+        <w:gridCol w:w="1417"/>
+        <w:gridCol w:w="1051"/>
+        <w:gridCol w:w="868"/>
       </w:tblGrid>
       <w:tr>
         <w:trPr>
@@ -5578,7 +5577,6 @@
         <w:tc>
           <w:tcPr>
             <w:tcW w:w="516" w:type="pct"/>
-            <w:noWrap/>
             <w:hideMark/>
           </w:tcPr>
           <w:p>
@@ -5757,16 +5755,115 @@
         <w:tc>
           <w:tcPr>
             <w:tcW w:w="516" w:type="pct"/>
-            <w:noWrap/>
-            <w:hideMark/>
-          </w:tcPr>
-          <w:p>
-            <w:pPr>
-              <w:pStyle w:val="aa"/>
-              <w:rPr>
-                <w:lang w:val="en-US"/>
-              </w:rPr>
-            </w:pPr>
+            <w:hideMark/>
+          </w:tcPr>
+          <w:p>
+            <w:pPr>
+              <w:pStyle w:val="aa"/>
+              <w:rPr>
+                <w:rFonts w:asciiTheme="minorHAnsi" w:hAnsiTheme="minorHAnsi"/>
+                <w:sz w:val="22"/>
+              </w:rPr>
+            </w:pPr>
+            <w:r>
+              <w:t>400</w:t>
+            </w:r>
+            <w:r>
+              <w:rPr>
+                <w:rFonts w:asciiTheme="minorHAnsi" w:hAnsiTheme="minorHAnsi"/>
+                <w:sz w:val="22"/>
+              </w:rPr>
+              <w:t xml:space="preserve"> - </w:t>
+            </w:r>
+            <w:proofErr w:type="spellStart"/>
+            <w:r>
+              <w:rPr>
+                <w:rFonts w:asciiTheme="minorHAnsi" w:hAnsiTheme="minorHAnsi"/>
+                <w:sz w:val="22"/>
+              </w:rPr>
+              <w:t>невалидный</w:t>
+            </w:r>
+            <w:proofErr w:type="spellEnd"/>
+            <w:r>
+              <w:rPr>
+                <w:rFonts w:asciiTheme="minorHAnsi" w:hAnsiTheme="minorHAnsi"/>
+                <w:sz w:val="22"/>
+              </w:rPr>
+              <w:t xml:space="preserve"> </w:t>
+            </w:r>
+            <w:proofErr w:type="spellStart"/>
+            <w:r>
+              <w:rPr>
+                <w:rFonts w:asciiTheme="minorHAnsi" w:hAnsiTheme="minorHAnsi"/>
+                <w:sz w:val="22"/>
+              </w:rPr>
+              <w:t>email</w:t>
+            </w:r>
+            <w:proofErr w:type="spellEnd"/>
+            <w:r>
+              <w:rPr>
+                <w:rFonts w:asciiTheme="minorHAnsi" w:hAnsiTheme="minorHAnsi"/>
+                <w:sz w:val="22"/>
+              </w:rPr>
+              <w:t xml:space="preserve"> или пустой </w:t>
+            </w:r>
+            <w:proofErr w:type="spellStart"/>
+            <w:r>
+              <w:rPr>
+                <w:rFonts w:asciiTheme="minorHAnsi" w:hAnsiTheme="minorHAnsi"/>
+                <w:sz w:val="22"/>
+              </w:rPr>
+              <w:t>username</w:t>
+            </w:r>
+            <w:proofErr w:type="spellEnd"/>
+            <w:r>
+              <w:rPr>
+                <w:rFonts w:asciiTheme="minorHAnsi" w:hAnsiTheme="minorHAnsi"/>
+                <w:sz w:val="22"/>
+              </w:rPr>
+              <w:br/>
+              <w:t xml:space="preserve">409 - </w:t>
+            </w:r>
+            <w:proofErr w:type="spellStart"/>
+            <w:r>
+              <w:rPr>
+                <w:rFonts w:asciiTheme="minorHAnsi" w:hAnsiTheme="minorHAnsi"/>
+                <w:sz w:val="22"/>
+              </w:rPr>
+              <w:t>email</w:t>
+            </w:r>
+            <w:proofErr w:type="spellEnd"/>
+            <w:r>
+              <w:rPr>
+                <w:rFonts w:asciiTheme="minorHAnsi" w:hAnsiTheme="minorHAnsi"/>
+                <w:sz w:val="22"/>
+              </w:rPr>
+              <w:t xml:space="preserve"> уже зарегистрирован</w:t>
+            </w:r>
+            <w:r>
+              <w:rPr>
+                <w:rFonts w:asciiTheme="minorHAnsi" w:hAnsiTheme="minorHAnsi"/>
+                <w:sz w:val="22"/>
+              </w:rPr>
+              <w:br/>
+              <w:t xml:space="preserve">422 - пропущены </w:t>
+            </w:r>
+            <w:r>
+              <w:rPr>
+                <w:rFonts w:asciiTheme="minorHAnsi" w:hAnsiTheme="minorHAnsi"/>
+                <w:sz w:val="22"/>
+              </w:rPr>
+              <w:lastRenderedPageBreak/>
+              <w:t>обязательные поля</w:t>
+            </w:r>
+            <w:r>
+              <w:rPr>
+                <w:rFonts w:asciiTheme="minorHAnsi" w:hAnsiTheme="minorHAnsi"/>
+                <w:sz w:val="22"/>
+              </w:rPr>
+              <w:br/>
+              <w:t>500 - ошибка сервера</w:t>
+            </w:r>
           </w:p>
         </w:tc>
         <w:tc>
@@ -5779,6 +5876,7 @@
               <w:pStyle w:val="aa"/>
             </w:pPr>
             <w:r>
+              <w:lastRenderedPageBreak/>
               <w:t>Создать учётную запись</w:t>
             </w:r>
           </w:p>
@@ -5925,13 +6023,84 @@
         <w:tc>
           <w:tcPr>
             <w:tcW w:w="516" w:type="pct"/>
-            <w:noWrap/>
-            <w:hideMark/>
-          </w:tcPr>
-          <w:p>
-            <w:pPr>
-              <w:pStyle w:val="aa"/>
-            </w:pPr>
+            <w:hideMark/>
+          </w:tcPr>
+          <w:p>
+            <w:pPr>
+              <w:pStyle w:val="aa"/>
+              <w:rPr>
+                <w:rFonts w:asciiTheme="minorHAnsi" w:hAnsiTheme="minorHAnsi"/>
+                <w:sz w:val="22"/>
+              </w:rPr>
+            </w:pPr>
+            <w:r>
+              <w:t>400</w:t>
+            </w:r>
+            <w:r>
+              <w:rPr>
+                <w:rFonts w:asciiTheme="minorHAnsi" w:hAnsiTheme="minorHAnsi"/>
+                <w:sz w:val="22"/>
+              </w:rPr>
+              <w:t xml:space="preserve"> - неверный </w:t>
+            </w:r>
+            <w:proofErr w:type="spellStart"/>
+            <w:r>
+              <w:rPr>
+                <w:rFonts w:asciiTheme="minorHAnsi" w:hAnsiTheme="minorHAnsi"/>
+                <w:sz w:val="22"/>
+              </w:rPr>
+              <w:t>grant_type</w:t>
+            </w:r>
+            <w:proofErr w:type="spellEnd"/>
+            <w:r>
+              <w:rPr>
+                <w:rFonts w:asciiTheme="minorHAnsi" w:hAnsiTheme="minorHAnsi"/>
+                <w:sz w:val="22"/>
+              </w:rPr>
+              <w:br/>
+              <w:t xml:space="preserve">401 - неверный </w:t>
+            </w:r>
+            <w:proofErr w:type="spellStart"/>
+            <w:r>
+              <w:rPr>
+                <w:rFonts w:asciiTheme="minorHAnsi" w:hAnsiTheme="minorHAnsi"/>
+                <w:sz w:val="22"/>
+              </w:rPr>
+              <w:t>username</w:t>
+            </w:r>
+            <w:proofErr w:type="spellEnd"/>
+            <w:r>
+              <w:rPr>
+                <w:rFonts w:asciiTheme="minorHAnsi" w:hAnsiTheme="minorHAnsi"/>
+                <w:sz w:val="22"/>
+              </w:rPr>
+              <w:t xml:space="preserve"> или </w:t>
+            </w:r>
+            <w:proofErr w:type="spellStart"/>
+            <w:r>
+              <w:rPr>
+                <w:rFonts w:asciiTheme="minorHAnsi" w:hAnsiTheme="minorHAnsi"/>
+                <w:sz w:val="22"/>
+              </w:rPr>
+              <w:t>password_hash</w:t>
+            </w:r>
+            <w:proofErr w:type="spellEnd"/>
+            <w:r>
+              <w:rPr>
+                <w:rFonts w:asciiTheme="minorHAnsi" w:hAnsiTheme="minorHAnsi"/>
+                <w:sz w:val="22"/>
+              </w:rPr>
+              <w:br/>
+              <w:t>422 - пропущены обязательные поля</w:t>
+            </w:r>
+            <w:r>
+              <w:rPr>
+                <w:rFonts w:asciiTheme="minorHAnsi" w:hAnsiTheme="minorHAnsi"/>
+                <w:sz w:val="22"/>
+              </w:rPr>
+              <w:br/>
+              <w:t>500 - ошибка сервера</w:t>
+            </w:r>
           </w:p>
         </w:tc>
         <w:tc>
@@ -6082,13 +6251,84 @@
         <w:tc>
           <w:tcPr>
             <w:tcW w:w="516" w:type="pct"/>
-            <w:noWrap/>
-            <w:hideMark/>
-          </w:tcPr>
-          <w:p>
-            <w:pPr>
-              <w:pStyle w:val="aa"/>
-            </w:pPr>
+            <w:hideMark/>
+          </w:tcPr>
+          <w:p>
+            <w:pPr>
+              <w:pStyle w:val="aa"/>
+              <w:rPr>
+                <w:rFonts w:asciiTheme="minorHAnsi" w:hAnsiTheme="minorHAnsi"/>
+                <w:sz w:val="22"/>
+              </w:rPr>
+            </w:pPr>
+            <w:r>
+              <w:t>400</w:t>
+            </w:r>
+            <w:r>
+              <w:rPr>
+                <w:rFonts w:asciiTheme="minorHAnsi" w:hAnsiTheme="minorHAnsi"/>
+                <w:sz w:val="22"/>
+              </w:rPr>
+              <w:t xml:space="preserve"> - неверный </w:t>
+            </w:r>
+            <w:proofErr w:type="spellStart"/>
+            <w:r>
+              <w:rPr>
+                <w:rFonts w:asciiTheme="minorHAnsi" w:hAnsiTheme="minorHAnsi"/>
+                <w:sz w:val="22"/>
+              </w:rPr>
+              <w:t>grant_type</w:t>
+            </w:r>
+            <w:proofErr w:type="spellEnd"/>
+            <w:r>
+              <w:rPr>
+                <w:rFonts w:asciiTheme="minorHAnsi" w:hAnsiTheme="minorHAnsi"/>
+                <w:sz w:val="22"/>
+              </w:rPr>
+              <w:br/>
+              <w:t xml:space="preserve">401 - </w:t>
+            </w:r>
+            <w:proofErr w:type="spellStart"/>
+            <w:r>
+              <w:rPr>
+                <w:rFonts w:asciiTheme="minorHAnsi" w:hAnsiTheme="minorHAnsi"/>
+                <w:sz w:val="22"/>
+              </w:rPr>
+              <w:t>refresh_token</w:t>
+            </w:r>
+            <w:proofErr w:type="spellEnd"/>
+            <w:r>
+              <w:rPr>
+                <w:rFonts w:asciiTheme="minorHAnsi" w:hAnsiTheme="minorHAnsi"/>
+                <w:sz w:val="22"/>
+              </w:rPr>
+              <w:t xml:space="preserve"> недействителен или истёк</w:t>
+            </w:r>
+            <w:r>
+              <w:rPr>
+                <w:rFonts w:asciiTheme="minorHAnsi" w:hAnsiTheme="minorHAnsi"/>
+                <w:sz w:val="22"/>
+              </w:rPr>
+              <w:br/>
+              <w:t xml:space="preserve">422 - пропущено поле </w:t>
+            </w:r>
+            <w:proofErr w:type="spellStart"/>
+            <w:r>
+              <w:rPr>
+                <w:rFonts w:asciiTheme="minorHAnsi" w:hAnsiTheme="minorHAnsi"/>
+                <w:sz w:val="22"/>
+              </w:rPr>
+              <w:t>refresh_token</w:t>
+            </w:r>
+            <w:proofErr w:type="spellEnd"/>
+            <w:r>
+              <w:rPr>
+                <w:rFonts w:asciiTheme="minorHAnsi" w:hAnsiTheme="minorHAnsi"/>
+                <w:sz w:val="22"/>
+              </w:rPr>
+              <w:br/>
+              <w:t>500 - ошибка сервера</w:t>
+            </w:r>
           </w:p>
         </w:tc>
         <w:tc>
@@ -6165,7 +6405,6 @@
         <w:tc>
           <w:tcPr>
             <w:tcW w:w="516" w:type="pct"/>
-            <w:noWrap/>
             <w:hideMark/>
           </w:tcPr>
           <w:p>
@@ -6202,7 +6441,6 @@
               <w:pStyle w:val="aa"/>
             </w:pPr>
             <w:r>
-              <w:lastRenderedPageBreak/>
               <w:t>4</w:t>
             </w:r>
           </w:p>
@@ -6316,13 +6554,57 @@
         <w:tc>
           <w:tcPr>
             <w:tcW w:w="516" w:type="pct"/>
-            <w:noWrap/>
-            <w:hideMark/>
-          </w:tcPr>
-          <w:p>
-            <w:pPr>
-              <w:pStyle w:val="aa"/>
-            </w:pPr>
+            <w:hideMark/>
+          </w:tcPr>
+          <w:p>
+            <w:pPr>
+              <w:pStyle w:val="aa"/>
+              <w:rPr>
+                <w:rFonts w:asciiTheme="minorHAnsi" w:hAnsiTheme="minorHAnsi"/>
+                <w:sz w:val="22"/>
+              </w:rPr>
+            </w:pPr>
+            <w:r>
+              <w:t>401</w:t>
+            </w:r>
+            <w:r>
+              <w:rPr>
+                <w:rFonts w:asciiTheme="minorHAnsi" w:hAnsiTheme="minorHAnsi"/>
+                <w:sz w:val="22"/>
+              </w:rPr>
+              <w:t xml:space="preserve"> - нет токена авторизации</w:t>
+            </w:r>
+            <w:r>
+              <w:rPr>
+                <w:rFonts w:asciiTheme="minorHAnsi" w:hAnsiTheme="minorHAnsi"/>
+                <w:sz w:val="22"/>
+              </w:rPr>
+              <w:br/>
+            </w:r>
+            <w:r>
+              <w:rPr>
+                <w:rFonts w:asciiTheme="minorHAnsi" w:hAnsiTheme="minorHAnsi"/>
+                <w:sz w:val="22"/>
+              </w:rPr>
+              <w:lastRenderedPageBreak/>
+              <w:t>403 - попытка получить чужой профиль</w:t>
+            </w:r>
+            <w:r>
+              <w:rPr>
+                <w:rFonts w:asciiTheme="minorHAnsi" w:hAnsiTheme="minorHAnsi"/>
+                <w:sz w:val="22"/>
+              </w:rPr>
+              <w:br/>
+              <w:t>404 - пользователь не найден</w:t>
+            </w:r>
+            <w:r>
+              <w:rPr>
+                <w:rFonts w:asciiTheme="minorHAnsi" w:hAnsiTheme="minorHAnsi"/>
+                <w:sz w:val="22"/>
+              </w:rPr>
+              <w:br/>
+              <w:t>500 - ошибка сервера</w:t>
+            </w:r>
           </w:p>
         </w:tc>
         <w:tc>
@@ -6335,7 +6617,12 @@
               <w:pStyle w:val="aa"/>
             </w:pPr>
             <w:r>
-              <w:t>Получить данные профиля</w:t>
+              <w:lastRenderedPageBreak/>
+              <w:t xml:space="preserve">Получить данные </w:t>
+            </w:r>
+            <w:r>
+              <w:lastRenderedPageBreak/>
+              <w:t>профиля</w:t>
             </w:r>
           </w:p>
         </w:tc>
@@ -6355,6 +6642,7 @@
               <w:pStyle w:val="aa"/>
             </w:pPr>
             <w:r>
+              <w:lastRenderedPageBreak/>
               <w:t>5</w:t>
             </w:r>
           </w:p>
@@ -6495,13 +6783,106 @@
         <w:tc>
           <w:tcPr>
             <w:tcW w:w="516" w:type="pct"/>
-            <w:noWrap/>
-            <w:hideMark/>
-          </w:tcPr>
-          <w:p>
-            <w:pPr>
-              <w:pStyle w:val="aa"/>
-            </w:pPr>
+            <w:hideMark/>
+          </w:tcPr>
+          <w:p>
+            <w:pPr>
+              <w:pStyle w:val="aa"/>
+              <w:rPr>
+                <w:rFonts w:asciiTheme="minorHAnsi" w:hAnsiTheme="minorHAnsi"/>
+                <w:sz w:val="22"/>
+              </w:rPr>
+            </w:pPr>
+            <w:r>
+              <w:t>400</w:t>
+            </w:r>
+            <w:r>
+              <w:rPr>
+                <w:rFonts w:asciiTheme="minorHAnsi" w:hAnsiTheme="minorHAnsi"/>
+                <w:sz w:val="22"/>
+              </w:rPr>
+              <w:t xml:space="preserve"> - </w:t>
+            </w:r>
+            <w:proofErr w:type="spellStart"/>
+            <w:r>
+              <w:rPr>
+                <w:rFonts w:asciiTheme="minorHAnsi" w:hAnsiTheme="minorHAnsi"/>
+                <w:sz w:val="22"/>
+              </w:rPr>
+              <w:t>невалидные</w:t>
+            </w:r>
+            <w:proofErr w:type="spellEnd"/>
+            <w:r>
+              <w:rPr>
+                <w:rFonts w:asciiTheme="minorHAnsi" w:hAnsiTheme="minorHAnsi"/>
+                <w:sz w:val="22"/>
+              </w:rPr>
+              <w:t xml:space="preserve"> данные</w:t>
+            </w:r>
+            <w:r>
+              <w:rPr>
+                <w:rFonts w:asciiTheme="minorHAnsi" w:hAnsiTheme="minorHAnsi"/>
+                <w:sz w:val="22"/>
+              </w:rPr>
+              <w:br/>
+              <w:t>401 - нет токена авторизации</w:t>
+            </w:r>
+            <w:r>
+              <w:rPr>
+                <w:rFonts w:asciiTheme="minorHAnsi" w:hAnsiTheme="minorHAnsi"/>
+                <w:sz w:val="22"/>
+              </w:rPr>
+              <w:br/>
+              <w:t>403 - попытка изменить чужой профиль</w:t>
+            </w:r>
+            <w:r>
+              <w:rPr>
+                <w:rFonts w:asciiTheme="minorHAnsi" w:hAnsiTheme="minorHAnsi"/>
+                <w:sz w:val="22"/>
+              </w:rPr>
+              <w:br/>
+              <w:t>404 - пользователь не найден</w:t>
+            </w:r>
+            <w:r>
+              <w:rPr>
+                <w:rFonts w:asciiTheme="minorHAnsi" w:hAnsiTheme="minorHAnsi"/>
+                <w:sz w:val="22"/>
+              </w:rPr>
+              <w:br/>
+              <w:t xml:space="preserve">409 - новый </w:t>
+            </w:r>
+            <w:proofErr w:type="spellStart"/>
+            <w:r>
+              <w:rPr>
+                <w:rFonts w:asciiTheme="minorHAnsi" w:hAnsiTheme="minorHAnsi"/>
+                <w:sz w:val="22"/>
+              </w:rPr>
+              <w:t>email</w:t>
+            </w:r>
+            <w:proofErr w:type="spellEnd"/>
+            <w:r>
+              <w:rPr>
+                <w:rFonts w:asciiTheme="minorHAnsi" w:hAnsiTheme="minorHAnsi"/>
+                <w:sz w:val="22"/>
+              </w:rPr>
+              <w:t xml:space="preserve"> уже занят</w:t>
+            </w:r>
+            <w:r>
+              <w:rPr>
+                <w:rFonts w:asciiTheme="minorHAnsi" w:hAnsiTheme="minorHAnsi"/>
+                <w:sz w:val="22"/>
+              </w:rPr>
+              <w:br/>
+              <w:t>422 - пропущены обязательные поля</w:t>
+            </w:r>
+            <w:r>
+              <w:rPr>
+                <w:rFonts w:asciiTheme="minorHAnsi" w:hAnsiTheme="minorHAnsi"/>
+                <w:sz w:val="22"/>
+              </w:rPr>
+              <w:br/>
+              <w:t>500 - ошибка сервера</w:t>
+            </w:r>
           </w:p>
         </w:tc>
         <w:tc>
@@ -6620,13 +7001,58 @@
         <w:tc>
           <w:tcPr>
             <w:tcW w:w="516" w:type="pct"/>
-            <w:noWrap/>
-            <w:hideMark/>
-          </w:tcPr>
-          <w:p>
-            <w:pPr>
-              <w:pStyle w:val="aa"/>
-            </w:pPr>
+            <w:hideMark/>
+          </w:tcPr>
+          <w:p>
+            <w:pPr>
+              <w:pStyle w:val="aa"/>
+              <w:rPr>
+                <w:rFonts w:asciiTheme="minorHAnsi" w:hAnsiTheme="minorHAnsi"/>
+                <w:sz w:val="22"/>
+              </w:rPr>
+            </w:pPr>
+            <w:r>
+              <w:t>401</w:t>
+            </w:r>
+            <w:r>
+              <w:rPr>
+                <w:rFonts w:asciiTheme="minorHAnsi" w:hAnsiTheme="minorHAnsi"/>
+                <w:sz w:val="22"/>
+              </w:rPr>
+              <w:t xml:space="preserve"> - нет токена авторизации</w:t>
+            </w:r>
+            <w:r>
+              <w:rPr>
+                <w:rFonts w:asciiTheme="minorHAnsi" w:hAnsiTheme="minorHAnsi"/>
+                <w:sz w:val="22"/>
+              </w:rPr>
+              <w:br/>
+              <w:t xml:space="preserve">403 - попытка удалить </w:t>
+            </w:r>
+            <w:r>
+              <w:rPr>
+                <w:rFonts w:asciiTheme="minorHAnsi" w:hAnsiTheme="minorHAnsi"/>
+                <w:sz w:val="22"/>
+              </w:rPr>
+              <w:lastRenderedPageBreak/>
+              <w:t>чужой аккаунт</w:t>
+            </w:r>
+            <w:r>
+              <w:rPr>
+                <w:rFonts w:asciiTheme="minorHAnsi" w:hAnsiTheme="minorHAnsi"/>
+                <w:sz w:val="22"/>
+              </w:rPr>
+              <w:br/>
+              <w:t>404 - пользователь не найден</w:t>
+            </w:r>
+            <w:r>
+              <w:rPr>
+                <w:rFonts w:asciiTheme="minorHAnsi" w:hAnsiTheme="minorHAnsi"/>
+                <w:sz w:val="22"/>
+              </w:rPr>
+              <w:br/>
+              <w:t>500 - ошибка сервера</w:t>
+            </w:r>
           </w:p>
         </w:tc>
         <w:tc>
@@ -6639,6 +7065,7 @@
               <w:pStyle w:val="aa"/>
             </w:pPr>
             <w:r>
+              <w:lastRenderedPageBreak/>
               <w:t>Удалить свой аккаунт</w:t>
             </w:r>
           </w:p>
@@ -6979,13 +7406,139 @@
         <w:tc>
           <w:tcPr>
             <w:tcW w:w="516" w:type="pct"/>
-            <w:noWrap/>
-            <w:hideMark/>
-          </w:tcPr>
-          <w:p>
-            <w:pPr>
-              <w:pStyle w:val="aa"/>
-            </w:pPr>
+            <w:hideMark/>
+          </w:tcPr>
+          <w:p>
+            <w:pPr>
+              <w:pStyle w:val="aa"/>
+              <w:rPr>
+                <w:rFonts w:asciiTheme="minorHAnsi" w:hAnsiTheme="minorHAnsi"/>
+                <w:sz w:val="22"/>
+              </w:rPr>
+            </w:pPr>
+            <w:r>
+              <w:t>400</w:t>
+            </w:r>
+            <w:r>
+              <w:rPr>
+                <w:rFonts w:asciiTheme="minorHAnsi" w:hAnsiTheme="minorHAnsi"/>
+                <w:sz w:val="22"/>
+              </w:rPr>
+              <w:t xml:space="preserve"> - неверный </w:t>
+            </w:r>
+            <w:proofErr w:type="spellStart"/>
+            <w:r>
+              <w:rPr>
+                <w:rFonts w:asciiTheme="minorHAnsi" w:hAnsiTheme="minorHAnsi"/>
+                <w:sz w:val="22"/>
+              </w:rPr>
+              <w:t>transaction_type</w:t>
+            </w:r>
+            <w:proofErr w:type="spellEnd"/>
+            <w:r>
+              <w:rPr>
+                <w:rFonts w:asciiTheme="minorHAnsi" w:hAnsiTheme="minorHAnsi"/>
+                <w:sz w:val="22"/>
+              </w:rPr>
+              <w:t xml:space="preserve"> (не </w:t>
+            </w:r>
+            <w:proofErr w:type="spellStart"/>
+            <w:r>
+              <w:rPr>
+                <w:rFonts w:asciiTheme="minorHAnsi" w:hAnsiTheme="minorHAnsi"/>
+                <w:sz w:val="22"/>
+              </w:rPr>
+              <w:t>income</w:t>
+            </w:r>
+            <w:proofErr w:type="spellEnd"/>
+            <w:r>
+              <w:rPr>
+                <w:rFonts w:asciiTheme="minorHAnsi" w:hAnsiTheme="minorHAnsi"/>
+                <w:sz w:val="22"/>
+              </w:rPr>
+              <w:t xml:space="preserve"> и не </w:t>
+            </w:r>
+            <w:proofErr w:type="spellStart"/>
+            <w:r>
+              <w:rPr>
+                <w:rFonts w:asciiTheme="minorHAnsi" w:hAnsiTheme="minorHAnsi"/>
+                <w:sz w:val="22"/>
+              </w:rPr>
+              <w:t>expense</w:t>
+            </w:r>
+            <w:proofErr w:type="spellEnd"/>
+            <w:r>
+              <w:rPr>
+                <w:rFonts w:asciiTheme="minorHAnsi" w:hAnsiTheme="minorHAnsi"/>
+                <w:sz w:val="22"/>
+              </w:rPr>
+              <w:t>)</w:t>
+            </w:r>
+            <w:r>
+              <w:rPr>
+                <w:rFonts w:asciiTheme="minorHAnsi" w:hAnsiTheme="minorHAnsi"/>
+                <w:sz w:val="22"/>
+              </w:rPr>
+              <w:br/>
+              <w:t>401 - нет токена авторизации</w:t>
+            </w:r>
+            <w:r>
+              <w:rPr>
+                <w:rFonts w:asciiTheme="minorHAnsi" w:hAnsiTheme="minorHAnsi"/>
+                <w:sz w:val="22"/>
+              </w:rPr>
+              <w:br/>
+              <w:t>403 - попытка получить чужие транзакции</w:t>
+            </w:r>
+            <w:r>
+              <w:rPr>
+                <w:rFonts w:asciiTheme="minorHAnsi" w:hAnsiTheme="minorHAnsi"/>
+                <w:sz w:val="22"/>
+              </w:rPr>
+              <w:br/>
+              <w:t>404 - пользователь не найден</w:t>
+            </w:r>
+            <w:r>
+              <w:rPr>
+                <w:rFonts w:asciiTheme="minorHAnsi" w:hAnsiTheme="minorHAnsi"/>
+                <w:sz w:val="22"/>
+              </w:rPr>
+              <w:br/>
+              <w:t xml:space="preserve">422 - неверный формат </w:t>
+            </w:r>
+            <w:proofErr w:type="spellStart"/>
+            <w:r>
+              <w:rPr>
+                <w:rFonts w:asciiTheme="minorHAnsi" w:hAnsiTheme="minorHAnsi"/>
+                <w:sz w:val="22"/>
+              </w:rPr>
+              <w:t>start_date</w:t>
+            </w:r>
+            <w:proofErr w:type="spellEnd"/>
+            <w:r>
+              <w:rPr>
+                <w:rFonts w:asciiTheme="minorHAnsi" w:hAnsiTheme="minorHAnsi"/>
+                <w:sz w:val="22"/>
+              </w:rPr>
+              <w:t xml:space="preserve"> или </w:t>
+            </w:r>
+            <w:proofErr w:type="spellStart"/>
+            <w:r>
+              <w:rPr>
+                <w:rFonts w:asciiTheme="minorHAnsi" w:hAnsiTheme="minorHAnsi"/>
+                <w:sz w:val="22"/>
+              </w:rPr>
+              <w:t>end_date</w:t>
+            </w:r>
+            <w:proofErr w:type="spellEnd"/>
+            <w:r>
+              <w:rPr>
+                <w:rFonts w:asciiTheme="minorHAnsi" w:hAnsiTheme="minorHAnsi"/>
+                <w:sz w:val="22"/>
+              </w:rPr>
+              <w:br/>
+              <w:t>500 - ошибка сервера</w:t>
+            </w:r>
           </w:p>
         </w:tc>
         <w:tc>
@@ -7153,7 +7706,14 @@
               <w:rPr>
                 <w:lang w:val="en-US"/>
               </w:rPr>
-              <w:t>, amount, comment}</w:t>
+              <w:t xml:space="preserve">, amount, </w:t>
+            </w:r>
+            <w:r>
+              <w:rPr>
+                <w:lang w:val="en-US"/>
+              </w:rPr>
+              <w:lastRenderedPageBreak/>
+              <w:t>comment}</w:t>
             </w:r>
           </w:p>
         </w:tc>
@@ -7173,6 +7733,7 @@
               <w:rPr>
                 <w:lang w:val="en-US"/>
               </w:rPr>
+              <w:lastRenderedPageBreak/>
               <w:t>{</w:t>
             </w:r>
             <w:proofErr w:type="spellStart"/>
@@ -7243,7 +7804,14 @@
               <w:rPr>
                 <w:lang w:val="en-US"/>
               </w:rPr>
-              <w:t>, amount, comment}</w:t>
+              <w:t xml:space="preserve">, </w:t>
+            </w:r>
+            <w:r>
+              <w:rPr>
+                <w:lang w:val="en-US"/>
+              </w:rPr>
+              <w:lastRenderedPageBreak/>
+              <w:t>amount, comment}</w:t>
             </w:r>
           </w:p>
         </w:tc>
@@ -7264,16 +7832,115 @@
         <w:tc>
           <w:tcPr>
             <w:tcW w:w="516" w:type="pct"/>
-            <w:noWrap/>
-            <w:hideMark/>
-          </w:tcPr>
-          <w:p>
-            <w:pPr>
-              <w:pStyle w:val="aa"/>
-              <w:rPr>
-                <w:lang w:val="en-US"/>
-              </w:rPr>
-            </w:pPr>
+            <w:hideMark/>
+          </w:tcPr>
+          <w:p>
+            <w:pPr>
+              <w:pStyle w:val="aa"/>
+              <w:rPr>
+                <w:rFonts w:asciiTheme="minorHAnsi" w:hAnsiTheme="minorHAnsi"/>
+                <w:sz w:val="22"/>
+              </w:rPr>
+            </w:pPr>
+            <w:r>
+              <w:t>400</w:t>
+            </w:r>
+            <w:r>
+              <w:rPr>
+                <w:rFonts w:asciiTheme="minorHAnsi" w:hAnsiTheme="minorHAnsi"/>
+                <w:sz w:val="22"/>
+              </w:rPr>
+              <w:t xml:space="preserve"> - неверный </w:t>
+            </w:r>
+            <w:proofErr w:type="spellStart"/>
+            <w:r>
+              <w:rPr>
+                <w:rFonts w:asciiTheme="minorHAnsi" w:hAnsiTheme="minorHAnsi"/>
+                <w:sz w:val="22"/>
+              </w:rPr>
+              <w:t>transaction_type</w:t>
+            </w:r>
+            <w:proofErr w:type="spellEnd"/>
+            <w:r>
+              <w:rPr>
+                <w:rFonts w:asciiTheme="minorHAnsi" w:hAnsiTheme="minorHAnsi"/>
+                <w:sz w:val="22"/>
+              </w:rPr>
+              <w:br/>
+              <w:t>401 - нет токена авториз</w:t>
+            </w:r>
+            <w:r>
+              <w:rPr>
+                <w:rFonts w:asciiTheme="minorHAnsi" w:hAnsiTheme="minorHAnsi"/>
+                <w:sz w:val="22"/>
+              </w:rPr>
+              <w:lastRenderedPageBreak/>
+              <w:t>ации</w:t>
+            </w:r>
+            <w:r>
+              <w:rPr>
+                <w:rFonts w:asciiTheme="minorHAnsi" w:hAnsiTheme="minorHAnsi"/>
+                <w:sz w:val="22"/>
+              </w:rPr>
+              <w:br/>
+              <w:t>403 - попытка создать транзакцию для другого пользователя</w:t>
+            </w:r>
+            <w:r>
+              <w:rPr>
+                <w:rFonts w:asciiTheme="minorHAnsi" w:hAnsiTheme="minorHAnsi"/>
+                <w:sz w:val="22"/>
+              </w:rPr>
+              <w:br/>
+              <w:t xml:space="preserve">404 - </w:t>
+            </w:r>
+            <w:proofErr w:type="spellStart"/>
+            <w:r>
+              <w:rPr>
+                <w:rFonts w:asciiTheme="minorHAnsi" w:hAnsiTheme="minorHAnsi"/>
+                <w:sz w:val="22"/>
+              </w:rPr>
+              <w:t>place_id</w:t>
+            </w:r>
+            <w:proofErr w:type="spellEnd"/>
+            <w:r>
+              <w:rPr>
+                <w:rFonts w:asciiTheme="minorHAnsi" w:hAnsiTheme="minorHAnsi"/>
+                <w:sz w:val="22"/>
+              </w:rPr>
+              <w:t xml:space="preserve"> или </w:t>
+            </w:r>
+            <w:proofErr w:type="spellStart"/>
+            <w:r>
+              <w:rPr>
+                <w:rFonts w:asciiTheme="minorHAnsi" w:hAnsiTheme="minorHAnsi"/>
+                <w:sz w:val="22"/>
+              </w:rPr>
+              <w:t>category_id</w:t>
+            </w:r>
+            <w:proofErr w:type="spellEnd"/>
+            <w:r>
+              <w:rPr>
+                <w:rFonts w:asciiTheme="minorHAnsi" w:hAnsiTheme="minorHAnsi"/>
+                <w:sz w:val="22"/>
+              </w:rPr>
+              <w:t xml:space="preserve"> не найдены</w:t>
+            </w:r>
+            <w:r>
+              <w:rPr>
+                <w:rFonts w:asciiTheme="minorHAnsi" w:hAnsiTheme="minorHAnsi"/>
+                <w:sz w:val="22"/>
+              </w:rPr>
+              <w:br/>
+              <w:t>422 - пропущены обязательные поля, неверный формат даты или суммы</w:t>
+            </w:r>
+            <w:r>
+              <w:rPr>
+                <w:rFonts w:asciiTheme="minorHAnsi" w:hAnsiTheme="minorHAnsi"/>
+                <w:sz w:val="22"/>
+              </w:rPr>
+              <w:br/>
+              <w:t>500 - ошибка сервера</w:t>
+            </w:r>
           </w:p>
         </w:tc>
         <w:tc>
@@ -7286,6 +7953,7 @@
               <w:pStyle w:val="aa"/>
             </w:pPr>
             <w:r>
+              <w:lastRenderedPageBreak/>
               <w:t>Добавить новую транзакцию</w:t>
             </w:r>
           </w:p>
@@ -7570,16 +8238,115 @@
         <w:tc>
           <w:tcPr>
             <w:tcW w:w="516" w:type="pct"/>
-            <w:noWrap/>
-            <w:hideMark/>
-          </w:tcPr>
-          <w:p>
-            <w:pPr>
-              <w:pStyle w:val="aa"/>
-              <w:rPr>
-                <w:lang w:val="en-US"/>
-              </w:rPr>
-            </w:pPr>
+            <w:hideMark/>
+          </w:tcPr>
+          <w:p>
+            <w:pPr>
+              <w:pStyle w:val="aa"/>
+              <w:rPr>
+                <w:rFonts w:asciiTheme="minorHAnsi" w:hAnsiTheme="minorHAnsi"/>
+                <w:sz w:val="22"/>
+              </w:rPr>
+            </w:pPr>
+            <w:r>
+              <w:t>400</w:t>
+            </w:r>
+            <w:r>
+              <w:rPr>
+                <w:rFonts w:asciiTheme="minorHAnsi" w:hAnsiTheme="minorHAnsi"/>
+                <w:sz w:val="22"/>
+              </w:rPr>
+              <w:t xml:space="preserve"> - неверный </w:t>
+            </w:r>
+            <w:proofErr w:type="spellStart"/>
+            <w:r>
+              <w:rPr>
+                <w:rFonts w:asciiTheme="minorHAnsi" w:hAnsiTheme="minorHAnsi"/>
+                <w:sz w:val="22"/>
+              </w:rPr>
+              <w:t>transaction_type</w:t>
+            </w:r>
+            <w:proofErr w:type="spellEnd"/>
+            <w:r>
+              <w:rPr>
+                <w:rFonts w:asciiTheme="minorHAnsi" w:hAnsiTheme="minorHAnsi"/>
+                <w:sz w:val="22"/>
+              </w:rPr>
+              <w:br/>
+              <w:t>401 - нет токена авторизации</w:t>
+            </w:r>
+            <w:r>
+              <w:rPr>
+                <w:rFonts w:asciiTheme="minorHAnsi" w:hAnsiTheme="minorHAnsi"/>
+                <w:sz w:val="22"/>
+              </w:rPr>
+              <w:br/>
+              <w:t>403 - попытка изменить чужую транзакцию</w:t>
+            </w:r>
+            <w:r>
+              <w:rPr>
+                <w:rFonts w:asciiTheme="minorHAnsi" w:hAnsiTheme="minorHAnsi"/>
+                <w:sz w:val="22"/>
+              </w:rPr>
+              <w:br/>
+              <w:t xml:space="preserve">404 - транзакция, </w:t>
+            </w:r>
+            <w:proofErr w:type="spellStart"/>
+            <w:r>
+              <w:rPr>
+                <w:rFonts w:asciiTheme="minorHAnsi" w:hAnsiTheme="minorHAnsi"/>
+                <w:sz w:val="22"/>
+              </w:rPr>
+              <w:t>place_id</w:t>
+            </w:r>
+            <w:proofErr w:type="spellEnd"/>
+            <w:r>
+              <w:rPr>
+                <w:rFonts w:asciiTheme="minorHAnsi" w:hAnsiTheme="minorHAnsi"/>
+                <w:sz w:val="22"/>
+              </w:rPr>
+              <w:t xml:space="preserve"> или </w:t>
+            </w:r>
+            <w:proofErr w:type="spellStart"/>
+            <w:r>
+              <w:rPr>
+                <w:rFonts w:asciiTheme="minorHAnsi" w:hAnsiTheme="minorHAnsi"/>
+                <w:sz w:val="22"/>
+              </w:rPr>
+              <w:t>category_id</w:t>
+            </w:r>
+            <w:proofErr w:type="spellEnd"/>
+            <w:r>
+              <w:rPr>
+                <w:rFonts w:asciiTheme="minorHAnsi" w:hAnsiTheme="minorHAnsi"/>
+                <w:sz w:val="22"/>
+              </w:rPr>
+              <w:t xml:space="preserve"> не </w:t>
+            </w:r>
+            <w:r>
+              <w:rPr>
+                <w:rFonts w:asciiTheme="minorHAnsi" w:hAnsiTheme="minorHAnsi"/>
+                <w:sz w:val="22"/>
+              </w:rPr>
+              <w:lastRenderedPageBreak/>
+              <w:t>найдены</w:t>
+            </w:r>
+            <w:r>
+              <w:rPr>
+                <w:rFonts w:asciiTheme="minorHAnsi" w:hAnsiTheme="minorHAnsi"/>
+                <w:sz w:val="22"/>
+              </w:rPr>
+              <w:br/>
+              <w:t>422 - неверный формат полей</w:t>
+            </w:r>
+            <w:r>
+              <w:rPr>
+                <w:rFonts w:asciiTheme="minorHAnsi" w:hAnsiTheme="minorHAnsi"/>
+                <w:sz w:val="22"/>
+              </w:rPr>
+              <w:br/>
+              <w:t>500 - ошибка сервера</w:t>
+            </w:r>
           </w:p>
         </w:tc>
         <w:tc>
@@ -7592,6 +8359,7 @@
               <w:pStyle w:val="aa"/>
             </w:pPr>
             <w:r>
+              <w:lastRenderedPageBreak/>
               <w:t>Изменить транзакцию</w:t>
             </w:r>
           </w:p>
@@ -7726,13 +8494,67 @@
         <w:tc>
           <w:tcPr>
             <w:tcW w:w="516" w:type="pct"/>
-            <w:noWrap/>
-            <w:hideMark/>
-          </w:tcPr>
-          <w:p>
-            <w:pPr>
-              <w:pStyle w:val="aa"/>
-            </w:pPr>
+            <w:hideMark/>
+          </w:tcPr>
+          <w:p>
+            <w:pPr>
+              <w:pStyle w:val="aa"/>
+              <w:rPr>
+                <w:rFonts w:asciiTheme="minorHAnsi" w:hAnsiTheme="minorHAnsi"/>
+                <w:sz w:val="22"/>
+              </w:rPr>
+            </w:pPr>
+            <w:r>
+              <w:t>400</w:t>
+            </w:r>
+            <w:r>
+              <w:rPr>
+                <w:rFonts w:asciiTheme="minorHAnsi" w:hAnsiTheme="minorHAnsi"/>
+                <w:sz w:val="22"/>
+              </w:rPr>
+              <w:t xml:space="preserve"> - неверный </w:t>
+            </w:r>
+            <w:proofErr w:type="spellStart"/>
+            <w:r>
+              <w:rPr>
+                <w:rFonts w:asciiTheme="minorHAnsi" w:hAnsiTheme="minorHAnsi"/>
+                <w:sz w:val="22"/>
+              </w:rPr>
+              <w:t>transaction_type</w:t>
+            </w:r>
+            <w:proofErr w:type="spellEnd"/>
+            <w:r>
+              <w:rPr>
+                <w:rFonts w:asciiTheme="minorHAnsi" w:hAnsiTheme="minorHAnsi"/>
+                <w:sz w:val="22"/>
+              </w:rPr>
+              <w:br/>
+              <w:t>401 - нет токена авторизации</w:t>
+            </w:r>
+            <w:r>
+              <w:rPr>
+                <w:rFonts w:asciiTheme="minorHAnsi" w:hAnsiTheme="minorHAnsi"/>
+                <w:sz w:val="22"/>
+              </w:rPr>
+              <w:br/>
+              <w:t>403 - попытка удалить чужую транзакцию</w:t>
+            </w:r>
+            <w:r>
+              <w:rPr>
+                <w:rFonts w:asciiTheme="minorHAnsi" w:hAnsiTheme="minorHAnsi"/>
+                <w:sz w:val="22"/>
+              </w:rPr>
+              <w:br/>
+              <w:t>404 - транзакция не найдена</w:t>
+            </w:r>
+            <w:r>
+              <w:rPr>
+                <w:rFonts w:asciiTheme="minorHAnsi" w:hAnsiTheme="minorHAnsi"/>
+                <w:sz w:val="22"/>
+              </w:rPr>
+              <w:br/>
+              <w:t>500 - ошибка сервера</w:t>
+            </w:r>
           </w:p>
         </w:tc>
         <w:tc>
@@ -7976,16 +8798,59 @@
         <w:tc>
           <w:tcPr>
             <w:tcW w:w="516" w:type="pct"/>
-            <w:noWrap/>
-            <w:hideMark/>
-          </w:tcPr>
-          <w:p>
-            <w:pPr>
-              <w:pStyle w:val="aa"/>
-              <w:rPr>
-                <w:lang w:val="en-US"/>
-              </w:rPr>
-            </w:pPr>
+            <w:hideMark/>
+          </w:tcPr>
+          <w:p>
+            <w:pPr>
+              <w:pStyle w:val="aa"/>
+              <w:rPr>
+                <w:rFonts w:asciiTheme="minorHAnsi" w:hAnsiTheme="minorHAnsi"/>
+                <w:sz w:val="22"/>
+              </w:rPr>
+            </w:pPr>
+            <w:r>
+              <w:t>400</w:t>
+            </w:r>
+            <w:r>
+              <w:rPr>
+                <w:rFonts w:asciiTheme="minorHAnsi" w:hAnsiTheme="minorHAnsi"/>
+                <w:sz w:val="22"/>
+              </w:rPr>
+              <w:t xml:space="preserve"> - неверный </w:t>
+            </w:r>
+            <w:proofErr w:type="spellStart"/>
+            <w:r>
+              <w:rPr>
+                <w:rFonts w:asciiTheme="minorHAnsi" w:hAnsiTheme="minorHAnsi"/>
+                <w:sz w:val="22"/>
+              </w:rPr>
+              <w:t>transaction_type</w:t>
+            </w:r>
+            <w:proofErr w:type="spellEnd"/>
+            <w:r>
+              <w:rPr>
+                <w:rFonts w:asciiTheme="minorHAnsi" w:hAnsiTheme="minorHAnsi"/>
+                <w:sz w:val="22"/>
+              </w:rPr>
+              <w:br/>
+              <w:t>401 - нет токена авторизации</w:t>
+            </w:r>
+            <w:r>
+              <w:rPr>
+                <w:rFonts w:asciiTheme="minorHAnsi" w:hAnsiTheme="minorHAnsi"/>
+                <w:sz w:val="22"/>
+              </w:rPr>
+              <w:br/>
+              <w:t>403 - попытка получить чужие категории</w:t>
+            </w:r>
+            <w:r>
+              <w:rPr>
+                <w:rFonts w:asciiTheme="minorHAnsi" w:hAnsiTheme="minorHAnsi"/>
+                <w:sz w:val="22"/>
+              </w:rPr>
+              <w:br/>
+              <w:t>500 - ошибка сервера</w:t>
+            </w:r>
           </w:p>
         </w:tc>
         <w:tc>
@@ -8018,6 +8883,7 @@
               <w:pStyle w:val="aa"/>
             </w:pPr>
             <w:r>
+              <w:lastRenderedPageBreak/>
               <w:t>12</w:t>
             </w:r>
           </w:p>
@@ -8138,13 +9004,50 @@
         <w:tc>
           <w:tcPr>
             <w:tcW w:w="516" w:type="pct"/>
-            <w:noWrap/>
-            <w:hideMark/>
-          </w:tcPr>
-          <w:p>
-            <w:pPr>
-              <w:pStyle w:val="aa"/>
-            </w:pPr>
+            <w:hideMark/>
+          </w:tcPr>
+          <w:p>
+            <w:pPr>
+              <w:pStyle w:val="aa"/>
+              <w:rPr>
+                <w:rFonts w:asciiTheme="minorHAnsi" w:hAnsiTheme="minorHAnsi"/>
+                <w:sz w:val="22"/>
+              </w:rPr>
+            </w:pPr>
+            <w:r>
+              <w:t>401</w:t>
+            </w:r>
+            <w:r>
+              <w:rPr>
+                <w:rFonts w:asciiTheme="minorHAnsi" w:hAnsiTheme="minorHAnsi"/>
+                <w:sz w:val="22"/>
+              </w:rPr>
+              <w:t xml:space="preserve"> - нет токена авторизации</w:t>
+            </w:r>
+            <w:r>
+              <w:rPr>
+                <w:rFonts w:asciiTheme="minorHAnsi" w:hAnsiTheme="minorHAnsi"/>
+                <w:sz w:val="22"/>
+              </w:rPr>
+              <w:br/>
+              <w:t>403 - попытка создать категорию для другого пользователя</w:t>
+            </w:r>
+            <w:r>
+              <w:rPr>
+                <w:rFonts w:asciiTheme="minorHAnsi" w:hAnsiTheme="minorHAnsi"/>
+                <w:sz w:val="22"/>
+              </w:rPr>
+              <w:br/>
+              <w:t>422 - пропущены обязательные поля</w:t>
+            </w:r>
+            <w:r>
+              <w:rPr>
+                <w:rFonts w:asciiTheme="minorHAnsi" w:hAnsiTheme="minorHAnsi"/>
+                <w:sz w:val="22"/>
+              </w:rPr>
+              <w:br/>
+              <w:t>500 - ошибка сервера</w:t>
+            </w:r>
           </w:p>
         </w:tc>
         <w:tc>
@@ -8313,13 +9216,59 @@
         <w:tc>
           <w:tcPr>
             <w:tcW w:w="516" w:type="pct"/>
-            <w:noWrap/>
-            <w:hideMark/>
-          </w:tcPr>
-          <w:p>
-            <w:pPr>
-              <w:pStyle w:val="aa"/>
-            </w:pPr>
+            <w:hideMark/>
+          </w:tcPr>
+          <w:p>
+            <w:pPr>
+              <w:pStyle w:val="aa"/>
+              <w:rPr>
+                <w:rFonts w:asciiTheme="minorHAnsi" w:hAnsiTheme="minorHAnsi"/>
+                <w:sz w:val="22"/>
+              </w:rPr>
+            </w:pPr>
+            <w:r>
+              <w:t>401</w:t>
+            </w:r>
+            <w:r>
+              <w:rPr>
+                <w:rFonts w:asciiTheme="minorHAnsi" w:hAnsiTheme="minorHAnsi"/>
+                <w:sz w:val="22"/>
+              </w:rPr>
+              <w:t xml:space="preserve"> - нет токена авторизации</w:t>
+            </w:r>
+            <w:r>
+              <w:rPr>
+                <w:rFonts w:asciiTheme="minorHAnsi" w:hAnsiTheme="minorHAnsi"/>
+                <w:sz w:val="22"/>
+              </w:rPr>
+              <w:br/>
+              <w:t>403 - попытка создать категорию для другого пользователя</w:t>
+            </w:r>
+            <w:r>
+              <w:rPr>
+                <w:rFonts w:asciiTheme="minorHAnsi" w:hAnsiTheme="minorHAnsi"/>
+                <w:sz w:val="22"/>
+              </w:rPr>
+              <w:br/>
+              <w:t xml:space="preserve">422 - пропущены обязательные поля или неверный формат </w:t>
+            </w:r>
+            <w:proofErr w:type="spellStart"/>
+            <w:r>
+              <w:rPr>
+                <w:rFonts w:asciiTheme="minorHAnsi" w:hAnsiTheme="minorHAnsi"/>
+                <w:sz w:val="22"/>
+              </w:rPr>
+              <w:t>limit</w:t>
+            </w:r>
+            <w:proofErr w:type="spellEnd"/>
+            <w:r>
+              <w:rPr>
+                <w:rFonts w:asciiTheme="minorHAnsi" w:hAnsiTheme="minorHAnsi"/>
+                <w:sz w:val="22"/>
+              </w:rPr>
+              <w:br/>
+              <w:t>500 - ошибка сервера</w:t>
+            </w:r>
           </w:p>
         </w:tc>
         <w:tc>
@@ -8352,7 +9301,6 @@
               <w:pStyle w:val="aa"/>
             </w:pPr>
             <w:r>
-              <w:lastRenderedPageBreak/>
               <w:t>14</w:t>
             </w:r>
           </w:p>
@@ -8484,13 +9432,66 @@
         <w:tc>
           <w:tcPr>
             <w:tcW w:w="516" w:type="pct"/>
-            <w:noWrap/>
-            <w:hideMark/>
-          </w:tcPr>
-          <w:p>
-            <w:pPr>
-              <w:pStyle w:val="aa"/>
-            </w:pPr>
+            <w:hideMark/>
+          </w:tcPr>
+          <w:p>
+            <w:pPr>
+              <w:pStyle w:val="aa"/>
+              <w:rPr>
+                <w:rFonts w:asciiTheme="minorHAnsi" w:hAnsiTheme="minorHAnsi"/>
+                <w:sz w:val="22"/>
+              </w:rPr>
+            </w:pPr>
+            <w:r>
+              <w:t>401</w:t>
+            </w:r>
+            <w:r>
+              <w:rPr>
+                <w:rFonts w:asciiTheme="minorHAnsi" w:hAnsiTheme="minorHAnsi"/>
+                <w:sz w:val="22"/>
+              </w:rPr>
+              <w:t xml:space="preserve"> - нет токена авторизации</w:t>
+            </w:r>
+            <w:r>
+              <w:rPr>
+                <w:rFonts w:asciiTheme="minorHAnsi" w:hAnsiTheme="minorHAnsi"/>
+                <w:sz w:val="22"/>
+              </w:rPr>
+              <w:br/>
+              <w:t xml:space="preserve">403 - попытка </w:t>
+            </w:r>
+            <w:r>
+              <w:rPr>
+                <w:rFonts w:asciiTheme="minorHAnsi" w:hAnsiTheme="minorHAnsi"/>
+                <w:sz w:val="22"/>
+              </w:rPr>
+              <w:lastRenderedPageBreak/>
+              <w:t>изменить чужую категорию</w:t>
+            </w:r>
+            <w:r>
+              <w:rPr>
+                <w:rFonts w:asciiTheme="minorHAnsi" w:hAnsiTheme="minorHAnsi"/>
+                <w:sz w:val="22"/>
+              </w:rPr>
+              <w:br/>
+              <w:t>404 - категория не найдена</w:t>
+            </w:r>
+            <w:r>
+              <w:rPr>
+                <w:rFonts w:asciiTheme="minorHAnsi" w:hAnsiTheme="minorHAnsi"/>
+                <w:sz w:val="22"/>
+              </w:rPr>
+              <w:br/>
+              <w:t>422 - неверный формат полей</w:t>
+            </w:r>
+            <w:r>
+              <w:rPr>
+                <w:rFonts w:asciiTheme="minorHAnsi" w:hAnsiTheme="minorHAnsi"/>
+                <w:sz w:val="22"/>
+              </w:rPr>
+              <w:br/>
+              <w:t>500 - ошибка сервера</w:t>
+            </w:r>
           </w:p>
         </w:tc>
         <w:tc>
@@ -8503,7 +9504,12 @@
               <w:pStyle w:val="aa"/>
             </w:pPr>
             <w:r>
-              <w:t>Изменить информацию о категории доходов</w:t>
+              <w:lastRenderedPageBreak/>
+              <w:t>Изменить информацию о катег</w:t>
+            </w:r>
+            <w:r>
+              <w:lastRenderedPageBreak/>
+              <w:t>ории доходов</w:t>
             </w:r>
           </w:p>
         </w:tc>
@@ -8523,6 +9529,7 @@
               <w:pStyle w:val="aa"/>
             </w:pPr>
             <w:r>
+              <w:lastRenderedPageBreak/>
               <w:t>15</w:t>
             </w:r>
           </w:p>
@@ -8670,13 +9677,67 @@
         <w:tc>
           <w:tcPr>
             <w:tcW w:w="516" w:type="pct"/>
-            <w:noWrap/>
-            <w:hideMark/>
-          </w:tcPr>
-          <w:p>
-            <w:pPr>
-              <w:pStyle w:val="aa"/>
-            </w:pPr>
+            <w:hideMark/>
+          </w:tcPr>
+          <w:p>
+            <w:pPr>
+              <w:pStyle w:val="aa"/>
+              <w:rPr>
+                <w:rFonts w:asciiTheme="minorHAnsi" w:hAnsiTheme="minorHAnsi"/>
+                <w:sz w:val="22"/>
+              </w:rPr>
+            </w:pPr>
+            <w:r>
+              <w:t>401</w:t>
+            </w:r>
+            <w:r>
+              <w:rPr>
+                <w:rFonts w:asciiTheme="minorHAnsi" w:hAnsiTheme="minorHAnsi"/>
+                <w:sz w:val="22"/>
+              </w:rPr>
+              <w:t xml:space="preserve"> - нет токена авторизации</w:t>
+            </w:r>
+            <w:r>
+              <w:rPr>
+                <w:rFonts w:asciiTheme="minorHAnsi" w:hAnsiTheme="minorHAnsi"/>
+                <w:sz w:val="22"/>
+              </w:rPr>
+              <w:br/>
+              <w:t>403 - попытка изменить чужую категорию</w:t>
+            </w:r>
+            <w:r>
+              <w:rPr>
+                <w:rFonts w:asciiTheme="minorHAnsi" w:hAnsiTheme="minorHAnsi"/>
+                <w:sz w:val="22"/>
+              </w:rPr>
+              <w:br/>
+              <w:t>404 - категория не найдена</w:t>
+            </w:r>
+            <w:r>
+              <w:rPr>
+                <w:rFonts w:asciiTheme="minorHAnsi" w:hAnsiTheme="minorHAnsi"/>
+                <w:sz w:val="22"/>
+              </w:rPr>
+              <w:br/>
+              <w:t xml:space="preserve">422 - неверный формат полей или </w:t>
+            </w:r>
+            <w:proofErr w:type="spellStart"/>
+            <w:r>
+              <w:rPr>
+                <w:rFonts w:asciiTheme="minorHAnsi" w:hAnsiTheme="minorHAnsi"/>
+                <w:sz w:val="22"/>
+              </w:rPr>
+              <w:t>limit</w:t>
+            </w:r>
+            <w:proofErr w:type="spellEnd"/>
+            <w:r>
+              <w:rPr>
+                <w:rFonts w:asciiTheme="minorHAnsi" w:hAnsiTheme="minorHAnsi"/>
+                <w:sz w:val="22"/>
+              </w:rPr>
+              <w:br/>
+              <w:t>500 - ошибка сервера</w:t>
+            </w:r>
           </w:p>
         </w:tc>
         <w:tc>
@@ -8823,13 +9884,83 @@
         <w:tc>
           <w:tcPr>
             <w:tcW w:w="516" w:type="pct"/>
-            <w:noWrap/>
-            <w:hideMark/>
-          </w:tcPr>
-          <w:p>
-            <w:pPr>
-              <w:pStyle w:val="aa"/>
-            </w:pPr>
+            <w:hideMark/>
+          </w:tcPr>
+          <w:p>
+            <w:pPr>
+              <w:pStyle w:val="aa"/>
+              <w:rPr>
+                <w:rFonts w:asciiTheme="minorHAnsi" w:hAnsiTheme="minorHAnsi"/>
+                <w:sz w:val="22"/>
+              </w:rPr>
+            </w:pPr>
+            <w:r>
+              <w:t>400</w:t>
+            </w:r>
+            <w:r>
+              <w:rPr>
+                <w:rFonts w:asciiTheme="minorHAnsi" w:hAnsiTheme="minorHAnsi"/>
+                <w:sz w:val="22"/>
+              </w:rPr>
+              <w:t xml:space="preserve"> - неверный </w:t>
+            </w:r>
+            <w:proofErr w:type="spellStart"/>
+            <w:r>
+              <w:rPr>
+                <w:rFonts w:asciiTheme="minorHAnsi" w:hAnsiTheme="minorHAnsi"/>
+                <w:sz w:val="22"/>
+              </w:rPr>
+              <w:t>transaction_type</w:t>
+            </w:r>
+            <w:proofErr w:type="spellEnd"/>
+            <w:r>
+              <w:rPr>
+                <w:rFonts w:asciiTheme="minorHAnsi" w:hAnsiTheme="minorHAnsi"/>
+                <w:sz w:val="22"/>
+              </w:rPr>
+              <w:br/>
+              <w:t>401 - нет токена авторизации</w:t>
+            </w:r>
+            <w:r>
+              <w:rPr>
+                <w:rFonts w:asciiTheme="minorHAnsi" w:hAnsiTheme="minorHAnsi"/>
+                <w:sz w:val="22"/>
+              </w:rPr>
+              <w:br/>
+              <w:t xml:space="preserve">403 - </w:t>
+            </w:r>
+            <w:r>
+              <w:rPr>
+                <w:rFonts w:asciiTheme="minorHAnsi" w:hAnsiTheme="minorHAnsi"/>
+                <w:sz w:val="22"/>
+              </w:rPr>
+              <w:lastRenderedPageBreak/>
+              <w:t>попытка удалить чужую категорию</w:t>
+            </w:r>
+            <w:r>
+              <w:rPr>
+                <w:rFonts w:asciiTheme="minorHAnsi" w:hAnsiTheme="minorHAnsi"/>
+                <w:sz w:val="22"/>
+              </w:rPr>
+              <w:br/>
+              <w:t>404 - категория не найдена</w:t>
+            </w:r>
+            <w:r>
+              <w:rPr>
+                <w:rFonts w:asciiTheme="minorHAnsi" w:hAnsiTheme="minorHAnsi"/>
+                <w:sz w:val="22"/>
+              </w:rPr>
+              <w:br/>
+              <w:t>409 - к категории привязаны транзакции</w:t>
+            </w:r>
+            <w:r>
+              <w:rPr>
+                <w:rFonts w:asciiTheme="minorHAnsi" w:hAnsiTheme="minorHAnsi"/>
+                <w:sz w:val="22"/>
+              </w:rPr>
+              <w:br/>
+              <w:t>500 - ошибка сервера</w:t>
+            </w:r>
           </w:p>
         </w:tc>
         <w:tc>
@@ -8842,6 +9973,7 @@
               <w:pStyle w:val="aa"/>
             </w:pPr>
             <w:r>
+              <w:lastRenderedPageBreak/>
               <w:t>Удалить категорию</w:t>
             </w:r>
           </w:p>
@@ -8954,7 +10086,7 @@
         </w:rPr>
         <w:lastRenderedPageBreak/>
         <w:drawing>
-          <wp:inline distT="0" distB="0" distL="0" distR="0" wp14:anchorId="1C13013E" wp14:editId="486927F1">
+          <wp:inline distT="0" distB="0" distL="0" distR="0" wp14:anchorId="1C13013E" wp14:editId="608AC546">
             <wp:extent cx="6120130" cy="2832735"/>
             <wp:effectExtent l="0" t="0" r="0" b="5715"/>
             <wp:docPr id="1909926982" name="Рисунок 2"/>
@@ -9005,7 +10137,7 @@
           <w:noProof/>
         </w:rPr>
         <w:drawing>
-          <wp:inline distT="0" distB="0" distL="0" distR="0" wp14:anchorId="432EEFCD" wp14:editId="434BA797">
+          <wp:inline distT="0" distB="0" distL="0" distR="0" wp14:anchorId="432EEFCD" wp14:editId="3AF83EB7">
             <wp:extent cx="6120130" cy="3556635"/>
             <wp:effectExtent l="0" t="0" r="0" b="5715"/>
             <wp:docPr id="619732501" name="Рисунок 3"/>
@@ -9056,7 +10188,7 @@
           <w:noProof/>
         </w:rPr>
         <w:drawing>
-          <wp:inline distT="0" distB="0" distL="0" distR="0" wp14:anchorId="3F0E803D" wp14:editId="693F7A81">
+          <wp:inline distT="0" distB="0" distL="0" distR="0" wp14:anchorId="3F0E803D" wp14:editId="1AB20861">
             <wp:extent cx="6120130" cy="1485900"/>
             <wp:effectExtent l="0" t="0" r="0" b="0"/>
             <wp:docPr id="1894483415" name="Рисунок 4"/>
@@ -9113,7 +10245,7 @@
         </w:rPr>
         <w:lastRenderedPageBreak/>
         <w:drawing>
-          <wp:inline distT="0" distB="0" distL="0" distR="0" wp14:anchorId="5210D9CA" wp14:editId="21738EF1">
+          <wp:inline distT="0" distB="0" distL="0" distR="0" wp14:anchorId="5210D9CA" wp14:editId="365FF7CB">
             <wp:extent cx="6120130" cy="2541905"/>
             <wp:effectExtent l="0" t="0" r="0" b="0"/>
             <wp:docPr id="1540790526" name="Рисунок 5"/>
@@ -9164,7 +10296,7 @@
           <w:noProof/>
         </w:rPr>
         <w:drawing>
-          <wp:inline distT="0" distB="0" distL="0" distR="0" wp14:anchorId="781AF619" wp14:editId="79BB4C85">
+          <wp:inline distT="0" distB="0" distL="0" distR="0" wp14:anchorId="781AF619" wp14:editId="7596D46B">
             <wp:extent cx="6120130" cy="1805940"/>
             <wp:effectExtent l="0" t="0" r="0" b="3810"/>
             <wp:docPr id="1989431065" name="Рисунок 6"/>
@@ -9220,7 +10352,7 @@
           <w:noProof/>
         </w:rPr>
         <w:drawing>
-          <wp:inline distT="0" distB="0" distL="0" distR="0" wp14:anchorId="3E69EE25" wp14:editId="5249F14F">
+          <wp:inline distT="0" distB="0" distL="0" distR="0" wp14:anchorId="3E69EE25" wp14:editId="7F54DC5D">
             <wp:extent cx="6120130" cy="2717800"/>
             <wp:effectExtent l="0" t="0" r="0" b="6350"/>
             <wp:docPr id="218499688" name="Рисунок 7"/>
@@ -9277,7 +10409,7 @@
         </w:rPr>
         <w:lastRenderedPageBreak/>
         <w:drawing>
-          <wp:inline distT="0" distB="0" distL="0" distR="0" wp14:anchorId="72E59EBE" wp14:editId="71A7ED5D">
+          <wp:inline distT="0" distB="0" distL="0" distR="0" wp14:anchorId="72E59EBE" wp14:editId="3A0F7DAB">
             <wp:extent cx="6120130" cy="3260725"/>
             <wp:effectExtent l="0" t="0" r="0" b="0"/>
             <wp:docPr id="2005082096" name="Рисунок 8"/>
@@ -12117,7 +13249,6 @@
   <w:style w:type="character" w:default="1" w:styleId="a0">
     <w:name w:val="Default Paragraph Font"/>
     <w:uiPriority w:val="1"/>
-    <w:semiHidden/>
     <w:unhideWhenUsed/>
   </w:style>
   <w:style w:type="table" w:default="1" w:styleId="a1">

--- a/documents/Отчет по СПО (проект 2).docx
+++ b/documents/Отчет по СПО (проект 2).docx
@@ -5369,17 +5369,18 @@
       <w:tblPr>
         <w:tblStyle w:val="af6"/>
         <w:tblW w:w="5000" w:type="pct"/>
+        <w:tblLayout w:type="fixed"/>
         <w:tblLook w:val="04A0" w:firstRow="1" w:lastRow="0" w:firstColumn="1" w:lastColumn="0" w:noHBand="0" w:noVBand="1"/>
       </w:tblPr>
       <w:tblGrid>
-        <w:gridCol w:w="377"/>
-        <w:gridCol w:w="917"/>
-        <w:gridCol w:w="2516"/>
-        <w:gridCol w:w="1213"/>
-        <w:gridCol w:w="1269"/>
-        <w:gridCol w:w="1417"/>
-        <w:gridCol w:w="1051"/>
-        <w:gridCol w:w="868"/>
+        <w:gridCol w:w="341"/>
+        <w:gridCol w:w="1038"/>
+        <w:gridCol w:w="1313"/>
+        <w:gridCol w:w="1700"/>
+        <w:gridCol w:w="1698"/>
+        <w:gridCol w:w="992"/>
+        <w:gridCol w:w="994"/>
+        <w:gridCol w:w="1552"/>
       </w:tblGrid>
       <w:tr>
         <w:trPr>
@@ -5577,6 +5578,7 @@
         <w:tc>
           <w:tcPr>
             <w:tcW w:w="516" w:type="pct"/>
+            <w:noWrap/>
             <w:hideMark/>
           </w:tcPr>
           <w:p>
@@ -5755,115 +5757,16 @@
         <w:tc>
           <w:tcPr>
             <w:tcW w:w="516" w:type="pct"/>
-            <w:hideMark/>
-          </w:tcPr>
-          <w:p>
-            <w:pPr>
-              <w:pStyle w:val="aa"/>
-              <w:rPr>
-                <w:rFonts w:asciiTheme="minorHAnsi" w:hAnsiTheme="minorHAnsi"/>
-                <w:sz w:val="22"/>
-              </w:rPr>
-            </w:pPr>
-            <w:r>
-              <w:t>400</w:t>
-            </w:r>
-            <w:r>
-              <w:rPr>
-                <w:rFonts w:asciiTheme="minorHAnsi" w:hAnsiTheme="minorHAnsi"/>
-                <w:sz w:val="22"/>
-              </w:rPr>
-              <w:t xml:space="preserve"> - </w:t>
-            </w:r>
-            <w:proofErr w:type="spellStart"/>
-            <w:r>
-              <w:rPr>
-                <w:rFonts w:asciiTheme="minorHAnsi" w:hAnsiTheme="minorHAnsi"/>
-                <w:sz w:val="22"/>
-              </w:rPr>
-              <w:t>невалидный</w:t>
-            </w:r>
-            <w:proofErr w:type="spellEnd"/>
-            <w:r>
-              <w:rPr>
-                <w:rFonts w:asciiTheme="minorHAnsi" w:hAnsiTheme="minorHAnsi"/>
-                <w:sz w:val="22"/>
-              </w:rPr>
-              <w:t xml:space="preserve"> </w:t>
-            </w:r>
-            <w:proofErr w:type="spellStart"/>
-            <w:r>
-              <w:rPr>
-                <w:rFonts w:asciiTheme="minorHAnsi" w:hAnsiTheme="minorHAnsi"/>
-                <w:sz w:val="22"/>
-              </w:rPr>
-              <w:t>email</w:t>
-            </w:r>
-            <w:proofErr w:type="spellEnd"/>
-            <w:r>
-              <w:rPr>
-                <w:rFonts w:asciiTheme="minorHAnsi" w:hAnsiTheme="minorHAnsi"/>
-                <w:sz w:val="22"/>
-              </w:rPr>
-              <w:t xml:space="preserve"> или пустой </w:t>
-            </w:r>
-            <w:proofErr w:type="spellStart"/>
-            <w:r>
-              <w:rPr>
-                <w:rFonts w:asciiTheme="minorHAnsi" w:hAnsiTheme="minorHAnsi"/>
-                <w:sz w:val="22"/>
-              </w:rPr>
-              <w:t>username</w:t>
-            </w:r>
-            <w:proofErr w:type="spellEnd"/>
-            <w:r>
-              <w:rPr>
-                <w:rFonts w:asciiTheme="minorHAnsi" w:hAnsiTheme="minorHAnsi"/>
-                <w:sz w:val="22"/>
-              </w:rPr>
-              <w:br/>
-              <w:t xml:space="preserve">409 - </w:t>
-            </w:r>
-            <w:proofErr w:type="spellStart"/>
-            <w:r>
-              <w:rPr>
-                <w:rFonts w:asciiTheme="minorHAnsi" w:hAnsiTheme="minorHAnsi"/>
-                <w:sz w:val="22"/>
-              </w:rPr>
-              <w:t>email</w:t>
-            </w:r>
-            <w:proofErr w:type="spellEnd"/>
-            <w:r>
-              <w:rPr>
-                <w:rFonts w:asciiTheme="minorHAnsi" w:hAnsiTheme="minorHAnsi"/>
-                <w:sz w:val="22"/>
-              </w:rPr>
-              <w:t xml:space="preserve"> уже зарегистрирован</w:t>
-            </w:r>
-            <w:r>
-              <w:rPr>
-                <w:rFonts w:asciiTheme="minorHAnsi" w:hAnsiTheme="minorHAnsi"/>
-                <w:sz w:val="22"/>
-              </w:rPr>
-              <w:br/>
-              <w:t xml:space="preserve">422 - пропущены </w:t>
-            </w:r>
-            <w:r>
-              <w:rPr>
-                <w:rFonts w:asciiTheme="minorHAnsi" w:hAnsiTheme="minorHAnsi"/>
-                <w:sz w:val="22"/>
-              </w:rPr>
-              <w:lastRenderedPageBreak/>
-              <w:t>обязательные поля</w:t>
-            </w:r>
-            <w:r>
-              <w:rPr>
-                <w:rFonts w:asciiTheme="minorHAnsi" w:hAnsiTheme="minorHAnsi"/>
-                <w:sz w:val="22"/>
-              </w:rPr>
-              <w:br/>
-              <w:t>500 - ошибка сервера</w:t>
-            </w:r>
+            <w:noWrap/>
+            <w:hideMark/>
+          </w:tcPr>
+          <w:p>
+            <w:pPr>
+              <w:pStyle w:val="aa"/>
+              <w:rPr>
+                <w:lang w:val="en-US"/>
+              </w:rPr>
+            </w:pPr>
           </w:p>
         </w:tc>
         <w:tc>
@@ -5876,7 +5779,6 @@
               <w:pStyle w:val="aa"/>
             </w:pPr>
             <w:r>
-              <w:lastRenderedPageBreak/>
               <w:t>Создать учётную запись</w:t>
             </w:r>
           </w:p>
@@ -6023,84 +5925,13 @@
         <w:tc>
           <w:tcPr>
             <w:tcW w:w="516" w:type="pct"/>
-            <w:hideMark/>
-          </w:tcPr>
-          <w:p>
-            <w:pPr>
-              <w:pStyle w:val="aa"/>
-              <w:rPr>
-                <w:rFonts w:asciiTheme="minorHAnsi" w:hAnsiTheme="minorHAnsi"/>
-                <w:sz w:val="22"/>
-              </w:rPr>
-            </w:pPr>
-            <w:r>
-              <w:t>400</w:t>
-            </w:r>
-            <w:r>
-              <w:rPr>
-                <w:rFonts w:asciiTheme="minorHAnsi" w:hAnsiTheme="minorHAnsi"/>
-                <w:sz w:val="22"/>
-              </w:rPr>
-              <w:t xml:space="preserve"> - неверный </w:t>
-            </w:r>
-            <w:proofErr w:type="spellStart"/>
-            <w:r>
-              <w:rPr>
-                <w:rFonts w:asciiTheme="minorHAnsi" w:hAnsiTheme="minorHAnsi"/>
-                <w:sz w:val="22"/>
-              </w:rPr>
-              <w:t>grant_type</w:t>
-            </w:r>
-            <w:proofErr w:type="spellEnd"/>
-            <w:r>
-              <w:rPr>
-                <w:rFonts w:asciiTheme="minorHAnsi" w:hAnsiTheme="minorHAnsi"/>
-                <w:sz w:val="22"/>
-              </w:rPr>
-              <w:br/>
-              <w:t xml:space="preserve">401 - неверный </w:t>
-            </w:r>
-            <w:proofErr w:type="spellStart"/>
-            <w:r>
-              <w:rPr>
-                <w:rFonts w:asciiTheme="minorHAnsi" w:hAnsiTheme="minorHAnsi"/>
-                <w:sz w:val="22"/>
-              </w:rPr>
-              <w:t>username</w:t>
-            </w:r>
-            <w:proofErr w:type="spellEnd"/>
-            <w:r>
-              <w:rPr>
-                <w:rFonts w:asciiTheme="minorHAnsi" w:hAnsiTheme="minorHAnsi"/>
-                <w:sz w:val="22"/>
-              </w:rPr>
-              <w:t xml:space="preserve"> или </w:t>
-            </w:r>
-            <w:proofErr w:type="spellStart"/>
-            <w:r>
-              <w:rPr>
-                <w:rFonts w:asciiTheme="minorHAnsi" w:hAnsiTheme="minorHAnsi"/>
-                <w:sz w:val="22"/>
-              </w:rPr>
-              <w:t>password_hash</w:t>
-            </w:r>
-            <w:proofErr w:type="spellEnd"/>
-            <w:r>
-              <w:rPr>
-                <w:rFonts w:asciiTheme="minorHAnsi" w:hAnsiTheme="minorHAnsi"/>
-                <w:sz w:val="22"/>
-              </w:rPr>
-              <w:br/>
-              <w:t>422 - пропущены обязательные поля</w:t>
-            </w:r>
-            <w:r>
-              <w:rPr>
-                <w:rFonts w:asciiTheme="minorHAnsi" w:hAnsiTheme="minorHAnsi"/>
-                <w:sz w:val="22"/>
-              </w:rPr>
-              <w:br/>
-              <w:t>500 - ошибка сервера</w:t>
-            </w:r>
+            <w:noWrap/>
+            <w:hideMark/>
+          </w:tcPr>
+          <w:p>
+            <w:pPr>
+              <w:pStyle w:val="aa"/>
+            </w:pPr>
           </w:p>
         </w:tc>
         <w:tc>
@@ -6251,84 +6082,13 @@
         <w:tc>
           <w:tcPr>
             <w:tcW w:w="516" w:type="pct"/>
-            <w:hideMark/>
-          </w:tcPr>
-          <w:p>
-            <w:pPr>
-              <w:pStyle w:val="aa"/>
-              <w:rPr>
-                <w:rFonts w:asciiTheme="minorHAnsi" w:hAnsiTheme="minorHAnsi"/>
-                <w:sz w:val="22"/>
-              </w:rPr>
-            </w:pPr>
-            <w:r>
-              <w:t>400</w:t>
-            </w:r>
-            <w:r>
-              <w:rPr>
-                <w:rFonts w:asciiTheme="minorHAnsi" w:hAnsiTheme="minorHAnsi"/>
-                <w:sz w:val="22"/>
-              </w:rPr>
-              <w:t xml:space="preserve"> - неверный </w:t>
-            </w:r>
-            <w:proofErr w:type="spellStart"/>
-            <w:r>
-              <w:rPr>
-                <w:rFonts w:asciiTheme="minorHAnsi" w:hAnsiTheme="minorHAnsi"/>
-                <w:sz w:val="22"/>
-              </w:rPr>
-              <w:t>grant_type</w:t>
-            </w:r>
-            <w:proofErr w:type="spellEnd"/>
-            <w:r>
-              <w:rPr>
-                <w:rFonts w:asciiTheme="minorHAnsi" w:hAnsiTheme="minorHAnsi"/>
-                <w:sz w:val="22"/>
-              </w:rPr>
-              <w:br/>
-              <w:t xml:space="preserve">401 - </w:t>
-            </w:r>
-            <w:proofErr w:type="spellStart"/>
-            <w:r>
-              <w:rPr>
-                <w:rFonts w:asciiTheme="minorHAnsi" w:hAnsiTheme="minorHAnsi"/>
-                <w:sz w:val="22"/>
-              </w:rPr>
-              <w:t>refresh_token</w:t>
-            </w:r>
-            <w:proofErr w:type="spellEnd"/>
-            <w:r>
-              <w:rPr>
-                <w:rFonts w:asciiTheme="minorHAnsi" w:hAnsiTheme="minorHAnsi"/>
-                <w:sz w:val="22"/>
-              </w:rPr>
-              <w:t xml:space="preserve"> недействителен или истёк</w:t>
-            </w:r>
-            <w:r>
-              <w:rPr>
-                <w:rFonts w:asciiTheme="minorHAnsi" w:hAnsiTheme="minorHAnsi"/>
-                <w:sz w:val="22"/>
-              </w:rPr>
-              <w:br/>
-              <w:t xml:space="preserve">422 - пропущено поле </w:t>
-            </w:r>
-            <w:proofErr w:type="spellStart"/>
-            <w:r>
-              <w:rPr>
-                <w:rFonts w:asciiTheme="minorHAnsi" w:hAnsiTheme="minorHAnsi"/>
-                <w:sz w:val="22"/>
-              </w:rPr>
-              <w:t>refresh_token</w:t>
-            </w:r>
-            <w:proofErr w:type="spellEnd"/>
-            <w:r>
-              <w:rPr>
-                <w:rFonts w:asciiTheme="minorHAnsi" w:hAnsiTheme="minorHAnsi"/>
-                <w:sz w:val="22"/>
-              </w:rPr>
-              <w:br/>
-              <w:t>500 - ошибка сервера</w:t>
-            </w:r>
+            <w:noWrap/>
+            <w:hideMark/>
+          </w:tcPr>
+          <w:p>
+            <w:pPr>
+              <w:pStyle w:val="aa"/>
+            </w:pPr>
           </w:p>
         </w:tc>
         <w:tc>
@@ -6405,6 +6165,7 @@
         <w:tc>
           <w:tcPr>
             <w:tcW w:w="516" w:type="pct"/>
+            <w:noWrap/>
             <w:hideMark/>
           </w:tcPr>
           <w:p>
@@ -6441,6 +6202,7 @@
               <w:pStyle w:val="aa"/>
             </w:pPr>
             <w:r>
+              <w:lastRenderedPageBreak/>
               <w:t>4</w:t>
             </w:r>
           </w:p>
@@ -6554,57 +6316,13 @@
         <w:tc>
           <w:tcPr>
             <w:tcW w:w="516" w:type="pct"/>
-            <w:hideMark/>
-          </w:tcPr>
-          <w:p>
-            <w:pPr>
-              <w:pStyle w:val="aa"/>
-              <w:rPr>
-                <w:rFonts w:asciiTheme="minorHAnsi" w:hAnsiTheme="minorHAnsi"/>
-                <w:sz w:val="22"/>
-              </w:rPr>
-            </w:pPr>
-            <w:r>
-              <w:t>401</w:t>
-            </w:r>
-            <w:r>
-              <w:rPr>
-                <w:rFonts w:asciiTheme="minorHAnsi" w:hAnsiTheme="minorHAnsi"/>
-                <w:sz w:val="22"/>
-              </w:rPr>
-              <w:t xml:space="preserve"> - нет токена авторизации</w:t>
-            </w:r>
-            <w:r>
-              <w:rPr>
-                <w:rFonts w:asciiTheme="minorHAnsi" w:hAnsiTheme="minorHAnsi"/>
-                <w:sz w:val="22"/>
-              </w:rPr>
-              <w:br/>
-            </w:r>
-            <w:r>
-              <w:rPr>
-                <w:rFonts w:asciiTheme="minorHAnsi" w:hAnsiTheme="minorHAnsi"/>
-                <w:sz w:val="22"/>
-              </w:rPr>
-              <w:lastRenderedPageBreak/>
-              <w:t>403 - попытка получить чужой профиль</w:t>
-            </w:r>
-            <w:r>
-              <w:rPr>
-                <w:rFonts w:asciiTheme="minorHAnsi" w:hAnsiTheme="minorHAnsi"/>
-                <w:sz w:val="22"/>
-              </w:rPr>
-              <w:br/>
-              <w:t>404 - пользователь не найден</w:t>
-            </w:r>
-            <w:r>
-              <w:rPr>
-                <w:rFonts w:asciiTheme="minorHAnsi" w:hAnsiTheme="minorHAnsi"/>
-                <w:sz w:val="22"/>
-              </w:rPr>
-              <w:br/>
-              <w:t>500 - ошибка сервера</w:t>
-            </w:r>
+            <w:noWrap/>
+            <w:hideMark/>
+          </w:tcPr>
+          <w:p>
+            <w:pPr>
+              <w:pStyle w:val="aa"/>
+            </w:pPr>
           </w:p>
         </w:tc>
         <w:tc>
@@ -6617,12 +6335,7 @@
               <w:pStyle w:val="aa"/>
             </w:pPr>
             <w:r>
-              <w:lastRenderedPageBreak/>
-              <w:t xml:space="preserve">Получить данные </w:t>
-            </w:r>
-            <w:r>
-              <w:lastRenderedPageBreak/>
-              <w:t>профиля</w:t>
+              <w:t>Получить данные профиля</w:t>
             </w:r>
           </w:p>
         </w:tc>
@@ -6642,7 +6355,6 @@
               <w:pStyle w:val="aa"/>
             </w:pPr>
             <w:r>
-              <w:lastRenderedPageBreak/>
               <w:t>5</w:t>
             </w:r>
           </w:p>
@@ -6783,106 +6495,13 @@
         <w:tc>
           <w:tcPr>
             <w:tcW w:w="516" w:type="pct"/>
-            <w:hideMark/>
-          </w:tcPr>
-          <w:p>
-            <w:pPr>
-              <w:pStyle w:val="aa"/>
-              <w:rPr>
-                <w:rFonts w:asciiTheme="minorHAnsi" w:hAnsiTheme="minorHAnsi"/>
-                <w:sz w:val="22"/>
-              </w:rPr>
-            </w:pPr>
-            <w:r>
-              <w:t>400</w:t>
-            </w:r>
-            <w:r>
-              <w:rPr>
-                <w:rFonts w:asciiTheme="minorHAnsi" w:hAnsiTheme="minorHAnsi"/>
-                <w:sz w:val="22"/>
-              </w:rPr>
-              <w:t xml:space="preserve"> - </w:t>
-            </w:r>
-            <w:proofErr w:type="spellStart"/>
-            <w:r>
-              <w:rPr>
-                <w:rFonts w:asciiTheme="minorHAnsi" w:hAnsiTheme="minorHAnsi"/>
-                <w:sz w:val="22"/>
-              </w:rPr>
-              <w:t>невалидные</w:t>
-            </w:r>
-            <w:proofErr w:type="spellEnd"/>
-            <w:r>
-              <w:rPr>
-                <w:rFonts w:asciiTheme="minorHAnsi" w:hAnsiTheme="minorHAnsi"/>
-                <w:sz w:val="22"/>
-              </w:rPr>
-              <w:t xml:space="preserve"> данные</w:t>
-            </w:r>
-            <w:r>
-              <w:rPr>
-                <w:rFonts w:asciiTheme="minorHAnsi" w:hAnsiTheme="minorHAnsi"/>
-                <w:sz w:val="22"/>
-              </w:rPr>
-              <w:br/>
-              <w:t>401 - нет токена авторизации</w:t>
-            </w:r>
-            <w:r>
-              <w:rPr>
-                <w:rFonts w:asciiTheme="minorHAnsi" w:hAnsiTheme="minorHAnsi"/>
-                <w:sz w:val="22"/>
-              </w:rPr>
-              <w:br/>
-              <w:t>403 - попытка изменить чужой профиль</w:t>
-            </w:r>
-            <w:r>
-              <w:rPr>
-                <w:rFonts w:asciiTheme="minorHAnsi" w:hAnsiTheme="minorHAnsi"/>
-                <w:sz w:val="22"/>
-              </w:rPr>
-              <w:br/>
-              <w:t>404 - пользователь не найден</w:t>
-            </w:r>
-            <w:r>
-              <w:rPr>
-                <w:rFonts w:asciiTheme="minorHAnsi" w:hAnsiTheme="minorHAnsi"/>
-                <w:sz w:val="22"/>
-              </w:rPr>
-              <w:br/>
-              <w:t xml:space="preserve">409 - новый </w:t>
-            </w:r>
-            <w:proofErr w:type="spellStart"/>
-            <w:r>
-              <w:rPr>
-                <w:rFonts w:asciiTheme="minorHAnsi" w:hAnsiTheme="minorHAnsi"/>
-                <w:sz w:val="22"/>
-              </w:rPr>
-              <w:t>email</w:t>
-            </w:r>
-            <w:proofErr w:type="spellEnd"/>
-            <w:r>
-              <w:rPr>
-                <w:rFonts w:asciiTheme="minorHAnsi" w:hAnsiTheme="minorHAnsi"/>
-                <w:sz w:val="22"/>
-              </w:rPr>
-              <w:t xml:space="preserve"> уже занят</w:t>
-            </w:r>
-            <w:r>
-              <w:rPr>
-                <w:rFonts w:asciiTheme="minorHAnsi" w:hAnsiTheme="minorHAnsi"/>
-                <w:sz w:val="22"/>
-              </w:rPr>
-              <w:br/>
-              <w:t>422 - пропущены обязательные поля</w:t>
-            </w:r>
-            <w:r>
-              <w:rPr>
-                <w:rFonts w:asciiTheme="minorHAnsi" w:hAnsiTheme="minorHAnsi"/>
-                <w:sz w:val="22"/>
-              </w:rPr>
-              <w:br/>
-              <w:t>500 - ошибка сервера</w:t>
-            </w:r>
+            <w:noWrap/>
+            <w:hideMark/>
+          </w:tcPr>
+          <w:p>
+            <w:pPr>
+              <w:pStyle w:val="aa"/>
+            </w:pPr>
           </w:p>
         </w:tc>
         <w:tc>
@@ -7001,58 +6620,13 @@
         <w:tc>
           <w:tcPr>
             <w:tcW w:w="516" w:type="pct"/>
-            <w:hideMark/>
-          </w:tcPr>
-          <w:p>
-            <w:pPr>
-              <w:pStyle w:val="aa"/>
-              <w:rPr>
-                <w:rFonts w:asciiTheme="minorHAnsi" w:hAnsiTheme="minorHAnsi"/>
-                <w:sz w:val="22"/>
-              </w:rPr>
-            </w:pPr>
-            <w:r>
-              <w:t>401</w:t>
-            </w:r>
-            <w:r>
-              <w:rPr>
-                <w:rFonts w:asciiTheme="minorHAnsi" w:hAnsiTheme="minorHAnsi"/>
-                <w:sz w:val="22"/>
-              </w:rPr>
-              <w:t xml:space="preserve"> - нет токена авторизации</w:t>
-            </w:r>
-            <w:r>
-              <w:rPr>
-                <w:rFonts w:asciiTheme="minorHAnsi" w:hAnsiTheme="minorHAnsi"/>
-                <w:sz w:val="22"/>
-              </w:rPr>
-              <w:br/>
-              <w:t xml:space="preserve">403 - попытка удалить </w:t>
-            </w:r>
-            <w:r>
-              <w:rPr>
-                <w:rFonts w:asciiTheme="minorHAnsi" w:hAnsiTheme="minorHAnsi"/>
-                <w:sz w:val="22"/>
-              </w:rPr>
-              <w:lastRenderedPageBreak/>
-              <w:t>чужой аккаунт</w:t>
-            </w:r>
-            <w:r>
-              <w:rPr>
-                <w:rFonts w:asciiTheme="minorHAnsi" w:hAnsiTheme="minorHAnsi"/>
-                <w:sz w:val="22"/>
-              </w:rPr>
-              <w:br/>
-              <w:t>404 - пользователь не найден</w:t>
-            </w:r>
-            <w:r>
-              <w:rPr>
-                <w:rFonts w:asciiTheme="minorHAnsi" w:hAnsiTheme="minorHAnsi"/>
-                <w:sz w:val="22"/>
-              </w:rPr>
-              <w:br/>
-              <w:t>500 - ошибка сервера</w:t>
-            </w:r>
+            <w:noWrap/>
+            <w:hideMark/>
+          </w:tcPr>
+          <w:p>
+            <w:pPr>
+              <w:pStyle w:val="aa"/>
+            </w:pPr>
           </w:p>
         </w:tc>
         <w:tc>
@@ -7065,7 +6639,6 @@
               <w:pStyle w:val="aa"/>
             </w:pPr>
             <w:r>
-              <w:lastRenderedPageBreak/>
               <w:t>Удалить свой аккаунт</w:t>
             </w:r>
           </w:p>
@@ -7406,139 +6979,13 @@
         <w:tc>
           <w:tcPr>
             <w:tcW w:w="516" w:type="pct"/>
-            <w:hideMark/>
-          </w:tcPr>
-          <w:p>
-            <w:pPr>
-              <w:pStyle w:val="aa"/>
-              <w:rPr>
-                <w:rFonts w:asciiTheme="minorHAnsi" w:hAnsiTheme="minorHAnsi"/>
-                <w:sz w:val="22"/>
-              </w:rPr>
-            </w:pPr>
-            <w:r>
-              <w:t>400</w:t>
-            </w:r>
-            <w:r>
-              <w:rPr>
-                <w:rFonts w:asciiTheme="minorHAnsi" w:hAnsiTheme="minorHAnsi"/>
-                <w:sz w:val="22"/>
-              </w:rPr>
-              <w:t xml:space="preserve"> - неверный </w:t>
-            </w:r>
-            <w:proofErr w:type="spellStart"/>
-            <w:r>
-              <w:rPr>
-                <w:rFonts w:asciiTheme="minorHAnsi" w:hAnsiTheme="minorHAnsi"/>
-                <w:sz w:val="22"/>
-              </w:rPr>
-              <w:t>transaction_type</w:t>
-            </w:r>
-            <w:proofErr w:type="spellEnd"/>
-            <w:r>
-              <w:rPr>
-                <w:rFonts w:asciiTheme="minorHAnsi" w:hAnsiTheme="minorHAnsi"/>
-                <w:sz w:val="22"/>
-              </w:rPr>
-              <w:t xml:space="preserve"> (не </w:t>
-            </w:r>
-            <w:proofErr w:type="spellStart"/>
-            <w:r>
-              <w:rPr>
-                <w:rFonts w:asciiTheme="minorHAnsi" w:hAnsiTheme="minorHAnsi"/>
-                <w:sz w:val="22"/>
-              </w:rPr>
-              <w:t>income</w:t>
-            </w:r>
-            <w:proofErr w:type="spellEnd"/>
-            <w:r>
-              <w:rPr>
-                <w:rFonts w:asciiTheme="minorHAnsi" w:hAnsiTheme="minorHAnsi"/>
-                <w:sz w:val="22"/>
-              </w:rPr>
-              <w:t xml:space="preserve"> и не </w:t>
-            </w:r>
-            <w:proofErr w:type="spellStart"/>
-            <w:r>
-              <w:rPr>
-                <w:rFonts w:asciiTheme="minorHAnsi" w:hAnsiTheme="minorHAnsi"/>
-                <w:sz w:val="22"/>
-              </w:rPr>
-              <w:t>expense</w:t>
-            </w:r>
-            <w:proofErr w:type="spellEnd"/>
-            <w:r>
-              <w:rPr>
-                <w:rFonts w:asciiTheme="minorHAnsi" w:hAnsiTheme="minorHAnsi"/>
-                <w:sz w:val="22"/>
-              </w:rPr>
-              <w:t>)</w:t>
-            </w:r>
-            <w:r>
-              <w:rPr>
-                <w:rFonts w:asciiTheme="minorHAnsi" w:hAnsiTheme="minorHAnsi"/>
-                <w:sz w:val="22"/>
-              </w:rPr>
-              <w:br/>
-              <w:t>401 - нет токена авторизации</w:t>
-            </w:r>
-            <w:r>
-              <w:rPr>
-                <w:rFonts w:asciiTheme="minorHAnsi" w:hAnsiTheme="minorHAnsi"/>
-                <w:sz w:val="22"/>
-              </w:rPr>
-              <w:br/>
-              <w:t>403 - попытка получить чужие транзакции</w:t>
-            </w:r>
-            <w:r>
-              <w:rPr>
-                <w:rFonts w:asciiTheme="minorHAnsi" w:hAnsiTheme="minorHAnsi"/>
-                <w:sz w:val="22"/>
-              </w:rPr>
-              <w:br/>
-              <w:t>404 - пользователь не найден</w:t>
-            </w:r>
-            <w:r>
-              <w:rPr>
-                <w:rFonts w:asciiTheme="minorHAnsi" w:hAnsiTheme="minorHAnsi"/>
-                <w:sz w:val="22"/>
-              </w:rPr>
-              <w:br/>
-              <w:t xml:space="preserve">422 - неверный формат </w:t>
-            </w:r>
-            <w:proofErr w:type="spellStart"/>
-            <w:r>
-              <w:rPr>
-                <w:rFonts w:asciiTheme="minorHAnsi" w:hAnsiTheme="minorHAnsi"/>
-                <w:sz w:val="22"/>
-              </w:rPr>
-              <w:t>start_date</w:t>
-            </w:r>
-            <w:proofErr w:type="spellEnd"/>
-            <w:r>
-              <w:rPr>
-                <w:rFonts w:asciiTheme="minorHAnsi" w:hAnsiTheme="minorHAnsi"/>
-                <w:sz w:val="22"/>
-              </w:rPr>
-              <w:t xml:space="preserve"> или </w:t>
-            </w:r>
-            <w:proofErr w:type="spellStart"/>
-            <w:r>
-              <w:rPr>
-                <w:rFonts w:asciiTheme="minorHAnsi" w:hAnsiTheme="minorHAnsi"/>
-                <w:sz w:val="22"/>
-              </w:rPr>
-              <w:t>end_date</w:t>
-            </w:r>
-            <w:proofErr w:type="spellEnd"/>
-            <w:r>
-              <w:rPr>
-                <w:rFonts w:asciiTheme="minorHAnsi" w:hAnsiTheme="minorHAnsi"/>
-                <w:sz w:val="22"/>
-              </w:rPr>
-              <w:br/>
-              <w:t>500 - ошибка сервера</w:t>
-            </w:r>
+            <w:noWrap/>
+            <w:hideMark/>
+          </w:tcPr>
+          <w:p>
+            <w:pPr>
+              <w:pStyle w:val="aa"/>
+            </w:pPr>
           </w:p>
         </w:tc>
         <w:tc>
@@ -7706,14 +7153,7 @@
               <w:rPr>
                 <w:lang w:val="en-US"/>
               </w:rPr>
-              <w:t xml:space="preserve">, amount, </w:t>
-            </w:r>
-            <w:r>
-              <w:rPr>
-                <w:lang w:val="en-US"/>
-              </w:rPr>
-              <w:lastRenderedPageBreak/>
-              <w:t>comment}</w:t>
+              <w:t>, amount, comment}</w:t>
             </w:r>
           </w:p>
         </w:tc>
@@ -7733,7 +7173,6 @@
               <w:rPr>
                 <w:lang w:val="en-US"/>
               </w:rPr>
-              <w:lastRenderedPageBreak/>
               <w:t>{</w:t>
             </w:r>
             <w:proofErr w:type="spellStart"/>
@@ -7804,14 +7243,7 @@
               <w:rPr>
                 <w:lang w:val="en-US"/>
               </w:rPr>
-              <w:t xml:space="preserve">, </w:t>
-            </w:r>
-            <w:r>
-              <w:rPr>
-                <w:lang w:val="en-US"/>
-              </w:rPr>
-              <w:lastRenderedPageBreak/>
-              <w:t>amount, comment}</w:t>
+              <w:t>, amount, comment}</w:t>
             </w:r>
           </w:p>
         </w:tc>
@@ -7832,115 +7264,16 @@
         <w:tc>
           <w:tcPr>
             <w:tcW w:w="516" w:type="pct"/>
-            <w:hideMark/>
-          </w:tcPr>
-          <w:p>
-            <w:pPr>
-              <w:pStyle w:val="aa"/>
-              <w:rPr>
-                <w:rFonts w:asciiTheme="minorHAnsi" w:hAnsiTheme="minorHAnsi"/>
-                <w:sz w:val="22"/>
-              </w:rPr>
-            </w:pPr>
-            <w:r>
-              <w:t>400</w:t>
-            </w:r>
-            <w:r>
-              <w:rPr>
-                <w:rFonts w:asciiTheme="minorHAnsi" w:hAnsiTheme="minorHAnsi"/>
-                <w:sz w:val="22"/>
-              </w:rPr>
-              <w:t xml:space="preserve"> - неверный </w:t>
-            </w:r>
-            <w:proofErr w:type="spellStart"/>
-            <w:r>
-              <w:rPr>
-                <w:rFonts w:asciiTheme="minorHAnsi" w:hAnsiTheme="minorHAnsi"/>
-                <w:sz w:val="22"/>
-              </w:rPr>
-              <w:t>transaction_type</w:t>
-            </w:r>
-            <w:proofErr w:type="spellEnd"/>
-            <w:r>
-              <w:rPr>
-                <w:rFonts w:asciiTheme="minorHAnsi" w:hAnsiTheme="minorHAnsi"/>
-                <w:sz w:val="22"/>
-              </w:rPr>
-              <w:br/>
-              <w:t>401 - нет токена авториз</w:t>
-            </w:r>
-            <w:r>
-              <w:rPr>
-                <w:rFonts w:asciiTheme="minorHAnsi" w:hAnsiTheme="minorHAnsi"/>
-                <w:sz w:val="22"/>
-              </w:rPr>
-              <w:lastRenderedPageBreak/>
-              <w:t>ации</w:t>
-            </w:r>
-            <w:r>
-              <w:rPr>
-                <w:rFonts w:asciiTheme="minorHAnsi" w:hAnsiTheme="minorHAnsi"/>
-                <w:sz w:val="22"/>
-              </w:rPr>
-              <w:br/>
-              <w:t>403 - попытка создать транзакцию для другого пользователя</w:t>
-            </w:r>
-            <w:r>
-              <w:rPr>
-                <w:rFonts w:asciiTheme="minorHAnsi" w:hAnsiTheme="minorHAnsi"/>
-                <w:sz w:val="22"/>
-              </w:rPr>
-              <w:br/>
-              <w:t xml:space="preserve">404 - </w:t>
-            </w:r>
-            <w:proofErr w:type="spellStart"/>
-            <w:r>
-              <w:rPr>
-                <w:rFonts w:asciiTheme="minorHAnsi" w:hAnsiTheme="minorHAnsi"/>
-                <w:sz w:val="22"/>
-              </w:rPr>
-              <w:t>place_id</w:t>
-            </w:r>
-            <w:proofErr w:type="spellEnd"/>
-            <w:r>
-              <w:rPr>
-                <w:rFonts w:asciiTheme="minorHAnsi" w:hAnsiTheme="minorHAnsi"/>
-                <w:sz w:val="22"/>
-              </w:rPr>
-              <w:t xml:space="preserve"> или </w:t>
-            </w:r>
-            <w:proofErr w:type="spellStart"/>
-            <w:r>
-              <w:rPr>
-                <w:rFonts w:asciiTheme="minorHAnsi" w:hAnsiTheme="minorHAnsi"/>
-                <w:sz w:val="22"/>
-              </w:rPr>
-              <w:t>category_id</w:t>
-            </w:r>
-            <w:proofErr w:type="spellEnd"/>
-            <w:r>
-              <w:rPr>
-                <w:rFonts w:asciiTheme="minorHAnsi" w:hAnsiTheme="minorHAnsi"/>
-                <w:sz w:val="22"/>
-              </w:rPr>
-              <w:t xml:space="preserve"> не найдены</w:t>
-            </w:r>
-            <w:r>
-              <w:rPr>
-                <w:rFonts w:asciiTheme="minorHAnsi" w:hAnsiTheme="minorHAnsi"/>
-                <w:sz w:val="22"/>
-              </w:rPr>
-              <w:br/>
-              <w:t>422 - пропущены обязательные поля, неверный формат даты или суммы</w:t>
-            </w:r>
-            <w:r>
-              <w:rPr>
-                <w:rFonts w:asciiTheme="minorHAnsi" w:hAnsiTheme="minorHAnsi"/>
-                <w:sz w:val="22"/>
-              </w:rPr>
-              <w:br/>
-              <w:t>500 - ошибка сервера</w:t>
-            </w:r>
+            <w:noWrap/>
+            <w:hideMark/>
+          </w:tcPr>
+          <w:p>
+            <w:pPr>
+              <w:pStyle w:val="aa"/>
+              <w:rPr>
+                <w:lang w:val="en-US"/>
+              </w:rPr>
+            </w:pPr>
           </w:p>
         </w:tc>
         <w:tc>
@@ -7953,7 +7286,6 @@
               <w:pStyle w:val="aa"/>
             </w:pPr>
             <w:r>
-              <w:lastRenderedPageBreak/>
               <w:t>Добавить новую транзакцию</w:t>
             </w:r>
           </w:p>
@@ -8238,115 +7570,16 @@
         <w:tc>
           <w:tcPr>
             <w:tcW w:w="516" w:type="pct"/>
-            <w:hideMark/>
-          </w:tcPr>
-          <w:p>
-            <w:pPr>
-              <w:pStyle w:val="aa"/>
-              <w:rPr>
-                <w:rFonts w:asciiTheme="minorHAnsi" w:hAnsiTheme="minorHAnsi"/>
-                <w:sz w:val="22"/>
-              </w:rPr>
-            </w:pPr>
-            <w:r>
-              <w:t>400</w:t>
-            </w:r>
-            <w:r>
-              <w:rPr>
-                <w:rFonts w:asciiTheme="minorHAnsi" w:hAnsiTheme="minorHAnsi"/>
-                <w:sz w:val="22"/>
-              </w:rPr>
-              <w:t xml:space="preserve"> - неверный </w:t>
-            </w:r>
-            <w:proofErr w:type="spellStart"/>
-            <w:r>
-              <w:rPr>
-                <w:rFonts w:asciiTheme="minorHAnsi" w:hAnsiTheme="minorHAnsi"/>
-                <w:sz w:val="22"/>
-              </w:rPr>
-              <w:t>transaction_type</w:t>
-            </w:r>
-            <w:proofErr w:type="spellEnd"/>
-            <w:r>
-              <w:rPr>
-                <w:rFonts w:asciiTheme="minorHAnsi" w:hAnsiTheme="minorHAnsi"/>
-                <w:sz w:val="22"/>
-              </w:rPr>
-              <w:br/>
-              <w:t>401 - нет токена авторизации</w:t>
-            </w:r>
-            <w:r>
-              <w:rPr>
-                <w:rFonts w:asciiTheme="minorHAnsi" w:hAnsiTheme="minorHAnsi"/>
-                <w:sz w:val="22"/>
-              </w:rPr>
-              <w:br/>
-              <w:t>403 - попытка изменить чужую транзакцию</w:t>
-            </w:r>
-            <w:r>
-              <w:rPr>
-                <w:rFonts w:asciiTheme="minorHAnsi" w:hAnsiTheme="minorHAnsi"/>
-                <w:sz w:val="22"/>
-              </w:rPr>
-              <w:br/>
-              <w:t xml:space="preserve">404 - транзакция, </w:t>
-            </w:r>
-            <w:proofErr w:type="spellStart"/>
-            <w:r>
-              <w:rPr>
-                <w:rFonts w:asciiTheme="minorHAnsi" w:hAnsiTheme="minorHAnsi"/>
-                <w:sz w:val="22"/>
-              </w:rPr>
-              <w:t>place_id</w:t>
-            </w:r>
-            <w:proofErr w:type="spellEnd"/>
-            <w:r>
-              <w:rPr>
-                <w:rFonts w:asciiTheme="minorHAnsi" w:hAnsiTheme="minorHAnsi"/>
-                <w:sz w:val="22"/>
-              </w:rPr>
-              <w:t xml:space="preserve"> или </w:t>
-            </w:r>
-            <w:proofErr w:type="spellStart"/>
-            <w:r>
-              <w:rPr>
-                <w:rFonts w:asciiTheme="minorHAnsi" w:hAnsiTheme="minorHAnsi"/>
-                <w:sz w:val="22"/>
-              </w:rPr>
-              <w:t>category_id</w:t>
-            </w:r>
-            <w:proofErr w:type="spellEnd"/>
-            <w:r>
-              <w:rPr>
-                <w:rFonts w:asciiTheme="minorHAnsi" w:hAnsiTheme="minorHAnsi"/>
-                <w:sz w:val="22"/>
-              </w:rPr>
-              <w:t xml:space="preserve"> не </w:t>
-            </w:r>
-            <w:r>
-              <w:rPr>
-                <w:rFonts w:asciiTheme="minorHAnsi" w:hAnsiTheme="minorHAnsi"/>
-                <w:sz w:val="22"/>
-              </w:rPr>
-              <w:lastRenderedPageBreak/>
-              <w:t>найдены</w:t>
-            </w:r>
-            <w:r>
-              <w:rPr>
-                <w:rFonts w:asciiTheme="minorHAnsi" w:hAnsiTheme="minorHAnsi"/>
-                <w:sz w:val="22"/>
-              </w:rPr>
-              <w:br/>
-              <w:t>422 - неверный формат полей</w:t>
-            </w:r>
-            <w:r>
-              <w:rPr>
-                <w:rFonts w:asciiTheme="minorHAnsi" w:hAnsiTheme="minorHAnsi"/>
-                <w:sz w:val="22"/>
-              </w:rPr>
-              <w:br/>
-              <w:t>500 - ошибка сервера</w:t>
-            </w:r>
+            <w:noWrap/>
+            <w:hideMark/>
+          </w:tcPr>
+          <w:p>
+            <w:pPr>
+              <w:pStyle w:val="aa"/>
+              <w:rPr>
+                <w:lang w:val="en-US"/>
+              </w:rPr>
+            </w:pPr>
           </w:p>
         </w:tc>
         <w:tc>
@@ -8359,7 +7592,6 @@
               <w:pStyle w:val="aa"/>
             </w:pPr>
             <w:r>
-              <w:lastRenderedPageBreak/>
               <w:t>Изменить транзакцию</w:t>
             </w:r>
           </w:p>
@@ -8494,67 +7726,13 @@
         <w:tc>
           <w:tcPr>
             <w:tcW w:w="516" w:type="pct"/>
-            <w:hideMark/>
-          </w:tcPr>
-          <w:p>
-            <w:pPr>
-              <w:pStyle w:val="aa"/>
-              <w:rPr>
-                <w:rFonts w:asciiTheme="minorHAnsi" w:hAnsiTheme="minorHAnsi"/>
-                <w:sz w:val="22"/>
-              </w:rPr>
-            </w:pPr>
-            <w:r>
-              <w:t>400</w:t>
-            </w:r>
-            <w:r>
-              <w:rPr>
-                <w:rFonts w:asciiTheme="minorHAnsi" w:hAnsiTheme="minorHAnsi"/>
-                <w:sz w:val="22"/>
-              </w:rPr>
-              <w:t xml:space="preserve"> - неверный </w:t>
-            </w:r>
-            <w:proofErr w:type="spellStart"/>
-            <w:r>
-              <w:rPr>
-                <w:rFonts w:asciiTheme="minorHAnsi" w:hAnsiTheme="minorHAnsi"/>
-                <w:sz w:val="22"/>
-              </w:rPr>
-              <w:t>transaction_type</w:t>
-            </w:r>
-            <w:proofErr w:type="spellEnd"/>
-            <w:r>
-              <w:rPr>
-                <w:rFonts w:asciiTheme="minorHAnsi" w:hAnsiTheme="minorHAnsi"/>
-                <w:sz w:val="22"/>
-              </w:rPr>
-              <w:br/>
-              <w:t>401 - нет токена авторизации</w:t>
-            </w:r>
-            <w:r>
-              <w:rPr>
-                <w:rFonts w:asciiTheme="minorHAnsi" w:hAnsiTheme="minorHAnsi"/>
-                <w:sz w:val="22"/>
-              </w:rPr>
-              <w:br/>
-              <w:t>403 - попытка удалить чужую транзакцию</w:t>
-            </w:r>
-            <w:r>
-              <w:rPr>
-                <w:rFonts w:asciiTheme="minorHAnsi" w:hAnsiTheme="minorHAnsi"/>
-                <w:sz w:val="22"/>
-              </w:rPr>
-              <w:br/>
-              <w:t>404 - транзакция не найдена</w:t>
-            </w:r>
-            <w:r>
-              <w:rPr>
-                <w:rFonts w:asciiTheme="minorHAnsi" w:hAnsiTheme="minorHAnsi"/>
-                <w:sz w:val="22"/>
-              </w:rPr>
-              <w:br/>
-              <w:t>500 - ошибка сервера</w:t>
-            </w:r>
+            <w:noWrap/>
+            <w:hideMark/>
+          </w:tcPr>
+          <w:p>
+            <w:pPr>
+              <w:pStyle w:val="aa"/>
+            </w:pPr>
           </w:p>
         </w:tc>
         <w:tc>
@@ -8798,59 +7976,16 @@
         <w:tc>
           <w:tcPr>
             <w:tcW w:w="516" w:type="pct"/>
-            <w:hideMark/>
-          </w:tcPr>
-          <w:p>
-            <w:pPr>
-              <w:pStyle w:val="aa"/>
-              <w:rPr>
-                <w:rFonts w:asciiTheme="minorHAnsi" w:hAnsiTheme="minorHAnsi"/>
-                <w:sz w:val="22"/>
-              </w:rPr>
-            </w:pPr>
-            <w:r>
-              <w:t>400</w:t>
-            </w:r>
-            <w:r>
-              <w:rPr>
-                <w:rFonts w:asciiTheme="minorHAnsi" w:hAnsiTheme="minorHAnsi"/>
-                <w:sz w:val="22"/>
-              </w:rPr>
-              <w:t xml:space="preserve"> - неверный </w:t>
-            </w:r>
-            <w:proofErr w:type="spellStart"/>
-            <w:r>
-              <w:rPr>
-                <w:rFonts w:asciiTheme="minorHAnsi" w:hAnsiTheme="minorHAnsi"/>
-                <w:sz w:val="22"/>
-              </w:rPr>
-              <w:t>transaction_type</w:t>
-            </w:r>
-            <w:proofErr w:type="spellEnd"/>
-            <w:r>
-              <w:rPr>
-                <w:rFonts w:asciiTheme="minorHAnsi" w:hAnsiTheme="minorHAnsi"/>
-                <w:sz w:val="22"/>
-              </w:rPr>
-              <w:br/>
-              <w:t>401 - нет токена авторизации</w:t>
-            </w:r>
-            <w:r>
-              <w:rPr>
-                <w:rFonts w:asciiTheme="minorHAnsi" w:hAnsiTheme="minorHAnsi"/>
-                <w:sz w:val="22"/>
-              </w:rPr>
-              <w:br/>
-              <w:t>403 - попытка получить чужие категории</w:t>
-            </w:r>
-            <w:r>
-              <w:rPr>
-                <w:rFonts w:asciiTheme="minorHAnsi" w:hAnsiTheme="minorHAnsi"/>
-                <w:sz w:val="22"/>
-              </w:rPr>
-              <w:br/>
-              <w:t>500 - ошибка сервера</w:t>
-            </w:r>
+            <w:noWrap/>
+            <w:hideMark/>
+          </w:tcPr>
+          <w:p>
+            <w:pPr>
+              <w:pStyle w:val="aa"/>
+              <w:rPr>
+                <w:lang w:val="en-US"/>
+              </w:rPr>
+            </w:pPr>
           </w:p>
         </w:tc>
         <w:tc>
@@ -8883,7 +8018,6 @@
               <w:pStyle w:val="aa"/>
             </w:pPr>
             <w:r>
-              <w:lastRenderedPageBreak/>
               <w:t>12</w:t>
             </w:r>
           </w:p>
@@ -9004,50 +8138,13 @@
         <w:tc>
           <w:tcPr>
             <w:tcW w:w="516" w:type="pct"/>
-            <w:hideMark/>
-          </w:tcPr>
-          <w:p>
-            <w:pPr>
-              <w:pStyle w:val="aa"/>
-              <w:rPr>
-                <w:rFonts w:asciiTheme="minorHAnsi" w:hAnsiTheme="minorHAnsi"/>
-                <w:sz w:val="22"/>
-              </w:rPr>
-            </w:pPr>
-            <w:r>
-              <w:t>401</w:t>
-            </w:r>
-            <w:r>
-              <w:rPr>
-                <w:rFonts w:asciiTheme="minorHAnsi" w:hAnsiTheme="minorHAnsi"/>
-                <w:sz w:val="22"/>
-              </w:rPr>
-              <w:t xml:space="preserve"> - нет токена авторизации</w:t>
-            </w:r>
-            <w:r>
-              <w:rPr>
-                <w:rFonts w:asciiTheme="minorHAnsi" w:hAnsiTheme="minorHAnsi"/>
-                <w:sz w:val="22"/>
-              </w:rPr>
-              <w:br/>
-              <w:t>403 - попытка создать категорию для другого пользователя</w:t>
-            </w:r>
-            <w:r>
-              <w:rPr>
-                <w:rFonts w:asciiTheme="minorHAnsi" w:hAnsiTheme="minorHAnsi"/>
-                <w:sz w:val="22"/>
-              </w:rPr>
-              <w:br/>
-              <w:t>422 - пропущены обязательные поля</w:t>
-            </w:r>
-            <w:r>
-              <w:rPr>
-                <w:rFonts w:asciiTheme="minorHAnsi" w:hAnsiTheme="minorHAnsi"/>
-                <w:sz w:val="22"/>
-              </w:rPr>
-              <w:br/>
-              <w:t>500 - ошибка сервера</w:t>
-            </w:r>
+            <w:noWrap/>
+            <w:hideMark/>
+          </w:tcPr>
+          <w:p>
+            <w:pPr>
+              <w:pStyle w:val="aa"/>
+            </w:pPr>
           </w:p>
         </w:tc>
         <w:tc>
@@ -9216,59 +8313,13 @@
         <w:tc>
           <w:tcPr>
             <w:tcW w:w="516" w:type="pct"/>
-            <w:hideMark/>
-          </w:tcPr>
-          <w:p>
-            <w:pPr>
-              <w:pStyle w:val="aa"/>
-              <w:rPr>
-                <w:rFonts w:asciiTheme="minorHAnsi" w:hAnsiTheme="minorHAnsi"/>
-                <w:sz w:val="22"/>
-              </w:rPr>
-            </w:pPr>
-            <w:r>
-              <w:t>401</w:t>
-            </w:r>
-            <w:r>
-              <w:rPr>
-                <w:rFonts w:asciiTheme="minorHAnsi" w:hAnsiTheme="minorHAnsi"/>
-                <w:sz w:val="22"/>
-              </w:rPr>
-              <w:t xml:space="preserve"> - нет токена авторизации</w:t>
-            </w:r>
-            <w:r>
-              <w:rPr>
-                <w:rFonts w:asciiTheme="minorHAnsi" w:hAnsiTheme="minorHAnsi"/>
-                <w:sz w:val="22"/>
-              </w:rPr>
-              <w:br/>
-              <w:t>403 - попытка создать категорию для другого пользователя</w:t>
-            </w:r>
-            <w:r>
-              <w:rPr>
-                <w:rFonts w:asciiTheme="minorHAnsi" w:hAnsiTheme="minorHAnsi"/>
-                <w:sz w:val="22"/>
-              </w:rPr>
-              <w:br/>
-              <w:t xml:space="preserve">422 - пропущены обязательные поля или неверный формат </w:t>
-            </w:r>
-            <w:proofErr w:type="spellStart"/>
-            <w:r>
-              <w:rPr>
-                <w:rFonts w:asciiTheme="minorHAnsi" w:hAnsiTheme="minorHAnsi"/>
-                <w:sz w:val="22"/>
-              </w:rPr>
-              <w:t>limit</w:t>
-            </w:r>
-            <w:proofErr w:type="spellEnd"/>
-            <w:r>
-              <w:rPr>
-                <w:rFonts w:asciiTheme="minorHAnsi" w:hAnsiTheme="minorHAnsi"/>
-                <w:sz w:val="22"/>
-              </w:rPr>
-              <w:br/>
-              <w:t>500 - ошибка сервера</w:t>
-            </w:r>
+            <w:noWrap/>
+            <w:hideMark/>
+          </w:tcPr>
+          <w:p>
+            <w:pPr>
+              <w:pStyle w:val="aa"/>
+            </w:pPr>
           </w:p>
         </w:tc>
         <w:tc>
@@ -9301,6 +8352,7 @@
               <w:pStyle w:val="aa"/>
             </w:pPr>
             <w:r>
+              <w:lastRenderedPageBreak/>
               <w:t>14</w:t>
             </w:r>
           </w:p>
@@ -9432,66 +8484,13 @@
         <w:tc>
           <w:tcPr>
             <w:tcW w:w="516" w:type="pct"/>
-            <w:hideMark/>
-          </w:tcPr>
-          <w:p>
-            <w:pPr>
-              <w:pStyle w:val="aa"/>
-              <w:rPr>
-                <w:rFonts w:asciiTheme="minorHAnsi" w:hAnsiTheme="minorHAnsi"/>
-                <w:sz w:val="22"/>
-              </w:rPr>
-            </w:pPr>
-            <w:r>
-              <w:t>401</w:t>
-            </w:r>
-            <w:r>
-              <w:rPr>
-                <w:rFonts w:asciiTheme="minorHAnsi" w:hAnsiTheme="minorHAnsi"/>
-                <w:sz w:val="22"/>
-              </w:rPr>
-              <w:t xml:space="preserve"> - нет токена авторизации</w:t>
-            </w:r>
-            <w:r>
-              <w:rPr>
-                <w:rFonts w:asciiTheme="minorHAnsi" w:hAnsiTheme="minorHAnsi"/>
-                <w:sz w:val="22"/>
-              </w:rPr>
-              <w:br/>
-              <w:t xml:space="preserve">403 - попытка </w:t>
-            </w:r>
-            <w:r>
-              <w:rPr>
-                <w:rFonts w:asciiTheme="minorHAnsi" w:hAnsiTheme="minorHAnsi"/>
-                <w:sz w:val="22"/>
-              </w:rPr>
-              <w:lastRenderedPageBreak/>
-              <w:t>изменить чужую категорию</w:t>
-            </w:r>
-            <w:r>
-              <w:rPr>
-                <w:rFonts w:asciiTheme="minorHAnsi" w:hAnsiTheme="minorHAnsi"/>
-                <w:sz w:val="22"/>
-              </w:rPr>
-              <w:br/>
-              <w:t>404 - категория не найдена</w:t>
-            </w:r>
-            <w:r>
-              <w:rPr>
-                <w:rFonts w:asciiTheme="minorHAnsi" w:hAnsiTheme="minorHAnsi"/>
-                <w:sz w:val="22"/>
-              </w:rPr>
-              <w:br/>
-              <w:t>422 - неверный формат полей</w:t>
-            </w:r>
-            <w:r>
-              <w:rPr>
-                <w:rFonts w:asciiTheme="minorHAnsi" w:hAnsiTheme="minorHAnsi"/>
-                <w:sz w:val="22"/>
-              </w:rPr>
-              <w:br/>
-              <w:t>500 - ошибка сервера</w:t>
-            </w:r>
+            <w:noWrap/>
+            <w:hideMark/>
+          </w:tcPr>
+          <w:p>
+            <w:pPr>
+              <w:pStyle w:val="aa"/>
+            </w:pPr>
           </w:p>
         </w:tc>
         <w:tc>
@@ -9504,12 +8503,7 @@
               <w:pStyle w:val="aa"/>
             </w:pPr>
             <w:r>
-              <w:lastRenderedPageBreak/>
-              <w:t>Изменить информацию о катег</w:t>
-            </w:r>
-            <w:r>
-              <w:lastRenderedPageBreak/>
-              <w:t>ории доходов</w:t>
+              <w:t>Изменить информацию о категории доходов</w:t>
             </w:r>
           </w:p>
         </w:tc>
@@ -9529,7 +8523,6 @@
               <w:pStyle w:val="aa"/>
             </w:pPr>
             <w:r>
-              <w:lastRenderedPageBreak/>
               <w:t>15</w:t>
             </w:r>
           </w:p>
@@ -9677,67 +8670,13 @@
         <w:tc>
           <w:tcPr>
             <w:tcW w:w="516" w:type="pct"/>
-            <w:hideMark/>
-          </w:tcPr>
-          <w:p>
-            <w:pPr>
-              <w:pStyle w:val="aa"/>
-              <w:rPr>
-                <w:rFonts w:asciiTheme="minorHAnsi" w:hAnsiTheme="minorHAnsi"/>
-                <w:sz w:val="22"/>
-              </w:rPr>
-            </w:pPr>
-            <w:r>
-              <w:t>401</w:t>
-            </w:r>
-            <w:r>
-              <w:rPr>
-                <w:rFonts w:asciiTheme="minorHAnsi" w:hAnsiTheme="minorHAnsi"/>
-                <w:sz w:val="22"/>
-              </w:rPr>
-              <w:t xml:space="preserve"> - нет токена авторизации</w:t>
-            </w:r>
-            <w:r>
-              <w:rPr>
-                <w:rFonts w:asciiTheme="minorHAnsi" w:hAnsiTheme="minorHAnsi"/>
-                <w:sz w:val="22"/>
-              </w:rPr>
-              <w:br/>
-              <w:t>403 - попытка изменить чужую категорию</w:t>
-            </w:r>
-            <w:r>
-              <w:rPr>
-                <w:rFonts w:asciiTheme="minorHAnsi" w:hAnsiTheme="minorHAnsi"/>
-                <w:sz w:val="22"/>
-              </w:rPr>
-              <w:br/>
-              <w:t>404 - категория не найдена</w:t>
-            </w:r>
-            <w:r>
-              <w:rPr>
-                <w:rFonts w:asciiTheme="minorHAnsi" w:hAnsiTheme="minorHAnsi"/>
-                <w:sz w:val="22"/>
-              </w:rPr>
-              <w:br/>
-              <w:t xml:space="preserve">422 - неверный формат полей или </w:t>
-            </w:r>
-            <w:proofErr w:type="spellStart"/>
-            <w:r>
-              <w:rPr>
-                <w:rFonts w:asciiTheme="minorHAnsi" w:hAnsiTheme="minorHAnsi"/>
-                <w:sz w:val="22"/>
-              </w:rPr>
-              <w:t>limit</w:t>
-            </w:r>
-            <w:proofErr w:type="spellEnd"/>
-            <w:r>
-              <w:rPr>
-                <w:rFonts w:asciiTheme="minorHAnsi" w:hAnsiTheme="minorHAnsi"/>
-                <w:sz w:val="22"/>
-              </w:rPr>
-              <w:br/>
-              <w:t>500 - ошибка сервера</w:t>
-            </w:r>
+            <w:noWrap/>
+            <w:hideMark/>
+          </w:tcPr>
+          <w:p>
+            <w:pPr>
+              <w:pStyle w:val="aa"/>
+            </w:pPr>
           </w:p>
         </w:tc>
         <w:tc>
@@ -9884,83 +8823,13 @@
         <w:tc>
           <w:tcPr>
             <w:tcW w:w="516" w:type="pct"/>
-            <w:hideMark/>
-          </w:tcPr>
-          <w:p>
-            <w:pPr>
-              <w:pStyle w:val="aa"/>
-              <w:rPr>
-                <w:rFonts w:asciiTheme="minorHAnsi" w:hAnsiTheme="minorHAnsi"/>
-                <w:sz w:val="22"/>
-              </w:rPr>
-            </w:pPr>
-            <w:r>
-              <w:t>400</w:t>
-            </w:r>
-            <w:r>
-              <w:rPr>
-                <w:rFonts w:asciiTheme="minorHAnsi" w:hAnsiTheme="minorHAnsi"/>
-                <w:sz w:val="22"/>
-              </w:rPr>
-              <w:t xml:space="preserve"> - неверный </w:t>
-            </w:r>
-            <w:proofErr w:type="spellStart"/>
-            <w:r>
-              <w:rPr>
-                <w:rFonts w:asciiTheme="minorHAnsi" w:hAnsiTheme="minorHAnsi"/>
-                <w:sz w:val="22"/>
-              </w:rPr>
-              <w:t>transaction_type</w:t>
-            </w:r>
-            <w:proofErr w:type="spellEnd"/>
-            <w:r>
-              <w:rPr>
-                <w:rFonts w:asciiTheme="minorHAnsi" w:hAnsiTheme="minorHAnsi"/>
-                <w:sz w:val="22"/>
-              </w:rPr>
-              <w:br/>
-              <w:t>401 - нет токена авторизации</w:t>
-            </w:r>
-            <w:r>
-              <w:rPr>
-                <w:rFonts w:asciiTheme="minorHAnsi" w:hAnsiTheme="minorHAnsi"/>
-                <w:sz w:val="22"/>
-              </w:rPr>
-              <w:br/>
-              <w:t xml:space="preserve">403 - </w:t>
-            </w:r>
-            <w:r>
-              <w:rPr>
-                <w:rFonts w:asciiTheme="minorHAnsi" w:hAnsiTheme="minorHAnsi"/>
-                <w:sz w:val="22"/>
-              </w:rPr>
-              <w:lastRenderedPageBreak/>
-              <w:t>попытка удалить чужую категорию</w:t>
-            </w:r>
-            <w:r>
-              <w:rPr>
-                <w:rFonts w:asciiTheme="minorHAnsi" w:hAnsiTheme="minorHAnsi"/>
-                <w:sz w:val="22"/>
-              </w:rPr>
-              <w:br/>
-              <w:t>404 - категория не найдена</w:t>
-            </w:r>
-            <w:r>
-              <w:rPr>
-                <w:rFonts w:asciiTheme="minorHAnsi" w:hAnsiTheme="minorHAnsi"/>
-                <w:sz w:val="22"/>
-              </w:rPr>
-              <w:br/>
-              <w:t>409 - к категории привязаны транзакции</w:t>
-            </w:r>
-            <w:r>
-              <w:rPr>
-                <w:rFonts w:asciiTheme="minorHAnsi" w:hAnsiTheme="minorHAnsi"/>
-                <w:sz w:val="22"/>
-              </w:rPr>
-              <w:br/>
-              <w:t>500 - ошибка сервера</w:t>
-            </w:r>
+            <w:noWrap/>
+            <w:hideMark/>
+          </w:tcPr>
+          <w:p>
+            <w:pPr>
+              <w:pStyle w:val="aa"/>
+            </w:pPr>
           </w:p>
         </w:tc>
         <w:tc>
@@ -9973,7 +8842,6 @@
               <w:pStyle w:val="aa"/>
             </w:pPr>
             <w:r>
-              <w:lastRenderedPageBreak/>
               <w:t>Удалить категорию</w:t>
             </w:r>
           </w:p>
@@ -10086,7 +8954,7 @@
         </w:rPr>
         <w:lastRenderedPageBreak/>
         <w:drawing>
-          <wp:inline distT="0" distB="0" distL="0" distR="0" wp14:anchorId="1C13013E" wp14:editId="608AC546">
+          <wp:inline distT="0" distB="0" distL="0" distR="0" wp14:anchorId="1C13013E" wp14:editId="486927F1">
             <wp:extent cx="6120130" cy="2832735"/>
             <wp:effectExtent l="0" t="0" r="0" b="5715"/>
             <wp:docPr id="1909926982" name="Рисунок 2"/>
@@ -10137,7 +9005,7 @@
           <w:noProof/>
         </w:rPr>
         <w:drawing>
-          <wp:inline distT="0" distB="0" distL="0" distR="0" wp14:anchorId="432EEFCD" wp14:editId="3AF83EB7">
+          <wp:inline distT="0" distB="0" distL="0" distR="0" wp14:anchorId="432EEFCD" wp14:editId="434BA797">
             <wp:extent cx="6120130" cy="3556635"/>
             <wp:effectExtent l="0" t="0" r="0" b="5715"/>
             <wp:docPr id="619732501" name="Рисунок 3"/>
@@ -10188,7 +9056,7 @@
           <w:noProof/>
         </w:rPr>
         <w:drawing>
-          <wp:inline distT="0" distB="0" distL="0" distR="0" wp14:anchorId="3F0E803D" wp14:editId="1AB20861">
+          <wp:inline distT="0" distB="0" distL="0" distR="0" wp14:anchorId="3F0E803D" wp14:editId="693F7A81">
             <wp:extent cx="6120130" cy="1485900"/>
             <wp:effectExtent l="0" t="0" r="0" b="0"/>
             <wp:docPr id="1894483415" name="Рисунок 4"/>
@@ -10245,7 +9113,7 @@
         </w:rPr>
         <w:lastRenderedPageBreak/>
         <w:drawing>
-          <wp:inline distT="0" distB="0" distL="0" distR="0" wp14:anchorId="5210D9CA" wp14:editId="365FF7CB">
+          <wp:inline distT="0" distB="0" distL="0" distR="0" wp14:anchorId="5210D9CA" wp14:editId="21738EF1">
             <wp:extent cx="6120130" cy="2541905"/>
             <wp:effectExtent l="0" t="0" r="0" b="0"/>
             <wp:docPr id="1540790526" name="Рисунок 5"/>
@@ -10296,7 +9164,7 @@
           <w:noProof/>
         </w:rPr>
         <w:drawing>
-          <wp:inline distT="0" distB="0" distL="0" distR="0" wp14:anchorId="781AF619" wp14:editId="7596D46B">
+          <wp:inline distT="0" distB="0" distL="0" distR="0" wp14:anchorId="781AF619" wp14:editId="79BB4C85">
             <wp:extent cx="6120130" cy="1805940"/>
             <wp:effectExtent l="0" t="0" r="0" b="3810"/>
             <wp:docPr id="1989431065" name="Рисунок 6"/>
@@ -10352,7 +9220,7 @@
           <w:noProof/>
         </w:rPr>
         <w:drawing>
-          <wp:inline distT="0" distB="0" distL="0" distR="0" wp14:anchorId="3E69EE25" wp14:editId="7F54DC5D">
+          <wp:inline distT="0" distB="0" distL="0" distR="0" wp14:anchorId="3E69EE25" wp14:editId="5249F14F">
             <wp:extent cx="6120130" cy="2717800"/>
             <wp:effectExtent l="0" t="0" r="0" b="6350"/>
             <wp:docPr id="218499688" name="Рисунок 7"/>
@@ -10409,7 +9277,7 @@
         </w:rPr>
         <w:lastRenderedPageBreak/>
         <w:drawing>
-          <wp:inline distT="0" distB="0" distL="0" distR="0" wp14:anchorId="72E59EBE" wp14:editId="3A0F7DAB">
+          <wp:inline distT="0" distB="0" distL="0" distR="0" wp14:anchorId="72E59EBE" wp14:editId="71A7ED5D">
             <wp:extent cx="6120130" cy="3260725"/>
             <wp:effectExtent l="0" t="0" r="0" b="0"/>
             <wp:docPr id="2005082096" name="Рисунок 8"/>
@@ -13249,6 +12117,7 @@
   <w:style w:type="character" w:default="1" w:styleId="a0">
     <w:name w:val="Default Paragraph Font"/>
     <w:uiPriority w:val="1"/>
+    <w:semiHidden/>
     <w:unhideWhenUsed/>
   </w:style>
   <w:style w:type="table" w:default="1" w:styleId="a1">
